--- a/work/washinokensetsu/03_documents/業界研究会_体験企画書.docx
+++ b/work/washinokensetsu/03_documents/業界研究会_体験企画書.docx
@@ -6,91 +6,43 @@
       <w:pPr>
         <w:pStyle w:val="1"/>
         <w:rPr>
-          <w:rFonts w:ascii="游ゴシック" w:eastAsia="游ゴシック" w:hAnsi="游ゴシック"/>
-        </w:rPr>
-      </w:pPr>
-      <w:r>
-        <w:rPr>
-          <w:rFonts w:ascii="游ゴシック" w:eastAsia="游ゴシック" w:hAnsi="游ゴシック" w:hint="eastAsia"/>
-        </w:rPr>
-        <w:t>業界研究会</w:t>
-      </w:r>
-      <w:r>
-        <w:rPr>
-          <w:rFonts w:ascii="游ゴシック" w:eastAsia="游ゴシック" w:hAnsi="游ゴシック" w:hint="eastAsia"/>
-        </w:rPr>
-        <w:t xml:space="preserve"> </w:t>
-      </w:r>
-      <w:r>
-        <w:rPr>
-          <w:rFonts w:ascii="游ゴシック" w:eastAsia="游ゴシック" w:hAnsi="游ゴシック" w:hint="eastAsia"/>
-        </w:rPr>
-        <w:t>体験企画書（わしの建設ブース）</w:t>
+          <w:rFonts w:ascii="Yu Gothic" w:eastAsia="Yu Gothic" w:hAnsi="Yu Gothic"/>
+        </w:rPr>
+      </w:pPr>
+      <w:r>
+        <w:rPr>
+          <w:rFonts w:ascii="Yu Gothic" w:eastAsia="Yu Gothic" w:hAnsi="Yu Gothic" w:hint="eastAsia"/>
+        </w:rPr>
+        <w:t>業界研究会 体験企画書（わしの建設ブース）</w:t>
       </w:r>
     </w:p>
     <w:p>
       <w:pPr>
-        <w:pStyle w:val="date"/>
+        <w:pStyle w:val="11"/>
         <w:spacing w:after="80"/>
         <w:rPr>
-          <w:rFonts w:ascii="游ゴシック" w:eastAsia="游ゴシック" w:hAnsi="游ゴシック" w:hint="eastAsia"/>
-        </w:rPr>
-      </w:pPr>
-      <w:r>
-        <w:rPr>
-          <w:rFonts w:ascii="游ゴシック" w:eastAsia="游ゴシック" w:hAnsi="游ゴシック" w:hint="eastAsia"/>
-        </w:rPr>
-        <w:t>2026</w:t>
-      </w:r>
-      <w:r>
-        <w:rPr>
-          <w:rFonts w:ascii="游ゴシック" w:eastAsia="游ゴシック" w:hAnsi="游ゴシック" w:hint="eastAsia"/>
-        </w:rPr>
-        <w:t>年</w:t>
-      </w:r>
-      <w:r>
-        <w:rPr>
-          <w:rFonts w:ascii="游ゴシック" w:eastAsia="游ゴシック" w:hAnsi="游ゴシック" w:hint="eastAsia"/>
-        </w:rPr>
-        <w:t>10</w:t>
-      </w:r>
-      <w:r>
-        <w:rPr>
-          <w:rFonts w:ascii="游ゴシック" w:eastAsia="游ゴシック" w:hAnsi="游ゴシック" w:hint="eastAsia"/>
-        </w:rPr>
-        <w:t>月</w:t>
-      </w:r>
-      <w:r>
-        <w:rPr>
-          <w:rFonts w:ascii="游ゴシック" w:eastAsia="游ゴシック" w:hAnsi="游ゴシック" w:hint="eastAsia"/>
-        </w:rPr>
-        <w:t>20</w:t>
-      </w:r>
-      <w:r>
-        <w:rPr>
-          <w:rFonts w:ascii="游ゴシック" w:eastAsia="游ゴシック" w:hAnsi="游ゴシック" w:hint="eastAsia"/>
-        </w:rPr>
-        <w:t>日　作成：小林</w:t>
+          <w:rFonts w:ascii="Yu Gothic" w:eastAsia="Yu Gothic" w:hAnsi="Yu Gothic"/>
+        </w:rPr>
+      </w:pPr>
+      <w:r>
+        <w:rPr>
+          <w:rFonts w:ascii="Yu Gothic" w:eastAsia="Yu Gothic" w:hAnsi="Yu Gothic" w:hint="eastAsia"/>
+        </w:rPr>
+        <w:t>2026年10月20日　作成：小林</w:t>
       </w:r>
     </w:p>
     <w:p>
       <w:pPr>
         <w:pStyle w:val="2"/>
         <w:rPr>
-          <w:rFonts w:ascii="游ゴシック" w:eastAsia="游ゴシック" w:hAnsi="游ゴシック" w:hint="eastAsia"/>
-        </w:rPr>
-      </w:pPr>
-      <w:r>
-        <w:rPr>
-          <w:rFonts w:ascii="游ゴシック" w:eastAsia="游ゴシック" w:hAnsi="游ゴシック" w:hint="eastAsia"/>
-        </w:rPr>
-        <w:t xml:space="preserve">1. </w:t>
-      </w:r>
-      <w:r>
-        <w:rPr>
-          <w:rFonts w:ascii="游ゴシック" w:eastAsia="游ゴシック" w:hAnsi="游ゴシック" w:hint="eastAsia"/>
-        </w:rPr>
-        <w:t>概要</w:t>
+          <w:rFonts w:ascii="Yu Gothic" w:eastAsia="Yu Gothic" w:hAnsi="Yu Gothic"/>
+        </w:rPr>
+      </w:pPr>
+      <w:r>
+        <w:rPr>
+          <w:rFonts w:ascii="Yu Gothic" w:eastAsia="Yu Gothic" w:hAnsi="Yu Gothic" w:hint="eastAsia"/>
+        </w:rPr>
+        <w:t>1. 概要</w:t>
       </w:r>
     </w:p>
     <w:tbl>
@@ -130,7 +82,7 @@
           <w:p>
             <w:pPr>
               <w:rPr>
-                <w:rFonts w:ascii="游ゴシック" w:eastAsia="游ゴシック" w:hAnsi="游ゴシック" w:hint="eastAsia"/>
+                <w:rFonts w:ascii="Yu Gothic" w:eastAsia="Yu Gothic" w:hAnsi="Yu Gothic"/>
                 <w:b/>
                 <w:bCs/>
                 <w:sz w:val="20"/>
@@ -139,7 +91,7 @@
             </w:pPr>
             <w:r>
               <w:rPr>
-                <w:rFonts w:ascii="游ゴシック" w:eastAsia="游ゴシック" w:hAnsi="游ゴシック" w:hint="eastAsia"/>
+                <w:rFonts w:ascii="Yu Gothic" w:eastAsia="Yu Gothic" w:hAnsi="Yu Gothic" w:hint="eastAsia"/>
                 <w:b/>
                 <w:bCs/>
                 <w:sz w:val="20"/>
@@ -170,7 +122,7 @@
           <w:p>
             <w:pPr>
               <w:rPr>
-                <w:rFonts w:ascii="游ゴシック" w:eastAsia="游ゴシック" w:hAnsi="游ゴシック" w:hint="eastAsia"/>
+                <w:rFonts w:ascii="Yu Gothic" w:eastAsia="Yu Gothic" w:hAnsi="Yu Gothic"/>
                 <w:b/>
                 <w:bCs/>
                 <w:sz w:val="20"/>
@@ -179,7 +131,7 @@
             </w:pPr>
             <w:r>
               <w:rPr>
-                <w:rFonts w:ascii="游ゴシック" w:eastAsia="游ゴシック" w:hAnsi="游ゴシック" w:hint="eastAsia"/>
+                <w:rFonts w:ascii="Yu Gothic" w:eastAsia="Yu Gothic" w:hAnsi="Yu Gothic" w:hint="eastAsia"/>
                 <w:b/>
                 <w:bCs/>
                 <w:sz w:val="20"/>
@@ -211,14 +163,14 @@
           <w:p>
             <w:pPr>
               <w:rPr>
-                <w:rFonts w:ascii="游ゴシック" w:eastAsia="游ゴシック" w:hAnsi="游ゴシック" w:hint="eastAsia"/>
+                <w:rFonts w:ascii="Yu Gothic" w:eastAsia="Yu Gothic" w:hAnsi="Yu Gothic"/>
                 <w:sz w:val="20"/>
                 <w:szCs w:val="20"/>
               </w:rPr>
             </w:pPr>
             <w:r>
               <w:rPr>
-                <w:rFonts w:ascii="游ゴシック" w:eastAsia="游ゴシック" w:hAnsi="游ゴシック" w:hint="eastAsia"/>
+                <w:rFonts w:ascii="Yu Gothic" w:eastAsia="Yu Gothic" w:hAnsi="Yu Gothic" w:hint="eastAsia"/>
                 <w:sz w:val="20"/>
                 <w:szCs w:val="20"/>
               </w:rPr>
@@ -246,34 +198,18 @@
           <w:p>
             <w:pPr>
               <w:rPr>
-                <w:rFonts w:ascii="游ゴシック" w:eastAsia="游ゴシック" w:hAnsi="游ゴシック" w:hint="eastAsia"/>
+                <w:rFonts w:ascii="Yu Gothic" w:eastAsia="Yu Gothic" w:hAnsi="Yu Gothic"/>
                 <w:sz w:val="20"/>
                 <w:szCs w:val="20"/>
               </w:rPr>
             </w:pPr>
             <w:r>
               <w:rPr>
-                <w:rFonts w:ascii="游ゴシック" w:eastAsia="游ゴシック" w:hAnsi="游ゴシック" w:hint="eastAsia"/>
-                <w:sz w:val="20"/>
-                <w:szCs w:val="20"/>
-              </w:rPr>
-              <w:t>業界研究会（同友会主催・会場</w:t>
-            </w:r>
-            <w:r>
-              <w:rPr>
-                <w:rFonts w:ascii="游ゴシック" w:eastAsia="游ゴシック" w:hAnsi="游ゴシック" w:hint="eastAsia"/>
-                <w:sz w:val="20"/>
-                <w:szCs w:val="20"/>
-              </w:rPr>
-              <w:t xml:space="preserve"> FabCafe</w:t>
-            </w:r>
-            <w:r>
-              <w:rPr>
-                <w:rFonts w:ascii="游ゴシック" w:eastAsia="游ゴシック" w:hAnsi="游ゴシック" w:hint="eastAsia"/>
-                <w:sz w:val="20"/>
-                <w:szCs w:val="20"/>
-              </w:rPr>
-              <w:t>）</w:t>
+                <w:rFonts w:ascii="Yu Gothic" w:eastAsia="Yu Gothic" w:hAnsi="Yu Gothic" w:hint="eastAsia"/>
+                <w:sz w:val="20"/>
+                <w:szCs w:val="20"/>
+              </w:rPr>
+              <w:t>業界研究会（同友会主催・会場 FabCafe）</w:t>
             </w:r>
           </w:p>
         </w:tc>
@@ -299,14 +235,14 @@
           <w:p>
             <w:pPr>
               <w:rPr>
-                <w:rFonts w:ascii="游ゴシック" w:eastAsia="游ゴシック" w:hAnsi="游ゴシック" w:hint="eastAsia"/>
+                <w:rFonts w:ascii="Yu Gothic" w:eastAsia="Yu Gothic" w:hAnsi="Yu Gothic"/>
                 <w:sz w:val="20"/>
                 <w:szCs w:val="20"/>
               </w:rPr>
             </w:pPr>
             <w:r>
               <w:rPr>
-                <w:rFonts w:ascii="游ゴシック" w:eastAsia="游ゴシック" w:hAnsi="游ゴシック" w:hint="eastAsia"/>
+                <w:rFonts w:ascii="Yu Gothic" w:eastAsia="Yu Gothic" w:hAnsi="Yu Gothic" w:hint="eastAsia"/>
                 <w:sz w:val="20"/>
                 <w:szCs w:val="20"/>
               </w:rPr>
@@ -334,50 +270,18 @@
           <w:p>
             <w:pPr>
               <w:rPr>
-                <w:rFonts w:ascii="游ゴシック" w:eastAsia="游ゴシック" w:hAnsi="游ゴシック" w:hint="eastAsia"/>
+                <w:rFonts w:ascii="Yu Gothic" w:eastAsia="Yu Gothic" w:hAnsi="Yu Gothic"/>
                 <w:sz w:val="20"/>
                 <w:szCs w:val="20"/>
               </w:rPr>
             </w:pPr>
             <w:r>
               <w:rPr>
-                <w:rFonts w:ascii="游ゴシック" w:eastAsia="游ゴシック" w:hAnsi="游ゴシック" w:hint="eastAsia"/>
-                <w:sz w:val="20"/>
-                <w:szCs w:val="20"/>
-              </w:rPr>
-              <w:t>大学</w:t>
-            </w:r>
-            <w:r>
-              <w:rPr>
-                <w:rFonts w:ascii="游ゴシック" w:eastAsia="游ゴシック" w:hAnsi="游ゴシック" w:hint="eastAsia"/>
-                <w:sz w:val="20"/>
-                <w:szCs w:val="20"/>
-              </w:rPr>
-              <w:t>1</w:t>
-            </w:r>
-            <w:r>
-              <w:rPr>
-                <w:rFonts w:ascii="游ゴシック" w:eastAsia="游ゴシック" w:hAnsi="游ゴシック" w:hint="eastAsia"/>
-                <w:sz w:val="20"/>
-                <w:szCs w:val="20"/>
-              </w:rPr>
-              <w:t>〜</w:t>
-            </w:r>
-            <w:r>
-              <w:rPr>
-                <w:rFonts w:ascii="游ゴシック" w:eastAsia="游ゴシック" w:hAnsi="游ゴシック" w:hint="eastAsia"/>
-                <w:sz w:val="20"/>
-                <w:szCs w:val="20"/>
-              </w:rPr>
-              <w:t>3</w:t>
-            </w:r>
-            <w:r>
-              <w:rPr>
-                <w:rFonts w:ascii="游ゴシック" w:eastAsia="游ゴシック" w:hAnsi="游ゴシック" w:hint="eastAsia"/>
-                <w:sz w:val="20"/>
-                <w:szCs w:val="20"/>
-              </w:rPr>
-              <w:t>年生</w:t>
+                <w:rFonts w:ascii="Yu Gothic" w:eastAsia="Yu Gothic" w:hAnsi="Yu Gothic" w:hint="eastAsia"/>
+                <w:sz w:val="20"/>
+                <w:szCs w:val="20"/>
+              </w:rPr>
+              <w:t>大学1〜3年生</w:t>
             </w:r>
           </w:p>
         </w:tc>
@@ -403,14 +307,14 @@
           <w:p>
             <w:pPr>
               <w:rPr>
-                <w:rFonts w:ascii="游ゴシック" w:eastAsia="游ゴシック" w:hAnsi="游ゴシック" w:hint="eastAsia"/>
+                <w:rFonts w:ascii="Yu Gothic" w:eastAsia="Yu Gothic" w:hAnsi="Yu Gothic"/>
                 <w:sz w:val="20"/>
                 <w:szCs w:val="20"/>
               </w:rPr>
             </w:pPr>
             <w:r>
               <w:rPr>
-                <w:rFonts w:ascii="游ゴシック" w:eastAsia="游ゴシック" w:hAnsi="游ゴシック" w:hint="eastAsia"/>
+                <w:rFonts w:ascii="Yu Gothic" w:eastAsia="Yu Gothic" w:hAnsi="Yu Gothic" w:hint="eastAsia"/>
                 <w:sz w:val="20"/>
                 <w:szCs w:val="20"/>
               </w:rPr>
@@ -438,50 +342,18 @@
           <w:p>
             <w:pPr>
               <w:rPr>
-                <w:rFonts w:ascii="游ゴシック" w:eastAsia="游ゴシック" w:hAnsi="游ゴシック" w:hint="eastAsia"/>
+                <w:rFonts w:ascii="Yu Gothic" w:eastAsia="Yu Gothic" w:hAnsi="Yu Gothic"/>
                 <w:sz w:val="20"/>
                 <w:szCs w:val="20"/>
               </w:rPr>
             </w:pPr>
             <w:r>
               <w:rPr>
-                <w:rFonts w:ascii="游ゴシック" w:eastAsia="游ゴシック" w:hAnsi="游ゴシック" w:hint="eastAsia"/>
-                <w:sz w:val="20"/>
-                <w:szCs w:val="20"/>
-              </w:rPr>
-              <w:t>ブース形式。</w:t>
-            </w:r>
-            <w:r>
-              <w:rPr>
-                <w:rFonts w:ascii="游ゴシック" w:eastAsia="游ゴシック" w:hAnsi="游ゴシック" w:hint="eastAsia"/>
-                <w:sz w:val="20"/>
-                <w:szCs w:val="20"/>
-              </w:rPr>
-              <w:t>1</w:t>
-            </w:r>
-            <w:r>
-              <w:rPr>
-                <w:rFonts w:ascii="游ゴシック" w:eastAsia="游ゴシック" w:hAnsi="游ゴシック" w:hint="eastAsia"/>
-                <w:sz w:val="20"/>
-                <w:szCs w:val="20"/>
-              </w:rPr>
-              <w:t>組</w:t>
-            </w:r>
-            <w:r>
-              <w:rPr>
-                <w:rFonts w:ascii="游ゴシック" w:eastAsia="游ゴシック" w:hAnsi="游ゴシック" w:hint="eastAsia"/>
-                <w:sz w:val="20"/>
-                <w:szCs w:val="20"/>
-              </w:rPr>
-              <w:t>3</w:t>
-            </w:r>
-            <w:r>
-              <w:rPr>
-                <w:rFonts w:ascii="游ゴシック" w:eastAsia="游ゴシック" w:hAnsi="游ゴシック" w:hint="eastAsia"/>
-                <w:sz w:val="20"/>
-                <w:szCs w:val="20"/>
-              </w:rPr>
-              <w:t>人程度ずつ対応</w:t>
+                <w:rFonts w:ascii="Yu Gothic" w:eastAsia="Yu Gothic" w:hAnsi="Yu Gothic" w:hint="eastAsia"/>
+                <w:sz w:val="20"/>
+                <w:szCs w:val="20"/>
+              </w:rPr>
+              <w:t>ブース形式。1組3人程度ずつ対応</w:t>
             </w:r>
           </w:p>
         </w:tc>
@@ -507,26 +379,18 @@
           <w:p>
             <w:pPr>
               <w:rPr>
-                <w:rFonts w:ascii="游ゴシック" w:eastAsia="游ゴシック" w:hAnsi="游ゴシック" w:hint="eastAsia"/>
+                <w:rFonts w:ascii="Yu Gothic" w:eastAsia="Yu Gothic" w:hAnsi="Yu Gothic"/>
                 <w:sz w:val="20"/>
                 <w:szCs w:val="20"/>
               </w:rPr>
             </w:pPr>
             <w:r>
               <w:rPr>
-                <w:rFonts w:ascii="游ゴシック" w:eastAsia="游ゴシック" w:hAnsi="游ゴシック" w:hint="eastAsia"/>
-                <w:sz w:val="20"/>
-                <w:szCs w:val="20"/>
-              </w:rPr>
-              <w:t>1</w:t>
-            </w:r>
-            <w:r>
-              <w:rPr>
-                <w:rFonts w:ascii="游ゴシック" w:eastAsia="游ゴシック" w:hAnsi="游ゴシック" w:hint="eastAsia"/>
-                <w:sz w:val="20"/>
-                <w:szCs w:val="20"/>
-              </w:rPr>
-              <w:t>回の時間</w:t>
+                <w:rFonts w:ascii="Yu Gothic" w:eastAsia="Yu Gothic" w:hAnsi="Yu Gothic" w:hint="eastAsia"/>
+                <w:sz w:val="20"/>
+                <w:szCs w:val="20"/>
+              </w:rPr>
+              <w:t>1回の時間</w:t>
             </w:r>
           </w:p>
         </w:tc>
@@ -550,82 +414,18 @@
           <w:p>
             <w:pPr>
               <w:rPr>
-                <w:rFonts w:ascii="游ゴシック" w:eastAsia="游ゴシック" w:hAnsi="游ゴシック" w:hint="eastAsia"/>
+                <w:rFonts w:ascii="Yu Gothic" w:eastAsia="Yu Gothic" w:hAnsi="Yu Gothic"/>
                 <w:sz w:val="20"/>
                 <w:szCs w:val="20"/>
               </w:rPr>
             </w:pPr>
             <w:r>
               <w:rPr>
-                <w:rFonts w:ascii="游ゴシック" w:eastAsia="游ゴシック" w:hAnsi="游ゴシック" w:hint="eastAsia"/>
-                <w:sz w:val="20"/>
-                <w:szCs w:val="20"/>
-              </w:rPr>
-              <w:t>約</w:t>
-            </w:r>
-            <w:r>
-              <w:rPr>
-                <w:rFonts w:ascii="游ゴシック" w:eastAsia="游ゴシック" w:hAnsi="游ゴシック" w:hint="eastAsia"/>
-                <w:sz w:val="20"/>
-                <w:szCs w:val="20"/>
-              </w:rPr>
-              <w:t>20</w:t>
-            </w:r>
-            <w:r>
-              <w:rPr>
-                <w:rFonts w:ascii="游ゴシック" w:eastAsia="游ゴシック" w:hAnsi="游ゴシック" w:hint="eastAsia"/>
-                <w:sz w:val="20"/>
-                <w:szCs w:val="20"/>
-              </w:rPr>
-              <w:t>分（会社説明</w:t>
-            </w:r>
-            <w:r>
-              <w:rPr>
-                <w:rFonts w:ascii="游ゴシック" w:eastAsia="游ゴシック" w:hAnsi="游ゴシック" w:hint="eastAsia"/>
-                <w:sz w:val="20"/>
-                <w:szCs w:val="20"/>
-              </w:rPr>
-              <w:t>5</w:t>
-            </w:r>
-            <w:r>
-              <w:rPr>
-                <w:rFonts w:ascii="游ゴシック" w:eastAsia="游ゴシック" w:hAnsi="游ゴシック" w:hint="eastAsia"/>
-                <w:sz w:val="20"/>
-                <w:szCs w:val="20"/>
-              </w:rPr>
-              <w:t>分／体験</w:t>
-            </w:r>
-            <w:r>
-              <w:rPr>
-                <w:rFonts w:ascii="游ゴシック" w:eastAsia="游ゴシック" w:hAnsi="游ゴシック" w:hint="eastAsia"/>
-                <w:sz w:val="20"/>
-                <w:szCs w:val="20"/>
-              </w:rPr>
-              <w:t>10</w:t>
-            </w:r>
-            <w:r>
-              <w:rPr>
-                <w:rFonts w:ascii="游ゴシック" w:eastAsia="游ゴシック" w:hAnsi="游ゴシック" w:hint="eastAsia"/>
-                <w:sz w:val="20"/>
-                <w:szCs w:val="20"/>
-              </w:rPr>
-              <w:t>分／会社訪問・インターン案内</w:t>
-            </w:r>
-            <w:r>
-              <w:rPr>
-                <w:rFonts w:ascii="游ゴシック" w:eastAsia="游ゴシック" w:hAnsi="游ゴシック" w:hint="eastAsia"/>
-                <w:sz w:val="20"/>
-                <w:szCs w:val="20"/>
-              </w:rPr>
-              <w:t>5</w:t>
-            </w:r>
-            <w:r>
-              <w:rPr>
-                <w:rFonts w:ascii="游ゴシック" w:eastAsia="游ゴシック" w:hAnsi="游ゴシック" w:hint="eastAsia"/>
-                <w:sz w:val="20"/>
-                <w:szCs w:val="20"/>
-              </w:rPr>
-              <w:t>分）</w:t>
+                <w:rFonts w:ascii="Yu Gothic" w:eastAsia="Yu Gothic" w:hAnsi="Yu Gothic" w:hint="eastAsia"/>
+                <w:sz w:val="20"/>
+                <w:szCs w:val="20"/>
+              </w:rPr>
+              <w:t>約20分（会社説明5分／体験10分／会社訪問・インターン案内5分）</w:t>
             </w:r>
           </w:p>
         </w:tc>
@@ -635,80 +435,46 @@
       <w:pPr>
         <w:pStyle w:val="2"/>
         <w:rPr>
-          <w:rFonts w:ascii="游ゴシック" w:eastAsia="游ゴシック" w:hAnsi="游ゴシック" w:hint="eastAsia"/>
-        </w:rPr>
-      </w:pPr>
-      <w:r>
-        <w:rPr>
-          <w:rFonts w:ascii="游ゴシック" w:eastAsia="游ゴシック" w:hAnsi="游ゴシック" w:hint="eastAsia"/>
-        </w:rPr>
-        <w:t xml:space="preserve">2. </w:t>
-      </w:r>
-      <w:r>
-        <w:rPr>
-          <w:rFonts w:ascii="游ゴシック" w:eastAsia="游ゴシック" w:hAnsi="游ゴシック" w:hint="eastAsia"/>
-        </w:rPr>
-        <w:t>企画名</w:t>
+          <w:rFonts w:ascii="Yu Gothic" w:eastAsia="Yu Gothic" w:hAnsi="Yu Gothic"/>
+        </w:rPr>
+      </w:pPr>
+      <w:r>
+        <w:rPr>
+          <w:rFonts w:ascii="Yu Gothic" w:eastAsia="Yu Gothic" w:hAnsi="Yu Gothic" w:hint="eastAsia"/>
+        </w:rPr>
+        <w:t>2. 企画名</w:t>
       </w:r>
     </w:p>
     <w:p>
       <w:pPr>
-        <w:pStyle w:val="title"/>
-        <w:rPr>
-          <w:rFonts w:ascii="游ゴシック" w:eastAsia="游ゴシック" w:hAnsi="游ゴシック" w:hint="eastAsia"/>
-        </w:rPr>
-      </w:pPr>
-      <w:r>
-        <w:rPr>
-          <w:rFonts w:ascii="游ゴシック" w:eastAsia="游ゴシック" w:hAnsi="游ゴシック" w:hint="eastAsia"/>
-        </w:rPr>
-        <w:t>「わしの建設に、</w:t>
-      </w:r>
-      <w:r>
-        <w:rPr>
-          <w:rFonts w:ascii="游ゴシック" w:eastAsia="游ゴシック" w:hAnsi="游ゴシック" w:hint="eastAsia"/>
-        </w:rPr>
-        <w:t>1</w:t>
-      </w:r>
-      <w:r>
-        <w:rPr>
-          <w:rFonts w:ascii="游ゴシック" w:eastAsia="游ゴシック" w:hAnsi="游ゴシック" w:hint="eastAsia"/>
-        </w:rPr>
-        <w:t>つ提案してください」</w:t>
+        <w:pStyle w:val="12"/>
+        <w:rPr>
+          <w:rFonts w:ascii="Yu Gothic" w:eastAsia="Yu Gothic" w:hAnsi="Yu Gothic"/>
+        </w:rPr>
+      </w:pPr>
+      <w:r>
+        <w:rPr>
+          <w:rFonts w:ascii="Yu Gothic" w:eastAsia="Yu Gothic" w:hAnsi="Yu Gothic" w:hint="eastAsia"/>
+        </w:rPr>
+        <w:t>「わしの建設に、1つ提案してください」</w:t>
       </w:r>
     </w:p>
     <w:p>
       <w:pPr>
         <w:pStyle w:val="Web"/>
         <w:rPr>
-          <w:rFonts w:ascii="游ゴシック" w:eastAsia="游ゴシック" w:hAnsi="游ゴシック" w:hint="eastAsia"/>
-          <w:sz w:val="21"/>
-          <w:szCs w:val="21"/>
-        </w:rPr>
-      </w:pPr>
-      <w:r>
-        <w:rPr>
-          <w:rFonts w:ascii="游ゴシック" w:eastAsia="游ゴシック" w:hAnsi="游ゴシック" w:hint="eastAsia"/>
-          <w:sz w:val="21"/>
-          <w:szCs w:val="21"/>
-        </w:rPr>
-        <w:t>社長案の</w:t>
-      </w:r>
-      <w:r>
-        <w:rPr>
-          <w:rFonts w:ascii="游ゴシック" w:eastAsia="游ゴシック" w:hAnsi="游ゴシック" w:hint="eastAsia"/>
-          <w:sz w:val="21"/>
-          <w:szCs w:val="21"/>
-        </w:rPr>
-        <w:t>2</w:t>
-      </w:r>
-      <w:r>
-        <w:rPr>
-          <w:rFonts w:ascii="游ゴシック" w:eastAsia="游ゴシック" w:hAnsi="游ゴシック" w:hint="eastAsia"/>
-          <w:sz w:val="21"/>
-          <w:szCs w:val="21"/>
-        </w:rPr>
-        <w:t>つの問いを、学生が自分の経験から答えられる形にして聞く。</w:t>
+          <w:rFonts w:ascii="Yu Gothic" w:eastAsia="Yu Gothic" w:hAnsi="Yu Gothic"/>
+          <w:sz w:val="21"/>
+          <w:szCs w:val="21"/>
+        </w:rPr>
+      </w:pPr>
+      <w:r>
+        <w:rPr>
+          <w:rFonts w:ascii="Yu Gothic" w:eastAsia="Yu Gothic" w:hAnsi="Yu Gothic" w:hint="eastAsia"/>
+          <w:sz w:val="21"/>
+          <w:szCs w:val="21"/>
+        </w:rPr>
+        <w:t>社長案の2つの問いを、学生が自分の経験から答えられる形にして聞く。</w:t>
       </w:r>
     </w:p>
     <w:p>
@@ -719,46 +485,30 @@
         </w:numPr>
         <w:spacing w:after="40"/>
         <w:rPr>
-          <w:rFonts w:ascii="游ゴシック" w:eastAsia="游ゴシック" w:hAnsi="游ゴシック" w:hint="eastAsia"/>
-          <w:sz w:val="21"/>
-          <w:szCs w:val="21"/>
-        </w:rPr>
-      </w:pPr>
-      <w:r>
-        <w:rPr>
-          <w:rFonts w:ascii="游ゴシック" w:eastAsia="游ゴシック" w:hAnsi="游ゴシック" w:hint="eastAsia"/>
-          <w:sz w:val="21"/>
-          <w:szCs w:val="21"/>
-        </w:rPr>
-        <w:t>①</w:t>
-      </w:r>
-      <w:r>
-        <w:rPr>
-          <w:rFonts w:ascii="游ゴシック" w:eastAsia="游ゴシック" w:hAnsi="游ゴシック" w:hint="eastAsia"/>
-          <w:sz w:val="21"/>
-          <w:szCs w:val="21"/>
-        </w:rPr>
-        <w:t xml:space="preserve"> </w:t>
-      </w:r>
-      <w:r>
-        <w:rPr>
-          <w:rFonts w:ascii="游ゴシック" w:eastAsia="游ゴシック" w:hAnsi="游ゴシック" w:hint="eastAsia"/>
-          <w:sz w:val="21"/>
-          <w:szCs w:val="21"/>
-        </w:rPr>
-        <w:t>頼みたくなる会社の特長</w:t>
-      </w:r>
-      <w:r>
-        <w:rPr>
-          <w:rFonts w:ascii="游ゴシック" w:eastAsia="游ゴシック" w:hAnsi="游ゴシック" w:hint="eastAsia"/>
-          <w:sz w:val="21"/>
-          <w:szCs w:val="21"/>
-        </w:rPr>
-        <w:t xml:space="preserve"> </w:t>
-      </w:r>
-      <w:r>
-        <w:rPr>
-          <w:rFonts w:ascii="游ゴシック" w:eastAsia="游ゴシック" w:hAnsi="游ゴシック" w:hint="eastAsia"/>
+          <w:rFonts w:ascii="Yu Gothic" w:eastAsia="Yu Gothic" w:hAnsi="Yu Gothic"/>
+          <w:sz w:val="21"/>
+          <w:szCs w:val="21"/>
+        </w:rPr>
+      </w:pPr>
+      <w:r>
+        <w:rPr>
+          <w:rFonts w:ascii="Yu Gothic" w:eastAsia="Yu Gothic" w:hAnsi="Yu Gothic" w:hint="eastAsia"/>
+          <w:sz w:val="21"/>
+          <w:szCs w:val="21"/>
+        </w:rPr>
+        <w:t>① 頼みたくなる会社の</w:t>
+      </w:r>
+      <w:r>
+        <w:rPr>
+          <w:rFonts w:ascii="Yu Gothic" w:eastAsia="Yu Gothic" w:hAnsi="Yu Gothic" w:hint="eastAsia"/>
+          <w:sz w:val="21"/>
+          <w:szCs w:val="21"/>
+        </w:rPr>
+        <w:t>特徴</w:t>
+      </w:r>
+      <w:r>
+        <w:rPr>
+          <w:rFonts w:ascii="Yu Gothic" w:eastAsia="Yu Gothic" w:hAnsi="Yu Gothic" w:hint="eastAsia"/>
           <w:sz w:val="21"/>
           <w:szCs w:val="21"/>
         </w:rPr>
@@ -773,70 +523,32 @@
         </w:numPr>
         <w:spacing w:after="40"/>
         <w:rPr>
-          <w:rFonts w:ascii="游ゴシック" w:eastAsia="游ゴシック" w:hAnsi="游ゴシック" w:hint="eastAsia"/>
-          <w:sz w:val="21"/>
-          <w:szCs w:val="21"/>
-        </w:rPr>
-      </w:pPr>
-      <w:r>
-        <w:rPr>
-          <w:rFonts w:ascii="游ゴシック" w:eastAsia="游ゴシック" w:hAnsi="游ゴシック" w:hint="eastAsia"/>
-          <w:sz w:val="21"/>
-          <w:szCs w:val="21"/>
-        </w:rPr>
-        <w:t>②</w:t>
-      </w:r>
-      <w:r>
-        <w:rPr>
-          <w:rFonts w:ascii="游ゴシック" w:eastAsia="游ゴシック" w:hAnsi="游ゴシック" w:hint="eastAsia"/>
-          <w:sz w:val="21"/>
-          <w:szCs w:val="21"/>
-        </w:rPr>
-        <w:t xml:space="preserve"> </w:t>
-      </w:r>
-      <w:r>
-        <w:rPr>
-          <w:rFonts w:ascii="游ゴシック" w:eastAsia="游ゴシック" w:hAnsi="游ゴシック" w:hint="eastAsia"/>
-          <w:sz w:val="21"/>
-          <w:szCs w:val="21"/>
-        </w:rPr>
-        <w:t>どんな時に建物を改造するか</w:t>
-      </w:r>
-      <w:r>
-        <w:rPr>
-          <w:rFonts w:ascii="游ゴシック" w:eastAsia="游ゴシック" w:hAnsi="游ゴシック" w:hint="eastAsia"/>
-          <w:sz w:val="21"/>
-          <w:szCs w:val="21"/>
-        </w:rPr>
-        <w:t xml:space="preserve"> </w:t>
-      </w:r>
-      <w:r>
-        <w:rPr>
-          <w:rFonts w:ascii="游ゴシック" w:eastAsia="游ゴシック" w:hAnsi="游ゴシック" w:hint="eastAsia"/>
-          <w:sz w:val="21"/>
-          <w:szCs w:val="21"/>
-        </w:rPr>
-        <w:t>→「通っている学校やバイト先で、困っているところ・改造してほしいところは？」</w:t>
+          <w:rFonts w:ascii="Yu Gothic" w:eastAsia="Yu Gothic" w:hAnsi="Yu Gothic"/>
+          <w:sz w:val="21"/>
+          <w:szCs w:val="21"/>
+        </w:rPr>
+      </w:pPr>
+      <w:r>
+        <w:rPr>
+          <w:rFonts w:ascii="Yu Gothic" w:eastAsia="Yu Gothic" w:hAnsi="Yu Gothic" w:hint="eastAsia"/>
+          <w:sz w:val="21"/>
+          <w:szCs w:val="21"/>
+        </w:rPr>
+        <w:t>② どんな時に建物を改造するか →「通っている学校やバイト先で、困っているところ・改造してほしいところは？」</w:t>
       </w:r>
     </w:p>
     <w:p>
       <w:pPr>
         <w:pStyle w:val="2"/>
         <w:rPr>
-          <w:rFonts w:ascii="游ゴシック" w:eastAsia="游ゴシック" w:hAnsi="游ゴシック" w:hint="eastAsia"/>
-        </w:rPr>
-      </w:pPr>
-      <w:r>
-        <w:rPr>
-          <w:rFonts w:ascii="游ゴシック" w:eastAsia="游ゴシック" w:hAnsi="游ゴシック" w:hint="eastAsia"/>
-        </w:rPr>
-        <w:t xml:space="preserve">3. </w:t>
-      </w:r>
-      <w:r>
-        <w:rPr>
-          <w:rFonts w:ascii="游ゴシック" w:eastAsia="游ゴシック" w:hAnsi="游ゴシック" w:hint="eastAsia"/>
-        </w:rPr>
-        <w:t>ねらい</w:t>
+          <w:rFonts w:ascii="Yu Gothic" w:eastAsia="Yu Gothic" w:hAnsi="Yu Gothic"/>
+        </w:rPr>
+      </w:pPr>
+      <w:r>
+        <w:rPr>
+          <w:rFonts w:ascii="Yu Gothic" w:eastAsia="Yu Gothic" w:hAnsi="Yu Gothic" w:hint="eastAsia"/>
+        </w:rPr>
+        <w:t>3. ねらい</w:t>
       </w:r>
     </w:p>
     <w:p>
@@ -847,14 +559,14 @@
         </w:numPr>
         <w:spacing w:after="40"/>
         <w:rPr>
-          <w:rFonts w:ascii="游ゴシック" w:eastAsia="游ゴシック" w:hAnsi="游ゴシック" w:hint="eastAsia"/>
-          <w:sz w:val="21"/>
-          <w:szCs w:val="21"/>
-        </w:rPr>
-      </w:pPr>
-      <w:r>
-        <w:rPr>
-          <w:rFonts w:ascii="游ゴシック" w:eastAsia="游ゴシック" w:hAnsi="游ゴシック" w:hint="eastAsia"/>
+          <w:rFonts w:ascii="Yu Gothic" w:eastAsia="Yu Gothic" w:hAnsi="Yu Gothic"/>
+          <w:sz w:val="21"/>
+          <w:szCs w:val="21"/>
+        </w:rPr>
+      </w:pPr>
+      <w:r>
+        <w:rPr>
+          <w:rFonts w:ascii="Yu Gothic" w:eastAsia="Yu Gothic" w:hAnsi="Yu Gothic" w:hint="eastAsia"/>
           <w:b/>
           <w:bCs/>
           <w:sz w:val="21"/>
@@ -864,7 +576,7 @@
       </w:r>
       <w:r>
         <w:rPr>
-          <w:rFonts w:ascii="游ゴシック" w:eastAsia="游ゴシック" w:hAnsi="游ゴシック" w:hint="eastAsia"/>
+          <w:rFonts w:ascii="Yu Gothic" w:eastAsia="Yu Gothic" w:hAnsi="Yu Gothic" w:hint="eastAsia"/>
           <w:sz w:val="21"/>
           <w:szCs w:val="21"/>
         </w:rPr>
@@ -879,14 +591,14 @@
         </w:numPr>
         <w:spacing w:after="40"/>
         <w:rPr>
-          <w:rFonts w:ascii="游ゴシック" w:eastAsia="游ゴシック" w:hAnsi="游ゴシック" w:hint="eastAsia"/>
-          <w:sz w:val="21"/>
-          <w:szCs w:val="21"/>
-        </w:rPr>
-      </w:pPr>
-      <w:r>
-        <w:rPr>
-          <w:rFonts w:ascii="游ゴシック" w:eastAsia="游ゴシック" w:hAnsi="游ゴシック" w:hint="eastAsia"/>
+          <w:rFonts w:ascii="Yu Gothic" w:eastAsia="Yu Gothic" w:hAnsi="Yu Gothic"/>
+          <w:sz w:val="21"/>
+          <w:szCs w:val="21"/>
+        </w:rPr>
+      </w:pPr>
+      <w:r>
+        <w:rPr>
+          <w:rFonts w:ascii="Yu Gothic" w:eastAsia="Yu Gothic" w:hAnsi="Yu Gothic" w:hint="eastAsia"/>
           <w:b/>
           <w:bCs/>
           <w:sz w:val="21"/>
@@ -896,7 +608,7 @@
       </w:r>
       <w:r>
         <w:rPr>
-          <w:rFonts w:ascii="游ゴシック" w:eastAsia="游ゴシック" w:hAnsi="游ゴシック" w:hint="eastAsia"/>
+          <w:rFonts w:ascii="Yu Gothic" w:eastAsia="Yu Gothic" w:hAnsi="Yu Gothic" w:hint="eastAsia"/>
           <w:sz w:val="21"/>
           <w:szCs w:val="21"/>
         </w:rPr>
@@ -911,14 +623,14 @@
         </w:numPr>
         <w:spacing w:after="40"/>
         <w:rPr>
-          <w:rFonts w:ascii="游ゴシック" w:eastAsia="游ゴシック" w:hAnsi="游ゴシック" w:hint="eastAsia"/>
-          <w:sz w:val="21"/>
-          <w:szCs w:val="21"/>
-        </w:rPr>
-      </w:pPr>
-      <w:r>
-        <w:rPr>
-          <w:rFonts w:ascii="游ゴシック" w:eastAsia="游ゴシック" w:hAnsi="游ゴシック" w:hint="eastAsia"/>
+          <w:rFonts w:ascii="Yu Gothic" w:eastAsia="Yu Gothic" w:hAnsi="Yu Gothic"/>
+          <w:sz w:val="21"/>
+          <w:szCs w:val="21"/>
+        </w:rPr>
+      </w:pPr>
+      <w:r>
+        <w:rPr>
+          <w:rFonts w:ascii="Yu Gothic" w:eastAsia="Yu Gothic" w:hAnsi="Yu Gothic" w:hint="eastAsia"/>
           <w:b/>
           <w:bCs/>
           <w:sz w:val="21"/>
@@ -928,43 +640,41 @@
       </w:r>
       <w:r>
         <w:rPr>
-          <w:rFonts w:ascii="游ゴシック" w:eastAsia="游ゴシック" w:hAnsi="游ゴシック" w:hint="eastAsia"/>
-          <w:sz w:val="21"/>
-          <w:szCs w:val="21"/>
-        </w:rPr>
-        <w:t>：「提案がどうなったかは会社訪問で」と伝え、訪問のきっかけをつくる</w:t>
+          <w:rFonts w:ascii="Yu Gothic" w:eastAsia="Yu Gothic" w:hAnsi="Yu Gothic" w:hint="eastAsia"/>
+          <w:sz w:val="21"/>
+          <w:szCs w:val="21"/>
+        </w:rPr>
+        <w:t>：「提案が</w:t>
+      </w:r>
+      <w:r>
+        <w:rPr>
+          <w:rFonts w:ascii="Yu Gothic" w:eastAsia="Yu Gothic" w:hAnsi="Yu Gothic" w:hint="eastAsia"/>
+          <w:sz w:val="21"/>
+          <w:szCs w:val="21"/>
+        </w:rPr>
+        <w:t>実際に活用できるのか</w:t>
+      </w:r>
+      <w:r>
+        <w:rPr>
+          <w:rFonts w:ascii="Yu Gothic" w:eastAsia="Yu Gothic" w:hAnsi="Yu Gothic" w:hint="eastAsia"/>
+          <w:sz w:val="21"/>
+          <w:szCs w:val="21"/>
+        </w:rPr>
+        <w:t>は会社訪問で」と伝え、訪問のきっかけをつくる</w:t>
       </w:r>
     </w:p>
     <w:p>
       <w:pPr>
         <w:pStyle w:val="2"/>
         <w:rPr>
-          <w:rFonts w:ascii="游ゴシック" w:eastAsia="游ゴシック" w:hAnsi="游ゴシック" w:hint="eastAsia"/>
-        </w:rPr>
-      </w:pPr>
-      <w:r>
-        <w:rPr>
-          <w:rFonts w:ascii="游ゴシック" w:eastAsia="游ゴシック" w:hAnsi="游ゴシック" w:hint="eastAsia"/>
-        </w:rPr>
-        <w:t xml:space="preserve">4. </w:t>
-      </w:r>
-      <w:r>
-        <w:rPr>
-          <w:rFonts w:ascii="游ゴシック" w:eastAsia="游ゴシック" w:hAnsi="游ゴシック" w:hint="eastAsia"/>
-        </w:rPr>
-        <w:t>体験の進め方（</w:t>
-      </w:r>
-      <w:r>
-        <w:rPr>
-          <w:rFonts w:ascii="游ゴシック" w:eastAsia="游ゴシック" w:hAnsi="游ゴシック" w:hint="eastAsia"/>
-        </w:rPr>
-        <w:t>10</w:t>
-      </w:r>
-      <w:r>
-        <w:rPr>
-          <w:rFonts w:ascii="游ゴシック" w:eastAsia="游ゴシック" w:hAnsi="游ゴシック" w:hint="eastAsia"/>
-        </w:rPr>
-        <w:t>分）</w:t>
+          <w:rFonts w:ascii="Yu Gothic" w:eastAsia="Yu Gothic" w:hAnsi="Yu Gothic"/>
+        </w:rPr>
+      </w:pPr>
+      <w:r>
+        <w:rPr>
+          <w:rFonts w:ascii="Yu Gothic" w:eastAsia="Yu Gothic" w:hAnsi="Yu Gothic" w:hint="eastAsia"/>
+        </w:rPr>
+        <w:t>4. 体験の進め方（10分）</w:t>
       </w:r>
     </w:p>
     <w:tbl>
@@ -1005,7 +715,7 @@
           <w:p>
             <w:pPr>
               <w:rPr>
-                <w:rFonts w:ascii="游ゴシック" w:eastAsia="游ゴシック" w:hAnsi="游ゴシック" w:hint="eastAsia"/>
+                <w:rFonts w:ascii="Yu Gothic" w:eastAsia="Yu Gothic" w:hAnsi="Yu Gothic"/>
                 <w:b/>
                 <w:bCs/>
                 <w:sz w:val="20"/>
@@ -1014,7 +724,7 @@
             </w:pPr>
             <w:r>
               <w:rPr>
-                <w:rFonts w:ascii="游ゴシック" w:eastAsia="游ゴシック" w:hAnsi="游ゴシック" w:hint="eastAsia"/>
+                <w:rFonts w:ascii="Yu Gothic" w:eastAsia="Yu Gothic" w:hAnsi="Yu Gothic" w:hint="eastAsia"/>
                 <w:b/>
                 <w:bCs/>
                 <w:sz w:val="20"/>
@@ -1045,7 +755,7 @@
           <w:p>
             <w:pPr>
               <w:rPr>
-                <w:rFonts w:ascii="游ゴシック" w:eastAsia="游ゴシック" w:hAnsi="游ゴシック" w:hint="eastAsia"/>
+                <w:rFonts w:ascii="Yu Gothic" w:eastAsia="Yu Gothic" w:hAnsi="Yu Gothic"/>
                 <w:b/>
                 <w:bCs/>
                 <w:sz w:val="20"/>
@@ -1054,7 +764,7 @@
             </w:pPr>
             <w:r>
               <w:rPr>
-                <w:rFonts w:ascii="游ゴシック" w:eastAsia="游ゴシック" w:hAnsi="游ゴシック" w:hint="eastAsia"/>
+                <w:rFonts w:ascii="Yu Gothic" w:eastAsia="Yu Gothic" w:hAnsi="Yu Gothic" w:hint="eastAsia"/>
                 <w:b/>
                 <w:bCs/>
                 <w:sz w:val="20"/>
@@ -1085,7 +795,7 @@
           <w:p>
             <w:pPr>
               <w:rPr>
-                <w:rFonts w:ascii="游ゴシック" w:eastAsia="游ゴシック" w:hAnsi="游ゴシック" w:hint="eastAsia"/>
+                <w:rFonts w:ascii="Yu Gothic" w:eastAsia="Yu Gothic" w:hAnsi="Yu Gothic"/>
                 <w:b/>
                 <w:bCs/>
                 <w:sz w:val="20"/>
@@ -1094,7 +804,7 @@
             </w:pPr>
             <w:r>
               <w:rPr>
-                <w:rFonts w:ascii="游ゴシック" w:eastAsia="游ゴシック" w:hAnsi="游ゴシック" w:hint="eastAsia"/>
+                <w:rFonts w:ascii="Yu Gothic" w:eastAsia="Yu Gothic" w:hAnsi="Yu Gothic" w:hint="eastAsia"/>
                 <w:b/>
                 <w:bCs/>
                 <w:sz w:val="20"/>
@@ -1126,26 +836,18 @@
           <w:p>
             <w:pPr>
               <w:rPr>
-                <w:rFonts w:ascii="游ゴシック" w:eastAsia="游ゴシック" w:hAnsi="游ゴシック" w:hint="eastAsia"/>
+                <w:rFonts w:ascii="Yu Gothic" w:eastAsia="Yu Gothic" w:hAnsi="Yu Gothic"/>
                 <w:sz w:val="20"/>
                 <w:szCs w:val="20"/>
               </w:rPr>
             </w:pPr>
             <w:r>
               <w:rPr>
-                <w:rFonts w:ascii="游ゴシック" w:eastAsia="游ゴシック" w:hAnsi="游ゴシック" w:hint="eastAsia"/>
-                <w:sz w:val="20"/>
-                <w:szCs w:val="20"/>
-              </w:rPr>
-              <w:t>1</w:t>
-            </w:r>
-            <w:r>
-              <w:rPr>
-                <w:rFonts w:ascii="游ゴシック" w:eastAsia="游ゴシック" w:hAnsi="游ゴシック" w:hint="eastAsia"/>
-                <w:sz w:val="20"/>
-                <w:szCs w:val="20"/>
-              </w:rPr>
-              <w:t>分</w:t>
+                <w:rFonts w:ascii="Yu Gothic" w:eastAsia="Yu Gothic" w:hAnsi="Yu Gothic" w:hint="eastAsia"/>
+                <w:sz w:val="20"/>
+                <w:szCs w:val="20"/>
+              </w:rPr>
+              <w:t>1分</w:t>
             </w:r>
           </w:p>
         </w:tc>
@@ -1169,50 +871,18 @@
           <w:p>
             <w:pPr>
               <w:rPr>
-                <w:rFonts w:ascii="游ゴシック" w:eastAsia="游ゴシック" w:hAnsi="游ゴシック" w:hint="eastAsia"/>
+                <w:rFonts w:ascii="Yu Gothic" w:eastAsia="Yu Gothic" w:hAnsi="Yu Gothic"/>
                 <w:sz w:val="20"/>
                 <w:szCs w:val="20"/>
               </w:rPr>
             </w:pPr>
             <w:r>
               <w:rPr>
-                <w:rFonts w:ascii="游ゴシック" w:eastAsia="游ゴシック" w:hAnsi="游ゴシック" w:hint="eastAsia"/>
-                <w:sz w:val="20"/>
-                <w:szCs w:val="20"/>
-              </w:rPr>
-              <w:t>「今日はわしの建設に</w:t>
-            </w:r>
-            <w:r>
-              <w:rPr>
-                <w:rFonts w:ascii="游ゴシック" w:eastAsia="游ゴシック" w:hAnsi="游ゴシック" w:hint="eastAsia"/>
-                <w:sz w:val="20"/>
-                <w:szCs w:val="20"/>
-              </w:rPr>
-              <w:t>1</w:t>
-            </w:r>
-            <w:r>
-              <w:rPr>
-                <w:rFonts w:ascii="游ゴシック" w:eastAsia="游ゴシック" w:hAnsi="游ゴシック" w:hint="eastAsia"/>
-                <w:sz w:val="20"/>
-                <w:szCs w:val="20"/>
-              </w:rPr>
-              <w:t>つ提案してほしい。付箋</w:t>
-            </w:r>
-            <w:r>
-              <w:rPr>
-                <w:rFonts w:ascii="游ゴシック" w:eastAsia="游ゴシック" w:hAnsi="游ゴシック" w:hint="eastAsia"/>
-                <w:sz w:val="20"/>
-                <w:szCs w:val="20"/>
-              </w:rPr>
-              <w:t>1</w:t>
-            </w:r>
-            <w:r>
-              <w:rPr>
-                <w:rFonts w:ascii="游ゴシック" w:eastAsia="游ゴシック" w:hAnsi="游ゴシック" w:hint="eastAsia"/>
-                <w:sz w:val="20"/>
-                <w:szCs w:val="20"/>
-              </w:rPr>
-              <w:t>枚でいい」と伝える</w:t>
+                <w:rFonts w:ascii="Yu Gothic" w:eastAsia="Yu Gothic" w:hAnsi="Yu Gothic" w:hint="eastAsia"/>
+                <w:sz w:val="20"/>
+                <w:szCs w:val="20"/>
+              </w:rPr>
+              <w:t>「今日はわしの建設に1つ提案してほしい。付箋1枚でいい」と伝える</w:t>
             </w:r>
           </w:p>
         </w:tc>
@@ -1236,14 +906,14 @@
           <w:p>
             <w:pPr>
               <w:rPr>
-                <w:rFonts w:ascii="游ゴシック" w:eastAsia="游ゴシック" w:hAnsi="游ゴシック" w:hint="eastAsia"/>
+                <w:rFonts w:ascii="Yu Gothic" w:eastAsia="Yu Gothic" w:hAnsi="Yu Gothic"/>
                 <w:sz w:val="20"/>
                 <w:szCs w:val="20"/>
               </w:rPr>
             </w:pPr>
             <w:r>
               <w:rPr>
-                <w:rFonts w:ascii="游ゴシック" w:eastAsia="游ゴシック" w:hAnsi="游ゴシック" w:hint="eastAsia"/>
+                <w:rFonts w:ascii="Yu Gothic" w:eastAsia="Yu Gothic" w:hAnsi="Yu Gothic" w:hint="eastAsia"/>
                 <w:sz w:val="20"/>
                 <w:szCs w:val="20"/>
               </w:rPr>
@@ -1273,26 +943,18 @@
           <w:p>
             <w:pPr>
               <w:rPr>
-                <w:rFonts w:ascii="游ゴシック" w:eastAsia="游ゴシック" w:hAnsi="游ゴシック" w:hint="eastAsia"/>
+                <w:rFonts w:ascii="Yu Gothic" w:eastAsia="Yu Gothic" w:hAnsi="Yu Gothic"/>
                 <w:sz w:val="20"/>
                 <w:szCs w:val="20"/>
               </w:rPr>
             </w:pPr>
             <w:r>
               <w:rPr>
-                <w:rFonts w:ascii="游ゴシック" w:eastAsia="游ゴシック" w:hAnsi="游ゴシック" w:hint="eastAsia"/>
-                <w:sz w:val="20"/>
-                <w:szCs w:val="20"/>
-              </w:rPr>
-              <w:t>3</w:t>
-            </w:r>
-            <w:r>
-              <w:rPr>
-                <w:rFonts w:ascii="游ゴシック" w:eastAsia="游ゴシック" w:hAnsi="游ゴシック" w:hint="eastAsia"/>
-                <w:sz w:val="20"/>
-                <w:szCs w:val="20"/>
-              </w:rPr>
-              <w:t>分</w:t>
+                <w:rFonts w:ascii="Yu Gothic" w:eastAsia="Yu Gothic" w:hAnsi="Yu Gothic" w:hint="eastAsia"/>
+                <w:sz w:val="20"/>
+                <w:szCs w:val="20"/>
+              </w:rPr>
+              <w:t>3分</w:t>
             </w:r>
           </w:p>
         </w:tc>
@@ -1316,14 +978,14 @@
           <w:p>
             <w:pPr>
               <w:rPr>
-                <w:rFonts w:ascii="游ゴシック" w:eastAsia="游ゴシック" w:hAnsi="游ゴシック" w:hint="eastAsia"/>
+                <w:rFonts w:ascii="Yu Gothic" w:eastAsia="Yu Gothic" w:hAnsi="Yu Gothic"/>
                 <w:sz w:val="20"/>
                 <w:szCs w:val="20"/>
               </w:rPr>
             </w:pPr>
             <w:r>
               <w:rPr>
-                <w:rFonts w:ascii="游ゴシック" w:eastAsia="游ゴシック" w:hAnsi="游ゴシック" w:hint="eastAsia"/>
+                <w:rFonts w:ascii="Yu Gothic" w:eastAsia="Yu Gothic" w:hAnsi="Yu Gothic" w:hint="eastAsia"/>
                 <w:sz w:val="20"/>
                 <w:szCs w:val="20"/>
               </w:rPr>
@@ -1351,14 +1013,14 @@
           <w:p>
             <w:pPr>
               <w:rPr>
-                <w:rFonts w:ascii="游ゴシック" w:eastAsia="游ゴシック" w:hAnsi="游ゴシック" w:hint="eastAsia"/>
+                <w:rFonts w:ascii="Yu Gothic" w:eastAsia="Yu Gothic" w:hAnsi="Yu Gothic"/>
                 <w:sz w:val="20"/>
                 <w:szCs w:val="20"/>
               </w:rPr>
             </w:pPr>
             <w:r>
               <w:rPr>
-                <w:rFonts w:ascii="游ゴシック" w:eastAsia="游ゴシック" w:hAnsi="游ゴシック" w:hint="eastAsia"/>
+                <w:rFonts w:ascii="Yu Gothic" w:eastAsia="Yu Gothic" w:hAnsi="Yu Gothic" w:hint="eastAsia"/>
                 <w:sz w:val="20"/>
                 <w:szCs w:val="20"/>
               </w:rPr>
@@ -1388,26 +1050,18 @@
           <w:p>
             <w:pPr>
               <w:rPr>
-                <w:rFonts w:ascii="游ゴシック" w:eastAsia="游ゴシック" w:hAnsi="游ゴシック" w:hint="eastAsia"/>
+                <w:rFonts w:ascii="Yu Gothic" w:eastAsia="Yu Gothic" w:hAnsi="Yu Gothic"/>
                 <w:sz w:val="20"/>
                 <w:szCs w:val="20"/>
               </w:rPr>
             </w:pPr>
             <w:r>
               <w:rPr>
-                <w:rFonts w:ascii="游ゴシック" w:eastAsia="游ゴシック" w:hAnsi="游ゴシック" w:hint="eastAsia"/>
-                <w:sz w:val="20"/>
-                <w:szCs w:val="20"/>
-              </w:rPr>
-              <w:t>5</w:t>
-            </w:r>
-            <w:r>
-              <w:rPr>
-                <w:rFonts w:ascii="游ゴシック" w:eastAsia="游ゴシック" w:hAnsi="游ゴシック" w:hint="eastAsia"/>
-                <w:sz w:val="20"/>
-                <w:szCs w:val="20"/>
-              </w:rPr>
-              <w:t>分</w:t>
+                <w:rFonts w:ascii="Yu Gothic" w:eastAsia="Yu Gothic" w:hAnsi="Yu Gothic" w:hint="eastAsia"/>
+                <w:sz w:val="20"/>
+                <w:szCs w:val="20"/>
+              </w:rPr>
+              <w:t>5分</w:t>
             </w:r>
           </w:p>
         </w:tc>
@@ -1431,14 +1085,14 @@
           <w:p>
             <w:pPr>
               <w:rPr>
-                <w:rFonts w:ascii="游ゴシック" w:eastAsia="游ゴシック" w:hAnsi="游ゴシック" w:hint="eastAsia"/>
+                <w:rFonts w:ascii="Yu Gothic" w:eastAsia="Yu Gothic" w:hAnsi="Yu Gothic"/>
                 <w:sz w:val="20"/>
                 <w:szCs w:val="20"/>
               </w:rPr>
             </w:pPr>
             <w:r>
               <w:rPr>
-                <w:rFonts w:ascii="游ゴシック" w:eastAsia="游ゴシック" w:hAnsi="游ゴシック" w:hint="eastAsia"/>
+                <w:rFonts w:ascii="Yu Gothic" w:eastAsia="Yu Gothic" w:hAnsi="Yu Gothic" w:hint="eastAsia"/>
                 <w:sz w:val="20"/>
                 <w:szCs w:val="20"/>
               </w:rPr>
@@ -1466,14 +1120,14 @@
           <w:p>
             <w:pPr>
               <w:rPr>
-                <w:rFonts w:ascii="游ゴシック" w:eastAsia="游ゴシック" w:hAnsi="游ゴシック" w:hint="eastAsia"/>
+                <w:rFonts w:ascii="Yu Gothic" w:eastAsia="Yu Gothic" w:hAnsi="Yu Gothic"/>
                 <w:sz w:val="20"/>
                 <w:szCs w:val="20"/>
               </w:rPr>
             </w:pPr>
             <w:r>
               <w:rPr>
-                <w:rFonts w:ascii="游ゴシック" w:eastAsia="游ゴシック" w:hAnsi="游ゴシック" w:hint="eastAsia"/>
+                <w:rFonts w:ascii="Yu Gothic" w:eastAsia="Yu Gothic" w:hAnsi="Yu Gothic" w:hint="eastAsia"/>
                 <w:sz w:val="20"/>
                 <w:szCs w:val="20"/>
               </w:rPr>
@@ -1503,26 +1157,19 @@
           <w:p>
             <w:pPr>
               <w:rPr>
-                <w:rFonts w:ascii="游ゴシック" w:eastAsia="游ゴシック" w:hAnsi="游ゴシック" w:hint="eastAsia"/>
+                <w:rFonts w:ascii="Yu Gothic" w:eastAsia="Yu Gothic" w:hAnsi="Yu Gothic"/>
                 <w:sz w:val="20"/>
                 <w:szCs w:val="20"/>
               </w:rPr>
             </w:pPr>
             <w:r>
               <w:rPr>
-                <w:rFonts w:ascii="游ゴシック" w:eastAsia="游ゴシック" w:hAnsi="游ゴシック" w:hint="eastAsia"/>
-                <w:sz w:val="20"/>
-                <w:szCs w:val="20"/>
-              </w:rPr>
-              <w:t>1</w:t>
-            </w:r>
-            <w:r>
-              <w:rPr>
-                <w:rFonts w:ascii="游ゴシック" w:eastAsia="游ゴシック" w:hAnsi="游ゴシック" w:hint="eastAsia"/>
-                <w:sz w:val="20"/>
-                <w:szCs w:val="20"/>
-              </w:rPr>
-              <w:t>分</w:t>
+                <w:rFonts w:ascii="Yu Gothic" w:eastAsia="Yu Gothic" w:hAnsi="Yu Gothic" w:hint="eastAsia"/>
+                <w:sz w:val="20"/>
+                <w:szCs w:val="20"/>
+              </w:rPr>
+              <w:lastRenderedPageBreak/>
+              <w:t>1分</w:t>
             </w:r>
           </w:p>
         </w:tc>
@@ -1546,34 +1193,18 @@
           <w:p>
             <w:pPr>
               <w:rPr>
-                <w:rFonts w:ascii="游ゴシック" w:eastAsia="游ゴシック" w:hAnsi="游ゴシック" w:hint="eastAsia"/>
+                <w:rFonts w:ascii="Yu Gothic" w:eastAsia="Yu Gothic" w:hAnsi="Yu Gothic"/>
                 <w:sz w:val="20"/>
                 <w:szCs w:val="20"/>
               </w:rPr>
             </w:pPr>
             <w:r>
               <w:rPr>
-                <w:rFonts w:ascii="游ゴシック" w:eastAsia="游ゴシック" w:hAnsi="游ゴシック" w:hint="eastAsia"/>
-                <w:sz w:val="20"/>
-                <w:szCs w:val="20"/>
-              </w:rPr>
-              <w:t>社長がその場で提案に一言返す（</w:t>
-            </w:r>
-            <w:r>
-              <w:rPr>
-                <w:rFonts w:ascii="游ゴシック" w:eastAsia="游ゴシック" w:hAnsi="游ゴシック" w:hint="eastAsia"/>
-                <w:sz w:val="20"/>
-                <w:szCs w:val="20"/>
-              </w:rPr>
-              <w:t>30</w:t>
-            </w:r>
-            <w:r>
-              <w:rPr>
-                <w:rFonts w:ascii="游ゴシック" w:eastAsia="游ゴシック" w:hAnsi="游ゴシック" w:hint="eastAsia"/>
-                <w:sz w:val="20"/>
-                <w:szCs w:val="20"/>
-              </w:rPr>
-              <w:t>秒程度）。「どうなったかは会社訪問で」</w:t>
+                <w:rFonts w:ascii="Yu Gothic" w:eastAsia="Yu Gothic" w:hAnsi="Yu Gothic" w:hint="eastAsia"/>
+                <w:sz w:val="20"/>
+                <w:szCs w:val="20"/>
+              </w:rPr>
+              <w:t>社長がその場で提案に一言返す（30秒程度）。「どうなったかは会社訪問で」</w:t>
             </w:r>
           </w:p>
         </w:tc>
@@ -1597,14 +1228,14 @@
           <w:p>
             <w:pPr>
               <w:rPr>
-                <w:rFonts w:ascii="游ゴシック" w:eastAsia="游ゴシック" w:hAnsi="游ゴシック" w:hint="eastAsia"/>
+                <w:rFonts w:ascii="Yu Gothic" w:eastAsia="Yu Gothic" w:hAnsi="Yu Gothic"/>
                 <w:sz w:val="20"/>
                 <w:szCs w:val="20"/>
               </w:rPr>
             </w:pPr>
             <w:r>
               <w:rPr>
-                <w:rFonts w:ascii="游ゴシック" w:eastAsia="游ゴシック" w:hAnsi="游ゴシック" w:hint="eastAsia"/>
+                <w:rFonts w:ascii="Yu Gothic" w:eastAsia="Yu Gothic" w:hAnsi="Yu Gothic" w:hint="eastAsia"/>
                 <w:sz w:val="20"/>
                 <w:szCs w:val="20"/>
               </w:rPr>
@@ -1622,18 +1253,17 @@
         </w:numPr>
         <w:spacing w:after="40"/>
         <w:rPr>
-          <w:rFonts w:ascii="游ゴシック" w:eastAsia="游ゴシック" w:hAnsi="游ゴシック" w:hint="eastAsia"/>
-          <w:sz w:val="21"/>
-          <w:szCs w:val="21"/>
-        </w:rPr>
-      </w:pPr>
-      <w:r>
-        <w:rPr>
-          <w:rFonts w:ascii="游ゴシック" w:eastAsia="游ゴシック" w:hAnsi="游ゴシック" w:hint="eastAsia"/>
-          <w:sz w:val="21"/>
-          <w:szCs w:val="21"/>
-        </w:rPr>
-        <w:lastRenderedPageBreak/>
+          <w:rFonts w:ascii="Yu Gothic" w:eastAsia="Yu Gothic" w:hAnsi="Yu Gothic"/>
+          <w:sz w:val="21"/>
+          <w:szCs w:val="21"/>
+        </w:rPr>
+      </w:pPr>
+      <w:r>
+        <w:rPr>
+          <w:rFonts w:ascii="Yu Gothic" w:eastAsia="Yu Gothic" w:hAnsi="Yu Gothic" w:hint="eastAsia"/>
+          <w:sz w:val="21"/>
+          <w:szCs w:val="21"/>
+        </w:rPr>
         <w:t>困りごとを先に聞き、改造案は後から聞く（いきなり改造案を求めると手が止まるため）</w:t>
       </w:r>
     </w:p>
@@ -1645,34 +1275,18 @@
         </w:numPr>
         <w:spacing w:after="40"/>
         <w:rPr>
-          <w:rFonts w:ascii="游ゴシック" w:eastAsia="游ゴシック" w:hAnsi="游ゴシック" w:hint="eastAsia"/>
-          <w:sz w:val="21"/>
-          <w:szCs w:val="21"/>
-        </w:rPr>
-      </w:pPr>
-      <w:r>
-        <w:rPr>
-          <w:rFonts w:ascii="游ゴシック" w:eastAsia="游ゴシック" w:hAnsi="游ゴシック" w:hint="eastAsia"/>
-          <w:sz w:val="21"/>
-          <w:szCs w:val="21"/>
-        </w:rPr>
-        <w:t>書いた付箋はボードに貼り、</w:t>
-      </w:r>
-      <w:r>
-        <w:rPr>
-          <w:rFonts w:ascii="游ゴシック" w:eastAsia="游ゴシック" w:hAnsi="游ゴシック" w:hint="eastAsia"/>
-          <w:sz w:val="21"/>
-          <w:szCs w:val="21"/>
-        </w:rPr>
-        <w:t>1</w:t>
-      </w:r>
-      <w:r>
-        <w:rPr>
-          <w:rFonts w:ascii="游ゴシック" w:eastAsia="游ゴシック" w:hAnsi="游ゴシック" w:hint="eastAsia"/>
-          <w:sz w:val="21"/>
-          <w:szCs w:val="21"/>
-        </w:rPr>
-        <w:t>日を通して溜めていく。前の組の付箋も話のきっかけに使う</w:t>
+          <w:rFonts w:ascii="Yu Gothic" w:eastAsia="Yu Gothic" w:hAnsi="Yu Gothic"/>
+          <w:sz w:val="21"/>
+          <w:szCs w:val="21"/>
+        </w:rPr>
+      </w:pPr>
+      <w:r>
+        <w:rPr>
+          <w:rFonts w:ascii="Yu Gothic" w:eastAsia="Yu Gothic" w:hAnsi="Yu Gothic" w:hint="eastAsia"/>
+          <w:sz w:val="21"/>
+          <w:szCs w:val="21"/>
+        </w:rPr>
+        <w:t>書いた付箋はボードに貼り、1日を通して溜めていく。前の組の付箋も話のきっかけに使う</w:t>
       </w:r>
     </w:p>
     <w:p>
@@ -1683,14 +1297,14 @@
         </w:numPr>
         <w:spacing w:after="40"/>
         <w:rPr>
-          <w:rFonts w:ascii="游ゴシック" w:eastAsia="游ゴシック" w:hAnsi="游ゴシック" w:hint="eastAsia"/>
-          <w:sz w:val="21"/>
-          <w:szCs w:val="21"/>
-        </w:rPr>
-      </w:pPr>
-      <w:r>
-        <w:rPr>
-          <w:rFonts w:ascii="游ゴシック" w:eastAsia="游ゴシック" w:hAnsi="游ゴシック" w:hint="eastAsia"/>
+          <w:rFonts w:ascii="Yu Gothic" w:eastAsia="Yu Gothic" w:hAnsi="Yu Gothic"/>
+          <w:sz w:val="21"/>
+          <w:szCs w:val="21"/>
+        </w:rPr>
+      </w:pPr>
+      <w:r>
+        <w:rPr>
+          <w:rFonts w:ascii="Yu Gothic" w:eastAsia="Yu Gothic" w:hAnsi="Yu Gothic" w:hint="eastAsia"/>
           <w:sz w:val="21"/>
           <w:szCs w:val="21"/>
         </w:rPr>
@@ -1701,20 +1315,14 @@
       <w:pPr>
         <w:pStyle w:val="2"/>
         <w:rPr>
-          <w:rFonts w:ascii="游ゴシック" w:eastAsia="游ゴシック" w:hAnsi="游ゴシック" w:hint="eastAsia"/>
-        </w:rPr>
-      </w:pPr>
-      <w:r>
-        <w:rPr>
-          <w:rFonts w:ascii="游ゴシック" w:eastAsia="游ゴシック" w:hAnsi="游ゴシック" w:hint="eastAsia"/>
-        </w:rPr>
-        <w:t xml:space="preserve">5. </w:t>
-      </w:r>
-      <w:r>
-        <w:rPr>
-          <w:rFonts w:ascii="游ゴシック" w:eastAsia="游ゴシック" w:hAnsi="游ゴシック" w:hint="eastAsia"/>
-        </w:rPr>
-        <w:t>当日の役割分担</w:t>
+          <w:rFonts w:ascii="Yu Gothic" w:eastAsia="Yu Gothic" w:hAnsi="Yu Gothic"/>
+        </w:rPr>
+      </w:pPr>
+      <w:r>
+        <w:rPr>
+          <w:rFonts w:ascii="Yu Gothic" w:eastAsia="Yu Gothic" w:hAnsi="Yu Gothic" w:hint="eastAsia"/>
+        </w:rPr>
+        <w:t>5. 当日の役割分担</w:t>
       </w:r>
     </w:p>
     <w:tbl>
@@ -1754,7 +1362,7 @@
           <w:p>
             <w:pPr>
               <w:rPr>
-                <w:rFonts w:ascii="游ゴシック" w:eastAsia="游ゴシック" w:hAnsi="游ゴシック" w:hint="eastAsia"/>
+                <w:rFonts w:ascii="Yu Gothic" w:eastAsia="Yu Gothic" w:hAnsi="Yu Gothic"/>
                 <w:b/>
                 <w:bCs/>
                 <w:sz w:val="20"/>
@@ -1763,7 +1371,7 @@
             </w:pPr>
             <w:r>
               <w:rPr>
-                <w:rFonts w:ascii="游ゴシック" w:eastAsia="游ゴシック" w:hAnsi="游ゴシック" w:hint="eastAsia"/>
+                <w:rFonts w:ascii="Yu Gothic" w:eastAsia="Yu Gothic" w:hAnsi="Yu Gothic" w:hint="eastAsia"/>
                 <w:b/>
                 <w:bCs/>
                 <w:sz w:val="20"/>
@@ -1794,7 +1402,7 @@
           <w:p>
             <w:pPr>
               <w:rPr>
-                <w:rFonts w:ascii="游ゴシック" w:eastAsia="游ゴシック" w:hAnsi="游ゴシック" w:hint="eastAsia"/>
+                <w:rFonts w:ascii="Yu Gothic" w:eastAsia="Yu Gothic" w:hAnsi="Yu Gothic"/>
                 <w:b/>
                 <w:bCs/>
                 <w:sz w:val="20"/>
@@ -1803,7 +1411,7 @@
             </w:pPr>
             <w:r>
               <w:rPr>
-                <w:rFonts w:ascii="游ゴシック" w:eastAsia="游ゴシック" w:hAnsi="游ゴシック" w:hint="eastAsia"/>
+                <w:rFonts w:ascii="Yu Gothic" w:eastAsia="Yu Gothic" w:hAnsi="Yu Gothic" w:hint="eastAsia"/>
                 <w:b/>
                 <w:bCs/>
                 <w:sz w:val="20"/>
@@ -1835,14 +1443,14 @@
           <w:p>
             <w:pPr>
               <w:rPr>
-                <w:rFonts w:ascii="游ゴシック" w:eastAsia="游ゴシック" w:hAnsi="游ゴシック" w:hint="eastAsia"/>
+                <w:rFonts w:ascii="Yu Gothic" w:eastAsia="Yu Gothic" w:hAnsi="Yu Gothic"/>
                 <w:sz w:val="20"/>
                 <w:szCs w:val="20"/>
               </w:rPr>
             </w:pPr>
             <w:r>
               <w:rPr>
-                <w:rFonts w:ascii="游ゴシック" w:eastAsia="游ゴシック" w:hAnsi="游ゴシック" w:hint="eastAsia"/>
+                <w:rFonts w:ascii="Yu Gothic" w:eastAsia="Yu Gothic" w:hAnsi="Yu Gothic" w:hint="eastAsia"/>
                 <w:sz w:val="20"/>
                 <w:szCs w:val="20"/>
               </w:rPr>
@@ -1870,34 +1478,18 @@
           <w:p>
             <w:pPr>
               <w:rPr>
-                <w:rFonts w:ascii="游ゴシック" w:eastAsia="游ゴシック" w:hAnsi="游ゴシック" w:hint="eastAsia"/>
+                <w:rFonts w:ascii="Yu Gothic" w:eastAsia="Yu Gothic" w:hAnsi="Yu Gothic"/>
                 <w:sz w:val="20"/>
                 <w:szCs w:val="20"/>
               </w:rPr>
             </w:pPr>
             <w:r>
               <w:rPr>
-                <w:rFonts w:ascii="游ゴシック" w:eastAsia="游ゴシック" w:hAnsi="游ゴシック" w:hint="eastAsia"/>
-                <w:sz w:val="20"/>
-                <w:szCs w:val="20"/>
-              </w:rPr>
-              <w:t>会社説明（</w:t>
-            </w:r>
-            <w:r>
-              <w:rPr>
-                <w:rFonts w:ascii="游ゴシック" w:eastAsia="游ゴシック" w:hAnsi="游ゴシック" w:hint="eastAsia"/>
-                <w:sz w:val="20"/>
-                <w:szCs w:val="20"/>
-              </w:rPr>
-              <w:t>5</w:t>
-            </w:r>
-            <w:r>
-              <w:rPr>
-                <w:rFonts w:ascii="游ゴシック" w:eastAsia="游ゴシック" w:hAnsi="游ゴシック" w:hint="eastAsia"/>
-                <w:sz w:val="20"/>
-                <w:szCs w:val="20"/>
-              </w:rPr>
-              <w:t>分）／学生の提案にその場で一言返す</w:t>
+                <w:rFonts w:ascii="Yu Gothic" w:eastAsia="Yu Gothic" w:hAnsi="Yu Gothic" w:hint="eastAsia"/>
+                <w:sz w:val="20"/>
+                <w:szCs w:val="20"/>
+              </w:rPr>
+              <w:t>会社説明（5分）／学生の提案にその場で一言返す</w:t>
             </w:r>
           </w:p>
         </w:tc>
@@ -1923,14 +1515,14 @@
           <w:p>
             <w:pPr>
               <w:rPr>
-                <w:rFonts w:ascii="游ゴシック" w:eastAsia="游ゴシック" w:hAnsi="游ゴシック" w:hint="eastAsia"/>
+                <w:rFonts w:ascii="Yu Gothic" w:eastAsia="Yu Gothic" w:hAnsi="Yu Gothic"/>
                 <w:sz w:val="20"/>
                 <w:szCs w:val="20"/>
               </w:rPr>
             </w:pPr>
             <w:r>
               <w:rPr>
-                <w:rFonts w:ascii="游ゴシック" w:eastAsia="游ゴシック" w:hAnsi="游ゴシック" w:hint="eastAsia"/>
+                <w:rFonts w:ascii="Yu Gothic" w:eastAsia="Yu Gothic" w:hAnsi="Yu Gothic" w:hint="eastAsia"/>
                 <w:sz w:val="20"/>
                 <w:szCs w:val="20"/>
               </w:rPr>
@@ -1958,14 +1550,14 @@
           <w:p>
             <w:pPr>
               <w:rPr>
-                <w:rFonts w:ascii="游ゴシック" w:eastAsia="游ゴシック" w:hAnsi="游ゴシック" w:hint="eastAsia"/>
+                <w:rFonts w:ascii="Yu Gothic" w:eastAsia="Yu Gothic" w:hAnsi="Yu Gothic"/>
                 <w:sz w:val="20"/>
                 <w:szCs w:val="20"/>
               </w:rPr>
             </w:pPr>
             <w:r>
               <w:rPr>
-                <w:rFonts w:ascii="游ゴシック" w:eastAsia="游ゴシック" w:hAnsi="游ゴシック" w:hint="eastAsia"/>
+                <w:rFonts w:ascii="Yu Gothic" w:eastAsia="Yu Gothic" w:hAnsi="Yu Gothic" w:hint="eastAsia"/>
                 <w:sz w:val="20"/>
                 <w:szCs w:val="20"/>
               </w:rPr>
@@ -1983,34 +1575,18 @@
         </w:numPr>
         <w:spacing w:after="40"/>
         <w:rPr>
-          <w:rFonts w:ascii="游ゴシック" w:eastAsia="游ゴシック" w:hAnsi="游ゴシック" w:hint="eastAsia"/>
-          <w:sz w:val="21"/>
-          <w:szCs w:val="21"/>
-        </w:rPr>
-      </w:pPr>
-      <w:r>
-        <w:rPr>
-          <w:rFonts w:ascii="游ゴシック" w:eastAsia="游ゴシック" w:hAnsi="游ゴシック" w:hint="eastAsia"/>
-          <w:sz w:val="21"/>
-          <w:szCs w:val="21"/>
-        </w:rPr>
-        <w:t>社長の一言は短く（</w:t>
-      </w:r>
-      <w:r>
-        <w:rPr>
-          <w:rFonts w:ascii="游ゴシック" w:eastAsia="游ゴシック" w:hAnsi="游ゴシック" w:hint="eastAsia"/>
-          <w:sz w:val="21"/>
-          <w:szCs w:val="21"/>
-        </w:rPr>
-        <w:t>30</w:t>
-      </w:r>
-      <w:r>
-        <w:rPr>
-          <w:rFonts w:ascii="游ゴシック" w:eastAsia="游ゴシック" w:hAnsi="游ゴシック" w:hint="eastAsia"/>
-          <w:sz w:val="21"/>
-          <w:szCs w:val="21"/>
-        </w:rPr>
-        <w:t>秒程度）。長くなると学生が緊張し、次の組の時間も押す</w:t>
+          <w:rFonts w:ascii="Yu Gothic" w:eastAsia="Yu Gothic" w:hAnsi="Yu Gothic"/>
+          <w:sz w:val="21"/>
+          <w:szCs w:val="21"/>
+        </w:rPr>
+      </w:pPr>
+      <w:r>
+        <w:rPr>
+          <w:rFonts w:ascii="Yu Gothic" w:eastAsia="Yu Gothic" w:hAnsi="Yu Gothic" w:hint="eastAsia"/>
+          <w:sz w:val="21"/>
+          <w:szCs w:val="21"/>
+        </w:rPr>
+        <w:t>社長の一言は短く（30秒程度）。長くなると学生が緊張し、次の組の時間も押す</w:t>
       </w:r>
     </w:p>
     <w:p>
@@ -2021,70 +1597,32 @@
         </w:numPr>
         <w:spacing w:after="40"/>
         <w:rPr>
-          <w:rFonts w:ascii="游ゴシック" w:eastAsia="游ゴシック" w:hAnsi="游ゴシック" w:hint="eastAsia"/>
-          <w:sz w:val="21"/>
-          <w:szCs w:val="21"/>
-        </w:rPr>
-      </w:pPr>
-      <w:r>
-        <w:rPr>
-          <w:rFonts w:ascii="游ゴシック" w:eastAsia="游ゴシック" w:hAnsi="游ゴシック" w:hint="eastAsia"/>
-          <w:sz w:val="21"/>
-          <w:szCs w:val="21"/>
-        </w:rPr>
-        <w:t>任意：</w:t>
-      </w:r>
-      <w:r>
-        <w:rPr>
-          <w:rFonts w:ascii="游ゴシック" w:eastAsia="游ゴシック" w:hAnsi="游ゴシック" w:hint="eastAsia"/>
-          <w:sz w:val="21"/>
-          <w:szCs w:val="21"/>
-        </w:rPr>
-        <w:t>1</w:t>
-      </w:r>
-      <w:r>
-        <w:rPr>
-          <w:rFonts w:ascii="游ゴシック" w:eastAsia="游ゴシック" w:hAnsi="游ゴシック" w:hint="eastAsia"/>
-          <w:sz w:val="21"/>
-          <w:szCs w:val="21"/>
-        </w:rPr>
-        <w:t>日の終わりに社長が「いいね」と思った提案を選び、</w:t>
-      </w:r>
-      <w:r>
-        <w:rPr>
-          <w:rFonts w:ascii="游ゴシック" w:eastAsia="游ゴシック" w:hAnsi="游ゴシック" w:hint="eastAsia"/>
-          <w:sz w:val="21"/>
-          <w:szCs w:val="21"/>
-        </w:rPr>
-        <w:t>Instagram</w:t>
-      </w:r>
-      <w:r>
-        <w:rPr>
-          <w:rFonts w:ascii="游ゴシック" w:eastAsia="游ゴシック" w:hAnsi="游ゴシック" w:hint="eastAsia"/>
-          <w:sz w:val="21"/>
-          <w:szCs w:val="21"/>
-        </w:rPr>
-        <w:t>で紹介する</w:t>
+          <w:rFonts w:ascii="Yu Gothic" w:eastAsia="Yu Gothic" w:hAnsi="Yu Gothic"/>
+          <w:sz w:val="21"/>
+          <w:szCs w:val="21"/>
+        </w:rPr>
+      </w:pPr>
+      <w:r>
+        <w:rPr>
+          <w:rFonts w:ascii="Yu Gothic" w:eastAsia="Yu Gothic" w:hAnsi="Yu Gothic" w:hint="eastAsia"/>
+          <w:sz w:val="21"/>
+          <w:szCs w:val="21"/>
+        </w:rPr>
+        <w:t>任意：1日の終わりに社長が「いいね」と思った提案を選び、Instagramで紹介する</w:t>
       </w:r>
     </w:p>
     <w:p>
       <w:pPr>
         <w:pStyle w:val="2"/>
         <w:rPr>
-          <w:rFonts w:ascii="游ゴシック" w:eastAsia="游ゴシック" w:hAnsi="游ゴシック" w:hint="eastAsia"/>
-        </w:rPr>
-      </w:pPr>
-      <w:r>
-        <w:rPr>
-          <w:rFonts w:ascii="游ゴシック" w:eastAsia="游ゴシック" w:hAnsi="游ゴシック" w:hint="eastAsia"/>
-        </w:rPr>
-        <w:t xml:space="preserve">6. </w:t>
-      </w:r>
-      <w:r>
-        <w:rPr>
-          <w:rFonts w:ascii="游ゴシック" w:eastAsia="游ゴシック" w:hAnsi="游ゴシック" w:hint="eastAsia"/>
-        </w:rPr>
-        <w:t>準備物</w:t>
+          <w:rFonts w:ascii="Yu Gothic" w:eastAsia="Yu Gothic" w:hAnsi="Yu Gothic"/>
+        </w:rPr>
+      </w:pPr>
+      <w:r>
+        <w:rPr>
+          <w:rFonts w:ascii="Yu Gothic" w:eastAsia="Yu Gothic" w:hAnsi="Yu Gothic" w:hint="eastAsia"/>
+        </w:rPr>
+        <w:t>6. 準備物</w:t>
       </w:r>
     </w:p>
     <w:p>
@@ -2095,14 +1633,14 @@
         </w:numPr>
         <w:spacing w:after="40"/>
         <w:rPr>
-          <w:rFonts w:ascii="游ゴシック" w:eastAsia="游ゴシック" w:hAnsi="游ゴシック" w:hint="eastAsia"/>
-          <w:sz w:val="21"/>
-          <w:szCs w:val="21"/>
-        </w:rPr>
-      </w:pPr>
-      <w:r>
-        <w:rPr>
-          <w:rFonts w:ascii="游ゴシック" w:eastAsia="游ゴシック" w:hAnsi="游ゴシック" w:hint="eastAsia"/>
+          <w:rFonts w:ascii="Yu Gothic" w:eastAsia="Yu Gothic" w:hAnsi="Yu Gothic"/>
+          <w:sz w:val="21"/>
+          <w:szCs w:val="21"/>
+        </w:rPr>
+      </w:pPr>
+      <w:r>
+        <w:rPr>
+          <w:rFonts w:ascii="Yu Gothic" w:eastAsia="Yu Gothic" w:hAnsi="Yu Gothic" w:hint="eastAsia"/>
           <w:sz w:val="21"/>
           <w:szCs w:val="21"/>
         </w:rPr>
@@ -2117,34 +1655,18 @@
         </w:numPr>
         <w:spacing w:after="40"/>
         <w:rPr>
-          <w:rFonts w:ascii="游ゴシック" w:eastAsia="游ゴシック" w:hAnsi="游ゴシック" w:hint="eastAsia"/>
-          <w:sz w:val="21"/>
-          <w:szCs w:val="21"/>
-        </w:rPr>
-      </w:pPr>
-      <w:r>
-        <w:rPr>
-          <w:rFonts w:ascii="游ゴシック" w:eastAsia="游ゴシック" w:hAnsi="游ゴシック" w:hint="eastAsia"/>
-          <w:sz w:val="21"/>
-          <w:szCs w:val="21"/>
-        </w:rPr>
-        <w:t>付箋を貼るボード（②と①の</w:t>
-      </w:r>
-      <w:r>
-        <w:rPr>
-          <w:rFonts w:ascii="游ゴシック" w:eastAsia="游ゴシック" w:hAnsi="游ゴシック" w:hint="eastAsia"/>
-          <w:sz w:val="21"/>
-          <w:szCs w:val="21"/>
-        </w:rPr>
-        <w:t>2</w:t>
-      </w:r>
-      <w:r>
-        <w:rPr>
-          <w:rFonts w:ascii="游ゴシック" w:eastAsia="游ゴシック" w:hAnsi="游ゴシック" w:hint="eastAsia"/>
-          <w:sz w:val="21"/>
-          <w:szCs w:val="21"/>
-        </w:rPr>
-        <w:t>面）</w:t>
+          <w:rFonts w:ascii="Yu Gothic" w:eastAsia="Yu Gothic" w:hAnsi="Yu Gothic"/>
+          <w:sz w:val="21"/>
+          <w:szCs w:val="21"/>
+        </w:rPr>
+      </w:pPr>
+      <w:r>
+        <w:rPr>
+          <w:rFonts w:ascii="Yu Gothic" w:eastAsia="Yu Gothic" w:hAnsi="Yu Gothic" w:hint="eastAsia"/>
+          <w:sz w:val="21"/>
+          <w:szCs w:val="21"/>
+        </w:rPr>
+        <w:t>付箋を貼るボード（②と①の2面）</w:t>
       </w:r>
     </w:p>
     <w:p>
@@ -2155,14 +1677,14 @@
         </w:numPr>
         <w:spacing w:after="40"/>
         <w:rPr>
-          <w:rFonts w:ascii="游ゴシック" w:eastAsia="游ゴシック" w:hAnsi="游ゴシック" w:hint="eastAsia"/>
-          <w:sz w:val="21"/>
-          <w:szCs w:val="21"/>
-        </w:rPr>
-      </w:pPr>
-      <w:r>
-        <w:rPr>
-          <w:rFonts w:ascii="游ゴシック" w:eastAsia="游ゴシック" w:hAnsi="游ゴシック" w:hint="eastAsia"/>
+          <w:rFonts w:ascii="Yu Gothic" w:eastAsia="Yu Gothic" w:hAnsi="Yu Gothic"/>
+          <w:sz w:val="21"/>
+          <w:szCs w:val="21"/>
+        </w:rPr>
+      </w:pPr>
+      <w:r>
+        <w:rPr>
+          <w:rFonts w:ascii="Yu Gothic" w:eastAsia="Yu Gothic" w:hAnsi="Yu Gothic" w:hint="eastAsia"/>
           <w:sz w:val="21"/>
           <w:szCs w:val="21"/>
         </w:rPr>
@@ -2177,54 +1699,32 @@
         </w:numPr>
         <w:spacing w:after="40"/>
         <w:rPr>
-          <w:rFonts w:ascii="游ゴシック" w:eastAsia="游ゴシック" w:hAnsi="游ゴシック" w:hint="eastAsia"/>
-          <w:sz w:val="21"/>
-          <w:szCs w:val="21"/>
-        </w:rPr>
-      </w:pPr>
-      <w:r>
-        <w:rPr>
-          <w:rFonts w:ascii="游ゴシック" w:eastAsia="游ゴシック" w:hAnsi="游ゴシック" w:hint="eastAsia"/>
-          <w:sz w:val="21"/>
-          <w:szCs w:val="21"/>
-        </w:rPr>
-        <w:t>会社紹介資料、会社訪問・インターン案内（チラシまたは</w:t>
-      </w:r>
-      <w:r>
-        <w:rPr>
-          <w:rFonts w:ascii="游ゴシック" w:eastAsia="游ゴシック" w:hAnsi="游ゴシック" w:hint="eastAsia"/>
-          <w:sz w:val="21"/>
-          <w:szCs w:val="21"/>
-        </w:rPr>
-        <w:t>QR</w:t>
-      </w:r>
-      <w:r>
-        <w:rPr>
-          <w:rFonts w:ascii="游ゴシック" w:eastAsia="游ゴシック" w:hAnsi="游ゴシック" w:hint="eastAsia"/>
-          <w:sz w:val="21"/>
-          <w:szCs w:val="21"/>
-        </w:rPr>
-        <w:t>コード）</w:t>
+          <w:rFonts w:ascii="Yu Gothic" w:eastAsia="Yu Gothic" w:hAnsi="Yu Gothic"/>
+          <w:sz w:val="21"/>
+          <w:szCs w:val="21"/>
+        </w:rPr>
+      </w:pPr>
+      <w:r>
+        <w:rPr>
+          <w:rFonts w:ascii="Yu Gothic" w:eastAsia="Yu Gothic" w:hAnsi="Yu Gothic" w:hint="eastAsia"/>
+          <w:sz w:val="21"/>
+          <w:szCs w:val="21"/>
+        </w:rPr>
+        <w:t>会社紹介資料、会社訪問・インターン案内（チラシまたはQRコード）</w:t>
       </w:r>
     </w:p>
     <w:p>
       <w:pPr>
         <w:pStyle w:val="2"/>
         <w:rPr>
-          <w:rFonts w:ascii="游ゴシック" w:eastAsia="游ゴシック" w:hAnsi="游ゴシック" w:hint="eastAsia"/>
-        </w:rPr>
-      </w:pPr>
-      <w:r>
-        <w:rPr>
-          <w:rFonts w:ascii="游ゴシック" w:eastAsia="游ゴシック" w:hAnsi="游ゴシック" w:hint="eastAsia"/>
-        </w:rPr>
-        <w:t xml:space="preserve">7. </w:t>
-      </w:r>
-      <w:r>
-        <w:rPr>
-          <w:rFonts w:ascii="游ゴシック" w:eastAsia="游ゴシック" w:hAnsi="游ゴシック" w:hint="eastAsia"/>
-        </w:rPr>
-        <w:t>終了後の活用</w:t>
+          <w:rFonts w:ascii="Yu Gothic" w:eastAsia="Yu Gothic" w:hAnsi="Yu Gothic"/>
+        </w:rPr>
+      </w:pPr>
+      <w:r>
+        <w:rPr>
+          <w:rFonts w:ascii="Yu Gothic" w:eastAsia="Yu Gothic" w:hAnsi="Yu Gothic" w:hint="eastAsia"/>
+        </w:rPr>
+        <w:t>7. 終了後の活用</w:t>
       </w:r>
     </w:p>
     <w:p>
@@ -2235,50 +1735,18 @@
         </w:numPr>
         <w:spacing w:after="40"/>
         <w:rPr>
-          <w:rFonts w:ascii="游ゴシック" w:eastAsia="游ゴシック" w:hAnsi="游ゴシック" w:hint="eastAsia"/>
-          <w:sz w:val="21"/>
-          <w:szCs w:val="21"/>
-        </w:rPr>
-      </w:pPr>
-      <w:r>
-        <w:rPr>
-          <w:rFonts w:ascii="游ゴシック" w:eastAsia="游ゴシック" w:hAnsi="游ゴシック" w:hint="eastAsia"/>
-          <w:sz w:val="21"/>
-          <w:szCs w:val="21"/>
-        </w:rPr>
-        <w:t>付箋を集計し、</w:t>
-      </w:r>
-      <w:r>
-        <w:rPr>
-          <w:rFonts w:ascii="游ゴシック" w:eastAsia="游ゴシック" w:hAnsi="游ゴシック" w:hint="eastAsia"/>
-          <w:sz w:val="21"/>
-          <w:szCs w:val="21"/>
-        </w:rPr>
-        <w:t>Web</w:t>
-      </w:r>
-      <w:r>
-        <w:rPr>
-          <w:rFonts w:ascii="游ゴシック" w:eastAsia="游ゴシック" w:hAnsi="游ゴシック" w:hint="eastAsia"/>
-          <w:sz w:val="21"/>
-          <w:szCs w:val="21"/>
-        </w:rPr>
-        <w:t>サイト・</w:t>
-      </w:r>
-      <w:r>
-        <w:rPr>
-          <w:rFonts w:ascii="游ゴシック" w:eastAsia="游ゴシック" w:hAnsi="游ゴシック" w:hint="eastAsia"/>
-          <w:sz w:val="21"/>
-          <w:szCs w:val="21"/>
-        </w:rPr>
-        <w:t>Instagram</w:t>
-      </w:r>
-      <w:r>
-        <w:rPr>
-          <w:rFonts w:ascii="游ゴシック" w:eastAsia="游ゴシック" w:hAnsi="游ゴシック" w:hint="eastAsia"/>
-          <w:sz w:val="21"/>
-          <w:szCs w:val="21"/>
-        </w:rPr>
-        <w:t>・営業資料の改善に使えるものを選ぶ</w:t>
+          <w:rFonts w:ascii="Yu Gothic" w:eastAsia="Yu Gothic" w:hAnsi="Yu Gothic"/>
+          <w:sz w:val="21"/>
+          <w:szCs w:val="21"/>
+        </w:rPr>
+      </w:pPr>
+      <w:r>
+        <w:rPr>
+          <w:rFonts w:ascii="Yu Gothic" w:eastAsia="Yu Gothic" w:hAnsi="Yu Gothic" w:hint="eastAsia"/>
+          <w:sz w:val="21"/>
+          <w:szCs w:val="21"/>
+        </w:rPr>
+        <w:t>付箋を集計し、Webサイト・Instagram・営業資料の改善に使えるものを選ぶ</w:t>
       </w:r>
     </w:p>
     <w:p>
@@ -2289,34 +1757,18 @@
         </w:numPr>
         <w:spacing w:after="40"/>
         <w:rPr>
-          <w:rFonts w:ascii="游ゴシック" w:eastAsia="游ゴシック" w:hAnsi="游ゴシック" w:hint="eastAsia"/>
-          <w:sz w:val="21"/>
-          <w:szCs w:val="21"/>
-        </w:rPr>
-      </w:pPr>
-      <w:r>
-        <w:rPr>
-          <w:rFonts w:ascii="游ゴシック" w:eastAsia="游ゴシック" w:hAnsi="游ゴシック" w:hint="eastAsia"/>
-          <w:sz w:val="21"/>
-          <w:szCs w:val="21"/>
-        </w:rPr>
-        <w:t>実際に取り入れたものは、会社訪問や</w:t>
-      </w:r>
-      <w:r>
-        <w:rPr>
-          <w:rFonts w:ascii="游ゴシック" w:eastAsia="游ゴシック" w:hAnsi="游ゴシック" w:hint="eastAsia"/>
-          <w:sz w:val="21"/>
-          <w:szCs w:val="21"/>
-        </w:rPr>
-        <w:t>Instagram</w:t>
-      </w:r>
-      <w:r>
-        <w:rPr>
-          <w:rFonts w:ascii="游ゴシック" w:eastAsia="游ゴシック" w:hAnsi="游ゴシック" w:hint="eastAsia"/>
-          <w:sz w:val="21"/>
-          <w:szCs w:val="21"/>
-        </w:rPr>
-        <w:t>で「みんなの提案でこう変えた」と学生に返す</w:t>
+          <w:rFonts w:ascii="Yu Gothic" w:eastAsia="Yu Gothic" w:hAnsi="Yu Gothic"/>
+          <w:sz w:val="21"/>
+          <w:szCs w:val="21"/>
+        </w:rPr>
+      </w:pPr>
+      <w:r>
+        <w:rPr>
+          <w:rFonts w:ascii="Yu Gothic" w:eastAsia="Yu Gothic" w:hAnsi="Yu Gothic" w:hint="eastAsia"/>
+          <w:sz w:val="21"/>
+          <w:szCs w:val="21"/>
+        </w:rPr>
+        <w:t>実際に取り入れたものは、会社訪問やInstagramで「みんなの提案でこう変えた」と学生に返す</w:t>
       </w:r>
     </w:p>
     <w:p>
@@ -2327,14 +1779,14 @@
         </w:numPr>
         <w:spacing w:after="40"/>
         <w:rPr>
-          <w:rFonts w:ascii="游ゴシック" w:eastAsia="游ゴシック" w:hAnsi="游ゴシック" w:hint="eastAsia"/>
-          <w:sz w:val="21"/>
-          <w:szCs w:val="21"/>
-        </w:rPr>
-      </w:pPr>
-      <w:r>
-        <w:rPr>
-          <w:rFonts w:ascii="游ゴシック" w:eastAsia="游ゴシック" w:hAnsi="游ゴシック" w:hint="eastAsia"/>
+          <w:rFonts w:ascii="Yu Gothic" w:eastAsia="Yu Gothic" w:hAnsi="Yu Gothic"/>
+          <w:sz w:val="21"/>
+          <w:szCs w:val="21"/>
+        </w:rPr>
+      </w:pPr>
+      <w:r>
+        <w:rPr>
+          <w:rFonts w:ascii="Yu Gothic" w:eastAsia="Yu Gothic" w:hAnsi="Yu Gothic" w:hint="eastAsia"/>
           <w:sz w:val="21"/>
           <w:szCs w:val="21"/>
         </w:rPr>
@@ -2345,20 +1797,14 @@
       <w:pPr>
         <w:pStyle w:val="2"/>
         <w:rPr>
-          <w:rFonts w:ascii="游ゴシック" w:eastAsia="游ゴシック" w:hAnsi="游ゴシック" w:hint="eastAsia"/>
-        </w:rPr>
-      </w:pPr>
-      <w:r>
-        <w:rPr>
-          <w:rFonts w:ascii="游ゴシック" w:eastAsia="游ゴシック" w:hAnsi="游ゴシック" w:hint="eastAsia"/>
-        </w:rPr>
-        <w:t xml:space="preserve">8. </w:t>
-      </w:r>
-      <w:r>
-        <w:rPr>
-          <w:rFonts w:ascii="游ゴシック" w:eastAsia="游ゴシック" w:hAnsi="游ゴシック" w:hint="eastAsia"/>
-        </w:rPr>
-        <w:t>確認事項</w:t>
+          <w:rFonts w:ascii="Yu Gothic" w:eastAsia="Yu Gothic" w:hAnsi="Yu Gothic"/>
+        </w:rPr>
+      </w:pPr>
+      <w:r>
+        <w:rPr>
+          <w:rFonts w:ascii="Yu Gothic" w:eastAsia="Yu Gothic" w:hAnsi="Yu Gothic" w:hint="eastAsia"/>
+        </w:rPr>
+        <w:t>8. 確認事項</w:t>
       </w:r>
     </w:p>
     <w:p>
@@ -2369,14 +1815,14 @@
         </w:numPr>
         <w:spacing w:after="40"/>
         <w:rPr>
-          <w:rFonts w:ascii="游ゴシック" w:eastAsia="游ゴシック" w:hAnsi="游ゴシック" w:hint="eastAsia"/>
-          <w:sz w:val="21"/>
-          <w:szCs w:val="21"/>
-        </w:rPr>
-      </w:pPr>
-      <w:r>
-        <w:rPr>
-          <w:rFonts w:ascii="游ゴシック" w:eastAsia="游ゴシック" w:hAnsi="游ゴシック" w:hint="eastAsia"/>
+          <w:rFonts w:ascii="Yu Gothic" w:eastAsia="Yu Gothic" w:hAnsi="Yu Gothic"/>
+          <w:sz w:val="21"/>
+          <w:szCs w:val="21"/>
+        </w:rPr>
+      </w:pPr>
+      <w:r>
+        <w:rPr>
+          <w:rFonts w:ascii="Yu Gothic" w:eastAsia="Yu Gothic" w:hAnsi="Yu Gothic" w:hint="eastAsia"/>
           <w:sz w:val="21"/>
           <w:szCs w:val="21"/>
         </w:rPr>
@@ -2391,14 +1837,14 @@
         </w:numPr>
         <w:spacing w:after="40"/>
         <w:rPr>
-          <w:rFonts w:ascii="游ゴシック" w:eastAsia="游ゴシック" w:hAnsi="游ゴシック" w:hint="eastAsia"/>
-          <w:sz w:val="21"/>
-          <w:szCs w:val="21"/>
-        </w:rPr>
-      </w:pPr>
-      <w:r>
-        <w:rPr>
-          <w:rFonts w:ascii="游ゴシック" w:eastAsia="游ゴシック" w:hAnsi="游ゴシック" w:hint="eastAsia"/>
+          <w:rFonts w:ascii="Yu Gothic" w:eastAsia="Yu Gothic" w:hAnsi="Yu Gothic"/>
+          <w:sz w:val="21"/>
+          <w:szCs w:val="21"/>
+        </w:rPr>
+      </w:pPr>
+      <w:r>
+        <w:rPr>
+          <w:rFonts w:ascii="Yu Gothic" w:eastAsia="Yu Gothic" w:hAnsi="Yu Gothic" w:hint="eastAsia"/>
           <w:sz w:val="21"/>
           <w:szCs w:val="21"/>
         </w:rPr>
@@ -2413,14 +1859,14 @@
         </w:numPr>
         <w:spacing w:after="40"/>
         <w:rPr>
-          <w:rFonts w:ascii="游ゴシック" w:eastAsia="游ゴシック" w:hAnsi="游ゴシック" w:hint="eastAsia"/>
-          <w:sz w:val="21"/>
-          <w:szCs w:val="21"/>
-        </w:rPr>
-      </w:pPr>
-      <w:r>
-        <w:rPr>
-          <w:rFonts w:ascii="游ゴシック" w:eastAsia="游ゴシック" w:hAnsi="游ゴシック" w:hint="eastAsia"/>
+          <w:rFonts w:ascii="Yu Gothic" w:eastAsia="Yu Gothic" w:hAnsi="Yu Gothic"/>
+          <w:sz w:val="21"/>
+          <w:szCs w:val="21"/>
+        </w:rPr>
+      </w:pPr>
+      <w:r>
+        <w:rPr>
+          <w:rFonts w:ascii="Yu Gothic" w:eastAsia="Yu Gothic" w:hAnsi="Yu Gothic" w:hint="eastAsia"/>
           <w:sz w:val="21"/>
           <w:szCs w:val="21"/>
         </w:rPr>
@@ -4049,8 +3495,8 @@
       <w:spacing w:after="80"/>
     </w:pPr>
   </w:style>
-  <w:style w:type="paragraph" w:customStyle="1" w:styleId="date">
-    <w:name w:val="date"/>
+  <w:style w:type="paragraph" w:customStyle="1" w:styleId="11">
+    <w:name w:val="日付1"/>
     <w:basedOn w:val="a"/>
     <w:pPr>
       <w:spacing w:after="40"/>
@@ -4062,8 +3508,8 @@
       <w:szCs w:val="19"/>
     </w:rPr>
   </w:style>
-  <w:style w:type="paragraph" w:customStyle="1" w:styleId="title">
-    <w:name w:val="title"/>
+  <w:style w:type="paragraph" w:customStyle="1" w:styleId="12">
+    <w:name w:val="表題1"/>
     <w:basedOn w:val="a"/>
     <w:pPr>
       <w:spacing w:before="80" w:after="80"/>

--- a/work/washinokensetsu/03_documents/業界研究会_体験企画書.docx
+++ b/work/washinokensetsu/03_documents/業界研究会_体験企画書.docx
@@ -6,43 +6,91 @@
       <w:pPr>
         <w:pStyle w:val="1"/>
         <w:rPr>
-          <w:rFonts w:ascii="Yu Gothic" w:eastAsia="Yu Gothic" w:hAnsi="Yu Gothic"/>
-        </w:rPr>
-      </w:pPr>
-      <w:r>
-        <w:rPr>
-          <w:rFonts w:ascii="Yu Gothic" w:eastAsia="Yu Gothic" w:hAnsi="Yu Gothic" w:hint="eastAsia"/>
-        </w:rPr>
-        <w:t>業界研究会 体験企画書（わしの建設ブース）</w:t>
+          <w:rFonts w:ascii="游ゴシック" w:eastAsia="游ゴシック" w:hAnsi="游ゴシック"/>
+        </w:rPr>
+      </w:pPr>
+      <w:r>
+        <w:rPr>
+          <w:rFonts w:ascii="游ゴシック" w:eastAsia="游ゴシック" w:hAnsi="游ゴシック" w:hint="eastAsia"/>
+        </w:rPr>
+        <w:t>業界研究会</w:t>
+      </w:r>
+      <w:r>
+        <w:rPr>
+          <w:rFonts w:ascii="游ゴシック" w:eastAsia="游ゴシック" w:hAnsi="游ゴシック" w:hint="eastAsia"/>
+        </w:rPr>
+        <w:t xml:space="preserve"> </w:t>
+      </w:r>
+      <w:r>
+        <w:rPr>
+          <w:rFonts w:ascii="游ゴシック" w:eastAsia="游ゴシック" w:hAnsi="游ゴシック" w:hint="eastAsia"/>
+        </w:rPr>
+        <w:t>体験企画書（わしの建設ブース）</w:t>
       </w:r>
     </w:p>
     <w:p>
       <w:pPr>
-        <w:pStyle w:val="11"/>
+        <w:pStyle w:val="date"/>
         <w:spacing w:after="80"/>
         <w:rPr>
-          <w:rFonts w:ascii="Yu Gothic" w:eastAsia="Yu Gothic" w:hAnsi="Yu Gothic"/>
-        </w:rPr>
-      </w:pPr>
-      <w:r>
-        <w:rPr>
-          <w:rFonts w:ascii="Yu Gothic" w:eastAsia="Yu Gothic" w:hAnsi="Yu Gothic" w:hint="eastAsia"/>
-        </w:rPr>
-        <w:t>2026年10月20日　作成：小林</w:t>
+          <w:rFonts w:ascii="游ゴシック" w:eastAsia="游ゴシック" w:hAnsi="游ゴシック" w:hint="eastAsia"/>
+        </w:rPr>
+      </w:pPr>
+      <w:r>
+        <w:rPr>
+          <w:rFonts w:ascii="游ゴシック" w:eastAsia="游ゴシック" w:hAnsi="游ゴシック" w:hint="eastAsia"/>
+        </w:rPr>
+        <w:t>2026</w:t>
+      </w:r>
+      <w:r>
+        <w:rPr>
+          <w:rFonts w:ascii="游ゴシック" w:eastAsia="游ゴシック" w:hAnsi="游ゴシック" w:hint="eastAsia"/>
+        </w:rPr>
+        <w:t>年</w:t>
+      </w:r>
+      <w:r>
+        <w:rPr>
+          <w:rFonts w:ascii="游ゴシック" w:eastAsia="游ゴシック" w:hAnsi="游ゴシック" w:hint="eastAsia"/>
+        </w:rPr>
+        <w:t>10</w:t>
+      </w:r>
+      <w:r>
+        <w:rPr>
+          <w:rFonts w:ascii="游ゴシック" w:eastAsia="游ゴシック" w:hAnsi="游ゴシック" w:hint="eastAsia"/>
+        </w:rPr>
+        <w:t>月</w:t>
+      </w:r>
+      <w:r>
+        <w:rPr>
+          <w:rFonts w:ascii="游ゴシック" w:eastAsia="游ゴシック" w:hAnsi="游ゴシック" w:hint="eastAsia"/>
+        </w:rPr>
+        <w:t>20</w:t>
+      </w:r>
+      <w:r>
+        <w:rPr>
+          <w:rFonts w:ascii="游ゴシック" w:eastAsia="游ゴシック" w:hAnsi="游ゴシック" w:hint="eastAsia"/>
+        </w:rPr>
+        <w:t>日　作成：小林</w:t>
       </w:r>
     </w:p>
     <w:p>
       <w:pPr>
         <w:pStyle w:val="2"/>
         <w:rPr>
-          <w:rFonts w:ascii="Yu Gothic" w:eastAsia="Yu Gothic" w:hAnsi="Yu Gothic"/>
-        </w:rPr>
-      </w:pPr>
-      <w:r>
-        <w:rPr>
-          <w:rFonts w:ascii="Yu Gothic" w:eastAsia="Yu Gothic" w:hAnsi="Yu Gothic" w:hint="eastAsia"/>
-        </w:rPr>
-        <w:t>1. 概要</w:t>
+          <w:rFonts w:ascii="游ゴシック" w:eastAsia="游ゴシック" w:hAnsi="游ゴシック" w:hint="eastAsia"/>
+        </w:rPr>
+      </w:pPr>
+      <w:r>
+        <w:rPr>
+          <w:rFonts w:ascii="游ゴシック" w:eastAsia="游ゴシック" w:hAnsi="游ゴシック" w:hint="eastAsia"/>
+        </w:rPr>
+        <w:t xml:space="preserve">1. </w:t>
+      </w:r>
+      <w:r>
+        <w:rPr>
+          <w:rFonts w:ascii="游ゴシック" w:eastAsia="游ゴシック" w:hAnsi="游ゴシック" w:hint="eastAsia"/>
+        </w:rPr>
+        <w:t>概要</w:t>
       </w:r>
     </w:p>
     <w:tbl>
@@ -82,7 +130,7 @@
           <w:p>
             <w:pPr>
               <w:rPr>
-                <w:rFonts w:ascii="Yu Gothic" w:eastAsia="Yu Gothic" w:hAnsi="Yu Gothic"/>
+                <w:rFonts w:ascii="游ゴシック" w:eastAsia="游ゴシック" w:hAnsi="游ゴシック" w:hint="eastAsia"/>
                 <w:b/>
                 <w:bCs/>
                 <w:sz w:val="20"/>
@@ -91,7 +139,7 @@
             </w:pPr>
             <w:r>
               <w:rPr>
-                <w:rFonts w:ascii="Yu Gothic" w:eastAsia="Yu Gothic" w:hAnsi="Yu Gothic" w:hint="eastAsia"/>
+                <w:rFonts w:ascii="游ゴシック" w:eastAsia="游ゴシック" w:hAnsi="游ゴシック" w:hint="eastAsia"/>
                 <w:b/>
                 <w:bCs/>
                 <w:sz w:val="20"/>
@@ -122,7 +170,7 @@
           <w:p>
             <w:pPr>
               <w:rPr>
-                <w:rFonts w:ascii="Yu Gothic" w:eastAsia="Yu Gothic" w:hAnsi="Yu Gothic"/>
+                <w:rFonts w:ascii="游ゴシック" w:eastAsia="游ゴシック" w:hAnsi="游ゴシック" w:hint="eastAsia"/>
                 <w:b/>
                 <w:bCs/>
                 <w:sz w:val="20"/>
@@ -131,7 +179,7 @@
             </w:pPr>
             <w:r>
               <w:rPr>
-                <w:rFonts w:ascii="Yu Gothic" w:eastAsia="Yu Gothic" w:hAnsi="Yu Gothic" w:hint="eastAsia"/>
+                <w:rFonts w:ascii="游ゴシック" w:eastAsia="游ゴシック" w:hAnsi="游ゴシック" w:hint="eastAsia"/>
                 <w:b/>
                 <w:bCs/>
                 <w:sz w:val="20"/>
@@ -163,14 +211,14 @@
           <w:p>
             <w:pPr>
               <w:rPr>
-                <w:rFonts w:ascii="Yu Gothic" w:eastAsia="Yu Gothic" w:hAnsi="Yu Gothic"/>
+                <w:rFonts w:ascii="游ゴシック" w:eastAsia="游ゴシック" w:hAnsi="游ゴシック" w:hint="eastAsia"/>
                 <w:sz w:val="20"/>
                 <w:szCs w:val="20"/>
               </w:rPr>
             </w:pPr>
             <w:r>
               <w:rPr>
-                <w:rFonts w:ascii="Yu Gothic" w:eastAsia="Yu Gothic" w:hAnsi="Yu Gothic" w:hint="eastAsia"/>
+                <w:rFonts w:ascii="游ゴシック" w:eastAsia="游ゴシック" w:hAnsi="游ゴシック" w:hint="eastAsia"/>
                 <w:sz w:val="20"/>
                 <w:szCs w:val="20"/>
               </w:rPr>
@@ -198,18 +246,34 @@
           <w:p>
             <w:pPr>
               <w:rPr>
-                <w:rFonts w:ascii="Yu Gothic" w:eastAsia="Yu Gothic" w:hAnsi="Yu Gothic"/>
+                <w:rFonts w:ascii="游ゴシック" w:eastAsia="游ゴシック" w:hAnsi="游ゴシック" w:hint="eastAsia"/>
                 <w:sz w:val="20"/>
                 <w:szCs w:val="20"/>
               </w:rPr>
             </w:pPr>
             <w:r>
               <w:rPr>
-                <w:rFonts w:ascii="Yu Gothic" w:eastAsia="Yu Gothic" w:hAnsi="Yu Gothic" w:hint="eastAsia"/>
-                <w:sz w:val="20"/>
-                <w:szCs w:val="20"/>
-              </w:rPr>
-              <w:t>業界研究会（同友会主催・会場 FabCafe）</w:t>
+                <w:rFonts w:ascii="游ゴシック" w:eastAsia="游ゴシック" w:hAnsi="游ゴシック" w:hint="eastAsia"/>
+                <w:sz w:val="20"/>
+                <w:szCs w:val="20"/>
+              </w:rPr>
+              <w:t>業界研究会（同友会主催・会場</w:t>
+            </w:r>
+            <w:r>
+              <w:rPr>
+                <w:rFonts w:ascii="游ゴシック" w:eastAsia="游ゴシック" w:hAnsi="游ゴシック" w:hint="eastAsia"/>
+                <w:sz w:val="20"/>
+                <w:szCs w:val="20"/>
+              </w:rPr>
+              <w:t xml:space="preserve"> FabCafe</w:t>
+            </w:r>
+            <w:r>
+              <w:rPr>
+                <w:rFonts w:ascii="游ゴシック" w:eastAsia="游ゴシック" w:hAnsi="游ゴシック" w:hint="eastAsia"/>
+                <w:sz w:val="20"/>
+                <w:szCs w:val="20"/>
+              </w:rPr>
+              <w:t>）</w:t>
             </w:r>
           </w:p>
         </w:tc>
@@ -235,14 +299,14 @@
           <w:p>
             <w:pPr>
               <w:rPr>
-                <w:rFonts w:ascii="Yu Gothic" w:eastAsia="Yu Gothic" w:hAnsi="Yu Gothic"/>
+                <w:rFonts w:ascii="游ゴシック" w:eastAsia="游ゴシック" w:hAnsi="游ゴシック" w:hint="eastAsia"/>
                 <w:sz w:val="20"/>
                 <w:szCs w:val="20"/>
               </w:rPr>
             </w:pPr>
             <w:r>
               <w:rPr>
-                <w:rFonts w:ascii="Yu Gothic" w:eastAsia="Yu Gothic" w:hAnsi="Yu Gothic" w:hint="eastAsia"/>
+                <w:rFonts w:ascii="游ゴシック" w:eastAsia="游ゴシック" w:hAnsi="游ゴシック" w:hint="eastAsia"/>
                 <w:sz w:val="20"/>
                 <w:szCs w:val="20"/>
               </w:rPr>
@@ -270,18 +334,50 @@
           <w:p>
             <w:pPr>
               <w:rPr>
-                <w:rFonts w:ascii="Yu Gothic" w:eastAsia="Yu Gothic" w:hAnsi="Yu Gothic"/>
+                <w:rFonts w:ascii="游ゴシック" w:eastAsia="游ゴシック" w:hAnsi="游ゴシック" w:hint="eastAsia"/>
                 <w:sz w:val="20"/>
                 <w:szCs w:val="20"/>
               </w:rPr>
             </w:pPr>
             <w:r>
               <w:rPr>
-                <w:rFonts w:ascii="Yu Gothic" w:eastAsia="Yu Gothic" w:hAnsi="Yu Gothic" w:hint="eastAsia"/>
-                <w:sz w:val="20"/>
-                <w:szCs w:val="20"/>
-              </w:rPr>
-              <w:t>大学1〜3年生</w:t>
+                <w:rFonts w:ascii="游ゴシック" w:eastAsia="游ゴシック" w:hAnsi="游ゴシック" w:hint="eastAsia"/>
+                <w:sz w:val="20"/>
+                <w:szCs w:val="20"/>
+              </w:rPr>
+              <w:t>大学</w:t>
+            </w:r>
+            <w:r>
+              <w:rPr>
+                <w:rFonts w:ascii="游ゴシック" w:eastAsia="游ゴシック" w:hAnsi="游ゴシック" w:hint="eastAsia"/>
+                <w:sz w:val="20"/>
+                <w:szCs w:val="20"/>
+              </w:rPr>
+              <w:t>1</w:t>
+            </w:r>
+            <w:r>
+              <w:rPr>
+                <w:rFonts w:ascii="游ゴシック" w:eastAsia="游ゴシック" w:hAnsi="游ゴシック" w:hint="eastAsia"/>
+                <w:sz w:val="20"/>
+                <w:szCs w:val="20"/>
+              </w:rPr>
+              <w:t>〜</w:t>
+            </w:r>
+            <w:r>
+              <w:rPr>
+                <w:rFonts w:ascii="游ゴシック" w:eastAsia="游ゴシック" w:hAnsi="游ゴシック" w:hint="eastAsia"/>
+                <w:sz w:val="20"/>
+                <w:szCs w:val="20"/>
+              </w:rPr>
+              <w:t>3</w:t>
+            </w:r>
+            <w:r>
+              <w:rPr>
+                <w:rFonts w:ascii="游ゴシック" w:eastAsia="游ゴシック" w:hAnsi="游ゴシック" w:hint="eastAsia"/>
+                <w:sz w:val="20"/>
+                <w:szCs w:val="20"/>
+              </w:rPr>
+              <w:t>年生</w:t>
             </w:r>
           </w:p>
         </w:tc>
@@ -307,14 +403,14 @@
           <w:p>
             <w:pPr>
               <w:rPr>
-                <w:rFonts w:ascii="Yu Gothic" w:eastAsia="Yu Gothic" w:hAnsi="Yu Gothic"/>
+                <w:rFonts w:ascii="游ゴシック" w:eastAsia="游ゴシック" w:hAnsi="游ゴシック" w:hint="eastAsia"/>
                 <w:sz w:val="20"/>
                 <w:szCs w:val="20"/>
               </w:rPr>
             </w:pPr>
             <w:r>
               <w:rPr>
-                <w:rFonts w:ascii="Yu Gothic" w:eastAsia="Yu Gothic" w:hAnsi="Yu Gothic" w:hint="eastAsia"/>
+                <w:rFonts w:ascii="游ゴシック" w:eastAsia="游ゴシック" w:hAnsi="游ゴシック" w:hint="eastAsia"/>
                 <w:sz w:val="20"/>
                 <w:szCs w:val="20"/>
               </w:rPr>
@@ -342,18 +438,50 @@
           <w:p>
             <w:pPr>
               <w:rPr>
-                <w:rFonts w:ascii="Yu Gothic" w:eastAsia="Yu Gothic" w:hAnsi="Yu Gothic"/>
+                <w:rFonts w:ascii="游ゴシック" w:eastAsia="游ゴシック" w:hAnsi="游ゴシック" w:hint="eastAsia"/>
                 <w:sz w:val="20"/>
                 <w:szCs w:val="20"/>
               </w:rPr>
             </w:pPr>
             <w:r>
               <w:rPr>
-                <w:rFonts w:ascii="Yu Gothic" w:eastAsia="Yu Gothic" w:hAnsi="Yu Gothic" w:hint="eastAsia"/>
-                <w:sz w:val="20"/>
-                <w:szCs w:val="20"/>
-              </w:rPr>
-              <w:t>ブース形式。1組3人程度ずつ対応</w:t>
+                <w:rFonts w:ascii="游ゴシック" w:eastAsia="游ゴシック" w:hAnsi="游ゴシック" w:hint="eastAsia"/>
+                <w:sz w:val="20"/>
+                <w:szCs w:val="20"/>
+              </w:rPr>
+              <w:t>ブース形式。</w:t>
+            </w:r>
+            <w:r>
+              <w:rPr>
+                <w:rFonts w:ascii="游ゴシック" w:eastAsia="游ゴシック" w:hAnsi="游ゴシック" w:hint="eastAsia"/>
+                <w:sz w:val="20"/>
+                <w:szCs w:val="20"/>
+              </w:rPr>
+              <w:t>1</w:t>
+            </w:r>
+            <w:r>
+              <w:rPr>
+                <w:rFonts w:ascii="游ゴシック" w:eastAsia="游ゴシック" w:hAnsi="游ゴシック" w:hint="eastAsia"/>
+                <w:sz w:val="20"/>
+                <w:szCs w:val="20"/>
+              </w:rPr>
+              <w:t>組</w:t>
+            </w:r>
+            <w:r>
+              <w:rPr>
+                <w:rFonts w:ascii="游ゴシック" w:eastAsia="游ゴシック" w:hAnsi="游ゴシック" w:hint="eastAsia"/>
+                <w:sz w:val="20"/>
+                <w:szCs w:val="20"/>
+              </w:rPr>
+              <w:t>3</w:t>
+            </w:r>
+            <w:r>
+              <w:rPr>
+                <w:rFonts w:ascii="游ゴシック" w:eastAsia="游ゴシック" w:hAnsi="游ゴシック" w:hint="eastAsia"/>
+                <w:sz w:val="20"/>
+                <w:szCs w:val="20"/>
+              </w:rPr>
+              <w:t>人程度ずつ対応</w:t>
             </w:r>
           </w:p>
         </w:tc>
@@ -379,18 +507,26 @@
           <w:p>
             <w:pPr>
               <w:rPr>
-                <w:rFonts w:ascii="Yu Gothic" w:eastAsia="Yu Gothic" w:hAnsi="Yu Gothic"/>
+                <w:rFonts w:ascii="游ゴシック" w:eastAsia="游ゴシック" w:hAnsi="游ゴシック" w:hint="eastAsia"/>
                 <w:sz w:val="20"/>
                 <w:szCs w:val="20"/>
               </w:rPr>
             </w:pPr>
             <w:r>
               <w:rPr>
-                <w:rFonts w:ascii="Yu Gothic" w:eastAsia="Yu Gothic" w:hAnsi="Yu Gothic" w:hint="eastAsia"/>
-                <w:sz w:val="20"/>
-                <w:szCs w:val="20"/>
-              </w:rPr>
-              <w:t>1回の時間</w:t>
+                <w:rFonts w:ascii="游ゴシック" w:eastAsia="游ゴシック" w:hAnsi="游ゴシック" w:hint="eastAsia"/>
+                <w:sz w:val="20"/>
+                <w:szCs w:val="20"/>
+              </w:rPr>
+              <w:t>1</w:t>
+            </w:r>
+            <w:r>
+              <w:rPr>
+                <w:rFonts w:ascii="游ゴシック" w:eastAsia="游ゴシック" w:hAnsi="游ゴシック" w:hint="eastAsia"/>
+                <w:sz w:val="20"/>
+                <w:szCs w:val="20"/>
+              </w:rPr>
+              <w:t>回の時間</w:t>
             </w:r>
           </w:p>
         </w:tc>
@@ -414,18 +550,82 @@
           <w:p>
             <w:pPr>
               <w:rPr>
-                <w:rFonts w:ascii="Yu Gothic" w:eastAsia="Yu Gothic" w:hAnsi="Yu Gothic"/>
+                <w:rFonts w:ascii="游ゴシック" w:eastAsia="游ゴシック" w:hAnsi="游ゴシック" w:hint="eastAsia"/>
                 <w:sz w:val="20"/>
                 <w:szCs w:val="20"/>
               </w:rPr>
             </w:pPr>
             <w:r>
               <w:rPr>
-                <w:rFonts w:ascii="Yu Gothic" w:eastAsia="Yu Gothic" w:hAnsi="Yu Gothic" w:hint="eastAsia"/>
-                <w:sz w:val="20"/>
-                <w:szCs w:val="20"/>
-              </w:rPr>
-              <w:t>約20分（会社説明5分／体験10分／会社訪問・インターン案内5分）</w:t>
+                <w:rFonts w:ascii="游ゴシック" w:eastAsia="游ゴシック" w:hAnsi="游ゴシック" w:hint="eastAsia"/>
+                <w:sz w:val="20"/>
+                <w:szCs w:val="20"/>
+              </w:rPr>
+              <w:t>約</w:t>
+            </w:r>
+            <w:r>
+              <w:rPr>
+                <w:rFonts w:ascii="游ゴシック" w:eastAsia="游ゴシック" w:hAnsi="游ゴシック" w:hint="eastAsia"/>
+                <w:sz w:val="20"/>
+                <w:szCs w:val="20"/>
+              </w:rPr>
+              <w:t>20</w:t>
+            </w:r>
+            <w:r>
+              <w:rPr>
+                <w:rFonts w:ascii="游ゴシック" w:eastAsia="游ゴシック" w:hAnsi="游ゴシック" w:hint="eastAsia"/>
+                <w:sz w:val="20"/>
+                <w:szCs w:val="20"/>
+              </w:rPr>
+              <w:t>分（会社説明</w:t>
+            </w:r>
+            <w:r>
+              <w:rPr>
+                <w:rFonts w:ascii="游ゴシック" w:eastAsia="游ゴシック" w:hAnsi="游ゴシック" w:hint="eastAsia"/>
+                <w:sz w:val="20"/>
+                <w:szCs w:val="20"/>
+              </w:rPr>
+              <w:t>5</w:t>
+            </w:r>
+            <w:r>
+              <w:rPr>
+                <w:rFonts w:ascii="游ゴシック" w:eastAsia="游ゴシック" w:hAnsi="游ゴシック" w:hint="eastAsia"/>
+                <w:sz w:val="20"/>
+                <w:szCs w:val="20"/>
+              </w:rPr>
+              <w:t>分／体験</w:t>
+            </w:r>
+            <w:r>
+              <w:rPr>
+                <w:rFonts w:ascii="游ゴシック" w:eastAsia="游ゴシック" w:hAnsi="游ゴシック" w:hint="eastAsia"/>
+                <w:sz w:val="20"/>
+                <w:szCs w:val="20"/>
+              </w:rPr>
+              <w:t>10</w:t>
+            </w:r>
+            <w:r>
+              <w:rPr>
+                <w:rFonts w:ascii="游ゴシック" w:eastAsia="游ゴシック" w:hAnsi="游ゴシック" w:hint="eastAsia"/>
+                <w:sz w:val="20"/>
+                <w:szCs w:val="20"/>
+              </w:rPr>
+              <w:t>分／会社訪問・インターン案内</w:t>
+            </w:r>
+            <w:r>
+              <w:rPr>
+                <w:rFonts w:ascii="游ゴシック" w:eastAsia="游ゴシック" w:hAnsi="游ゴシック" w:hint="eastAsia"/>
+                <w:sz w:val="20"/>
+                <w:szCs w:val="20"/>
+              </w:rPr>
+              <w:t>5</w:t>
+            </w:r>
+            <w:r>
+              <w:rPr>
+                <w:rFonts w:ascii="游ゴシック" w:eastAsia="游ゴシック" w:hAnsi="游ゴシック" w:hint="eastAsia"/>
+                <w:sz w:val="20"/>
+                <w:szCs w:val="20"/>
+              </w:rPr>
+              <w:t>分）</w:t>
             </w:r>
           </w:p>
         </w:tc>
@@ -435,46 +635,80 @@
       <w:pPr>
         <w:pStyle w:val="2"/>
         <w:rPr>
-          <w:rFonts w:ascii="Yu Gothic" w:eastAsia="Yu Gothic" w:hAnsi="Yu Gothic"/>
-        </w:rPr>
-      </w:pPr>
-      <w:r>
-        <w:rPr>
-          <w:rFonts w:ascii="Yu Gothic" w:eastAsia="Yu Gothic" w:hAnsi="Yu Gothic" w:hint="eastAsia"/>
-        </w:rPr>
-        <w:t>2. 企画名</w:t>
+          <w:rFonts w:ascii="游ゴシック" w:eastAsia="游ゴシック" w:hAnsi="游ゴシック" w:hint="eastAsia"/>
+        </w:rPr>
+      </w:pPr>
+      <w:r>
+        <w:rPr>
+          <w:rFonts w:ascii="游ゴシック" w:eastAsia="游ゴシック" w:hAnsi="游ゴシック" w:hint="eastAsia"/>
+        </w:rPr>
+        <w:t xml:space="preserve">2. </w:t>
+      </w:r>
+      <w:r>
+        <w:rPr>
+          <w:rFonts w:ascii="游ゴシック" w:eastAsia="游ゴシック" w:hAnsi="游ゴシック" w:hint="eastAsia"/>
+        </w:rPr>
+        <w:t>企画名</w:t>
       </w:r>
     </w:p>
     <w:p>
       <w:pPr>
-        <w:pStyle w:val="12"/>
-        <w:rPr>
-          <w:rFonts w:ascii="Yu Gothic" w:eastAsia="Yu Gothic" w:hAnsi="Yu Gothic"/>
-        </w:rPr>
-      </w:pPr>
-      <w:r>
-        <w:rPr>
-          <w:rFonts w:ascii="Yu Gothic" w:eastAsia="Yu Gothic" w:hAnsi="Yu Gothic" w:hint="eastAsia"/>
-        </w:rPr>
-        <w:t>「わしの建設に、1つ提案してください」</w:t>
+        <w:pStyle w:val="title"/>
+        <w:rPr>
+          <w:rFonts w:ascii="游ゴシック" w:eastAsia="游ゴシック" w:hAnsi="游ゴシック" w:hint="eastAsia"/>
+        </w:rPr>
+      </w:pPr>
+      <w:r>
+        <w:rPr>
+          <w:rFonts w:ascii="游ゴシック" w:eastAsia="游ゴシック" w:hAnsi="游ゴシック" w:hint="eastAsia"/>
+        </w:rPr>
+        <w:t>「わしの建設に、</w:t>
+      </w:r>
+      <w:r>
+        <w:rPr>
+          <w:rFonts w:ascii="游ゴシック" w:eastAsia="游ゴシック" w:hAnsi="游ゴシック" w:hint="eastAsia"/>
+        </w:rPr>
+        <w:t>1</w:t>
+      </w:r>
+      <w:r>
+        <w:rPr>
+          <w:rFonts w:ascii="游ゴシック" w:eastAsia="游ゴシック" w:hAnsi="游ゴシック" w:hint="eastAsia"/>
+        </w:rPr>
+        <w:t>つ提案してください」</w:t>
       </w:r>
     </w:p>
     <w:p>
       <w:pPr>
         <w:pStyle w:val="Web"/>
         <w:rPr>
-          <w:rFonts w:ascii="Yu Gothic" w:eastAsia="Yu Gothic" w:hAnsi="Yu Gothic"/>
-          <w:sz w:val="21"/>
-          <w:szCs w:val="21"/>
-        </w:rPr>
-      </w:pPr>
-      <w:r>
-        <w:rPr>
-          <w:rFonts w:ascii="Yu Gothic" w:eastAsia="Yu Gothic" w:hAnsi="Yu Gothic" w:hint="eastAsia"/>
-          <w:sz w:val="21"/>
-          <w:szCs w:val="21"/>
-        </w:rPr>
-        <w:t>社長案の2つの問いを、学生が自分の経験から答えられる形にして聞く。</w:t>
+          <w:rFonts w:ascii="游ゴシック" w:eastAsia="游ゴシック" w:hAnsi="游ゴシック" w:hint="eastAsia"/>
+          <w:sz w:val="21"/>
+          <w:szCs w:val="21"/>
+        </w:rPr>
+      </w:pPr>
+      <w:r>
+        <w:rPr>
+          <w:rFonts w:ascii="游ゴシック" w:eastAsia="游ゴシック" w:hAnsi="游ゴシック" w:hint="eastAsia"/>
+          <w:sz w:val="21"/>
+          <w:szCs w:val="21"/>
+        </w:rPr>
+        <w:t>社長案の</w:t>
+      </w:r>
+      <w:r>
+        <w:rPr>
+          <w:rFonts w:ascii="游ゴシック" w:eastAsia="游ゴシック" w:hAnsi="游ゴシック" w:hint="eastAsia"/>
+          <w:sz w:val="21"/>
+          <w:szCs w:val="21"/>
+        </w:rPr>
+        <w:t>2</w:t>
+      </w:r>
+      <w:r>
+        <w:rPr>
+          <w:rFonts w:ascii="游ゴシック" w:eastAsia="游ゴシック" w:hAnsi="游ゴシック" w:hint="eastAsia"/>
+          <w:sz w:val="21"/>
+          <w:szCs w:val="21"/>
+        </w:rPr>
+        <w:t>つの問いを、学生が自分の経験から答えられる形にして聞く。</w:t>
       </w:r>
     </w:p>
     <w:p>
@@ -485,30 +719,46 @@
         </w:numPr>
         <w:spacing w:after="40"/>
         <w:rPr>
-          <w:rFonts w:ascii="Yu Gothic" w:eastAsia="Yu Gothic" w:hAnsi="Yu Gothic"/>
-          <w:sz w:val="21"/>
-          <w:szCs w:val="21"/>
-        </w:rPr>
-      </w:pPr>
-      <w:r>
-        <w:rPr>
-          <w:rFonts w:ascii="Yu Gothic" w:eastAsia="Yu Gothic" w:hAnsi="Yu Gothic" w:hint="eastAsia"/>
-          <w:sz w:val="21"/>
-          <w:szCs w:val="21"/>
-        </w:rPr>
-        <w:t>① 頼みたくなる会社の</w:t>
-      </w:r>
-      <w:r>
-        <w:rPr>
-          <w:rFonts w:ascii="Yu Gothic" w:eastAsia="Yu Gothic" w:hAnsi="Yu Gothic" w:hint="eastAsia"/>
-          <w:sz w:val="21"/>
-          <w:szCs w:val="21"/>
-        </w:rPr>
-        <w:t>特徴</w:t>
-      </w:r>
-      <w:r>
-        <w:rPr>
-          <w:rFonts w:ascii="Yu Gothic" w:eastAsia="Yu Gothic" w:hAnsi="Yu Gothic" w:hint="eastAsia"/>
+          <w:rFonts w:ascii="游ゴシック" w:eastAsia="游ゴシック" w:hAnsi="游ゴシック" w:hint="eastAsia"/>
+          <w:sz w:val="21"/>
+          <w:szCs w:val="21"/>
+        </w:rPr>
+      </w:pPr>
+      <w:r>
+        <w:rPr>
+          <w:rFonts w:ascii="游ゴシック" w:eastAsia="游ゴシック" w:hAnsi="游ゴシック" w:hint="eastAsia"/>
+          <w:sz w:val="21"/>
+          <w:szCs w:val="21"/>
+        </w:rPr>
+        <w:t>①</w:t>
+      </w:r>
+      <w:r>
+        <w:rPr>
+          <w:rFonts w:ascii="游ゴシック" w:eastAsia="游ゴシック" w:hAnsi="游ゴシック" w:hint="eastAsia"/>
+          <w:sz w:val="21"/>
+          <w:szCs w:val="21"/>
+        </w:rPr>
+        <w:t xml:space="preserve"> </w:t>
+      </w:r>
+      <w:r>
+        <w:rPr>
+          <w:rFonts w:ascii="游ゴシック" w:eastAsia="游ゴシック" w:hAnsi="游ゴシック" w:hint="eastAsia"/>
+          <w:sz w:val="21"/>
+          <w:szCs w:val="21"/>
+        </w:rPr>
+        <w:t>頼みたくなる会社の特長</w:t>
+      </w:r>
+      <w:r>
+        <w:rPr>
+          <w:rFonts w:ascii="游ゴシック" w:eastAsia="游ゴシック" w:hAnsi="游ゴシック" w:hint="eastAsia"/>
+          <w:sz w:val="21"/>
+          <w:szCs w:val="21"/>
+        </w:rPr>
+        <w:t xml:space="preserve"> </w:t>
+      </w:r>
+      <w:r>
+        <w:rPr>
+          <w:rFonts w:ascii="游ゴシック" w:eastAsia="游ゴシック" w:hAnsi="游ゴシック" w:hint="eastAsia"/>
           <w:sz w:val="21"/>
           <w:szCs w:val="21"/>
         </w:rPr>
@@ -523,32 +773,70 @@
         </w:numPr>
         <w:spacing w:after="40"/>
         <w:rPr>
-          <w:rFonts w:ascii="Yu Gothic" w:eastAsia="Yu Gothic" w:hAnsi="Yu Gothic"/>
-          <w:sz w:val="21"/>
-          <w:szCs w:val="21"/>
-        </w:rPr>
-      </w:pPr>
-      <w:r>
-        <w:rPr>
-          <w:rFonts w:ascii="Yu Gothic" w:eastAsia="Yu Gothic" w:hAnsi="Yu Gothic" w:hint="eastAsia"/>
-          <w:sz w:val="21"/>
-          <w:szCs w:val="21"/>
-        </w:rPr>
-        <w:t>② どんな時に建物を改造するか →「通っている学校やバイト先で、困っているところ・改造してほしいところは？」</w:t>
+          <w:rFonts w:ascii="游ゴシック" w:eastAsia="游ゴシック" w:hAnsi="游ゴシック" w:hint="eastAsia"/>
+          <w:sz w:val="21"/>
+          <w:szCs w:val="21"/>
+        </w:rPr>
+      </w:pPr>
+      <w:r>
+        <w:rPr>
+          <w:rFonts w:ascii="游ゴシック" w:eastAsia="游ゴシック" w:hAnsi="游ゴシック" w:hint="eastAsia"/>
+          <w:sz w:val="21"/>
+          <w:szCs w:val="21"/>
+        </w:rPr>
+        <w:t>②</w:t>
+      </w:r>
+      <w:r>
+        <w:rPr>
+          <w:rFonts w:ascii="游ゴシック" w:eastAsia="游ゴシック" w:hAnsi="游ゴシック" w:hint="eastAsia"/>
+          <w:sz w:val="21"/>
+          <w:szCs w:val="21"/>
+        </w:rPr>
+        <w:t xml:space="preserve"> </w:t>
+      </w:r>
+      <w:r>
+        <w:rPr>
+          <w:rFonts w:ascii="游ゴシック" w:eastAsia="游ゴシック" w:hAnsi="游ゴシック" w:hint="eastAsia"/>
+          <w:sz w:val="21"/>
+          <w:szCs w:val="21"/>
+        </w:rPr>
+        <w:t>どんな時に建物を改造するか</w:t>
+      </w:r>
+      <w:r>
+        <w:rPr>
+          <w:rFonts w:ascii="游ゴシック" w:eastAsia="游ゴシック" w:hAnsi="游ゴシック" w:hint="eastAsia"/>
+          <w:sz w:val="21"/>
+          <w:szCs w:val="21"/>
+        </w:rPr>
+        <w:t xml:space="preserve"> </w:t>
+      </w:r>
+      <w:r>
+        <w:rPr>
+          <w:rFonts w:ascii="游ゴシック" w:eastAsia="游ゴシック" w:hAnsi="游ゴシック" w:hint="eastAsia"/>
+          <w:sz w:val="21"/>
+          <w:szCs w:val="21"/>
+        </w:rPr>
+        <w:t>→「通っている学校やバイト先で、困っているところ・改造してほしいところは？」</w:t>
       </w:r>
     </w:p>
     <w:p>
       <w:pPr>
         <w:pStyle w:val="2"/>
         <w:rPr>
-          <w:rFonts w:ascii="Yu Gothic" w:eastAsia="Yu Gothic" w:hAnsi="Yu Gothic"/>
-        </w:rPr>
-      </w:pPr>
-      <w:r>
-        <w:rPr>
-          <w:rFonts w:ascii="Yu Gothic" w:eastAsia="Yu Gothic" w:hAnsi="Yu Gothic" w:hint="eastAsia"/>
-        </w:rPr>
-        <w:t>3. ねらい</w:t>
+          <w:rFonts w:ascii="游ゴシック" w:eastAsia="游ゴシック" w:hAnsi="游ゴシック" w:hint="eastAsia"/>
+        </w:rPr>
+      </w:pPr>
+      <w:r>
+        <w:rPr>
+          <w:rFonts w:ascii="游ゴシック" w:eastAsia="游ゴシック" w:hAnsi="游ゴシック" w:hint="eastAsia"/>
+        </w:rPr>
+        <w:t xml:space="preserve">3. </w:t>
+      </w:r>
+      <w:r>
+        <w:rPr>
+          <w:rFonts w:ascii="游ゴシック" w:eastAsia="游ゴシック" w:hAnsi="游ゴシック" w:hint="eastAsia"/>
+        </w:rPr>
+        <w:t>ねらい</w:t>
       </w:r>
     </w:p>
     <w:p>
@@ -559,14 +847,14 @@
         </w:numPr>
         <w:spacing w:after="40"/>
         <w:rPr>
-          <w:rFonts w:ascii="Yu Gothic" w:eastAsia="Yu Gothic" w:hAnsi="Yu Gothic"/>
-          <w:sz w:val="21"/>
-          <w:szCs w:val="21"/>
-        </w:rPr>
-      </w:pPr>
-      <w:r>
-        <w:rPr>
-          <w:rFonts w:ascii="Yu Gothic" w:eastAsia="Yu Gothic" w:hAnsi="Yu Gothic" w:hint="eastAsia"/>
+          <w:rFonts w:ascii="游ゴシック" w:eastAsia="游ゴシック" w:hAnsi="游ゴシック" w:hint="eastAsia"/>
+          <w:sz w:val="21"/>
+          <w:szCs w:val="21"/>
+        </w:rPr>
+      </w:pPr>
+      <w:r>
+        <w:rPr>
+          <w:rFonts w:ascii="游ゴシック" w:eastAsia="游ゴシック" w:hAnsi="游ゴシック" w:hint="eastAsia"/>
           <w:b/>
           <w:bCs/>
           <w:sz w:val="21"/>
@@ -576,7 +864,7 @@
       </w:r>
       <w:r>
         <w:rPr>
-          <w:rFonts w:ascii="Yu Gothic" w:eastAsia="Yu Gothic" w:hAnsi="Yu Gothic" w:hint="eastAsia"/>
+          <w:rFonts w:ascii="游ゴシック" w:eastAsia="游ゴシック" w:hAnsi="游ゴシック" w:hint="eastAsia"/>
           <w:sz w:val="21"/>
           <w:szCs w:val="21"/>
         </w:rPr>
@@ -591,14 +879,14 @@
         </w:numPr>
         <w:spacing w:after="40"/>
         <w:rPr>
-          <w:rFonts w:ascii="Yu Gothic" w:eastAsia="Yu Gothic" w:hAnsi="Yu Gothic"/>
-          <w:sz w:val="21"/>
-          <w:szCs w:val="21"/>
-        </w:rPr>
-      </w:pPr>
-      <w:r>
-        <w:rPr>
-          <w:rFonts w:ascii="Yu Gothic" w:eastAsia="Yu Gothic" w:hAnsi="Yu Gothic" w:hint="eastAsia"/>
+          <w:rFonts w:ascii="游ゴシック" w:eastAsia="游ゴシック" w:hAnsi="游ゴシック" w:hint="eastAsia"/>
+          <w:sz w:val="21"/>
+          <w:szCs w:val="21"/>
+        </w:rPr>
+      </w:pPr>
+      <w:r>
+        <w:rPr>
+          <w:rFonts w:ascii="游ゴシック" w:eastAsia="游ゴシック" w:hAnsi="游ゴシック" w:hint="eastAsia"/>
           <w:b/>
           <w:bCs/>
           <w:sz w:val="21"/>
@@ -608,7 +896,7 @@
       </w:r>
       <w:r>
         <w:rPr>
-          <w:rFonts w:ascii="Yu Gothic" w:eastAsia="Yu Gothic" w:hAnsi="Yu Gothic" w:hint="eastAsia"/>
+          <w:rFonts w:ascii="游ゴシック" w:eastAsia="游ゴシック" w:hAnsi="游ゴシック" w:hint="eastAsia"/>
           <w:sz w:val="21"/>
           <w:szCs w:val="21"/>
         </w:rPr>
@@ -623,14 +911,14 @@
         </w:numPr>
         <w:spacing w:after="40"/>
         <w:rPr>
-          <w:rFonts w:ascii="Yu Gothic" w:eastAsia="Yu Gothic" w:hAnsi="Yu Gothic"/>
-          <w:sz w:val="21"/>
-          <w:szCs w:val="21"/>
-        </w:rPr>
-      </w:pPr>
-      <w:r>
-        <w:rPr>
-          <w:rFonts w:ascii="Yu Gothic" w:eastAsia="Yu Gothic" w:hAnsi="Yu Gothic" w:hint="eastAsia"/>
+          <w:rFonts w:ascii="游ゴシック" w:eastAsia="游ゴシック" w:hAnsi="游ゴシック" w:hint="eastAsia"/>
+          <w:sz w:val="21"/>
+          <w:szCs w:val="21"/>
+        </w:rPr>
+      </w:pPr>
+      <w:r>
+        <w:rPr>
+          <w:rFonts w:ascii="游ゴシック" w:eastAsia="游ゴシック" w:hAnsi="游ゴシック" w:hint="eastAsia"/>
           <w:b/>
           <w:bCs/>
           <w:sz w:val="21"/>
@@ -640,41 +928,43 @@
       </w:r>
       <w:r>
         <w:rPr>
-          <w:rFonts w:ascii="Yu Gothic" w:eastAsia="Yu Gothic" w:hAnsi="Yu Gothic" w:hint="eastAsia"/>
-          <w:sz w:val="21"/>
-          <w:szCs w:val="21"/>
-        </w:rPr>
-        <w:t>：「提案が</w:t>
-      </w:r>
-      <w:r>
-        <w:rPr>
-          <w:rFonts w:ascii="Yu Gothic" w:eastAsia="Yu Gothic" w:hAnsi="Yu Gothic" w:hint="eastAsia"/>
-          <w:sz w:val="21"/>
-          <w:szCs w:val="21"/>
-        </w:rPr>
-        <w:t>実際に活用できるのか</w:t>
-      </w:r>
-      <w:r>
-        <w:rPr>
-          <w:rFonts w:ascii="Yu Gothic" w:eastAsia="Yu Gothic" w:hAnsi="Yu Gothic" w:hint="eastAsia"/>
-          <w:sz w:val="21"/>
-          <w:szCs w:val="21"/>
-        </w:rPr>
-        <w:t>は会社訪問で」と伝え、訪問のきっかけをつくる</w:t>
+          <w:rFonts w:ascii="游ゴシック" w:eastAsia="游ゴシック" w:hAnsi="游ゴシック" w:hint="eastAsia"/>
+          <w:sz w:val="21"/>
+          <w:szCs w:val="21"/>
+        </w:rPr>
+        <w:t>：「毎日のイベントをのぞきに来て」と会社訪問に誘う</w:t>
       </w:r>
     </w:p>
     <w:p>
       <w:pPr>
         <w:pStyle w:val="2"/>
         <w:rPr>
-          <w:rFonts w:ascii="Yu Gothic" w:eastAsia="Yu Gothic" w:hAnsi="Yu Gothic"/>
-        </w:rPr>
-      </w:pPr>
-      <w:r>
-        <w:rPr>
-          <w:rFonts w:ascii="Yu Gothic" w:eastAsia="Yu Gothic" w:hAnsi="Yu Gothic" w:hint="eastAsia"/>
-        </w:rPr>
-        <w:t>4. 体験の進め方（10分）</w:t>
+          <w:rFonts w:ascii="游ゴシック" w:eastAsia="游ゴシック" w:hAnsi="游ゴシック" w:hint="eastAsia"/>
+        </w:rPr>
+      </w:pPr>
+      <w:r>
+        <w:rPr>
+          <w:rFonts w:ascii="游ゴシック" w:eastAsia="游ゴシック" w:hAnsi="游ゴシック" w:hint="eastAsia"/>
+        </w:rPr>
+        <w:t xml:space="preserve">4. </w:t>
+      </w:r>
+      <w:r>
+        <w:rPr>
+          <w:rFonts w:ascii="游ゴシック" w:eastAsia="游ゴシック" w:hAnsi="游ゴシック" w:hint="eastAsia"/>
+        </w:rPr>
+        <w:t>体験の進め方（</w:t>
+      </w:r>
+      <w:r>
+        <w:rPr>
+          <w:rFonts w:ascii="游ゴシック" w:eastAsia="游ゴシック" w:hAnsi="游ゴシック" w:hint="eastAsia"/>
+        </w:rPr>
+        <w:t>10</w:t>
+      </w:r>
+      <w:r>
+        <w:rPr>
+          <w:rFonts w:ascii="游ゴシック" w:eastAsia="游ゴシック" w:hAnsi="游ゴシック" w:hint="eastAsia"/>
+        </w:rPr>
+        <w:t>分）</w:t>
       </w:r>
     </w:p>
     <w:tbl>
@@ -715,7 +1005,7 @@
           <w:p>
             <w:pPr>
               <w:rPr>
-                <w:rFonts w:ascii="Yu Gothic" w:eastAsia="Yu Gothic" w:hAnsi="Yu Gothic"/>
+                <w:rFonts w:ascii="游ゴシック" w:eastAsia="游ゴシック" w:hAnsi="游ゴシック" w:hint="eastAsia"/>
                 <w:b/>
                 <w:bCs/>
                 <w:sz w:val="20"/>
@@ -724,7 +1014,7 @@
             </w:pPr>
             <w:r>
               <w:rPr>
-                <w:rFonts w:ascii="Yu Gothic" w:eastAsia="Yu Gothic" w:hAnsi="Yu Gothic" w:hint="eastAsia"/>
+                <w:rFonts w:ascii="游ゴシック" w:eastAsia="游ゴシック" w:hAnsi="游ゴシック" w:hint="eastAsia"/>
                 <w:b/>
                 <w:bCs/>
                 <w:sz w:val="20"/>
@@ -755,7 +1045,7 @@
           <w:p>
             <w:pPr>
               <w:rPr>
-                <w:rFonts w:ascii="Yu Gothic" w:eastAsia="Yu Gothic" w:hAnsi="Yu Gothic"/>
+                <w:rFonts w:ascii="游ゴシック" w:eastAsia="游ゴシック" w:hAnsi="游ゴシック" w:hint="eastAsia"/>
                 <w:b/>
                 <w:bCs/>
                 <w:sz w:val="20"/>
@@ -764,7 +1054,7 @@
             </w:pPr>
             <w:r>
               <w:rPr>
-                <w:rFonts w:ascii="Yu Gothic" w:eastAsia="Yu Gothic" w:hAnsi="Yu Gothic" w:hint="eastAsia"/>
+                <w:rFonts w:ascii="游ゴシック" w:eastAsia="游ゴシック" w:hAnsi="游ゴシック" w:hint="eastAsia"/>
                 <w:b/>
                 <w:bCs/>
                 <w:sz w:val="20"/>
@@ -795,7 +1085,7 @@
           <w:p>
             <w:pPr>
               <w:rPr>
-                <w:rFonts w:ascii="Yu Gothic" w:eastAsia="Yu Gothic" w:hAnsi="Yu Gothic"/>
+                <w:rFonts w:ascii="游ゴシック" w:eastAsia="游ゴシック" w:hAnsi="游ゴシック" w:hint="eastAsia"/>
                 <w:b/>
                 <w:bCs/>
                 <w:sz w:val="20"/>
@@ -804,7 +1094,7 @@
             </w:pPr>
             <w:r>
               <w:rPr>
-                <w:rFonts w:ascii="Yu Gothic" w:eastAsia="Yu Gothic" w:hAnsi="Yu Gothic" w:hint="eastAsia"/>
+                <w:rFonts w:ascii="游ゴシック" w:eastAsia="游ゴシック" w:hAnsi="游ゴシック" w:hint="eastAsia"/>
                 <w:b/>
                 <w:bCs/>
                 <w:sz w:val="20"/>
@@ -836,18 +1126,26 @@
           <w:p>
             <w:pPr>
               <w:rPr>
-                <w:rFonts w:ascii="Yu Gothic" w:eastAsia="Yu Gothic" w:hAnsi="Yu Gothic"/>
+                <w:rFonts w:ascii="游ゴシック" w:eastAsia="游ゴシック" w:hAnsi="游ゴシック" w:hint="eastAsia"/>
                 <w:sz w:val="20"/>
                 <w:szCs w:val="20"/>
               </w:rPr>
             </w:pPr>
             <w:r>
               <w:rPr>
-                <w:rFonts w:ascii="Yu Gothic" w:eastAsia="Yu Gothic" w:hAnsi="Yu Gothic" w:hint="eastAsia"/>
-                <w:sz w:val="20"/>
-                <w:szCs w:val="20"/>
-              </w:rPr>
-              <w:t>1分</w:t>
+                <w:rFonts w:ascii="游ゴシック" w:eastAsia="游ゴシック" w:hAnsi="游ゴシック" w:hint="eastAsia"/>
+                <w:sz w:val="20"/>
+                <w:szCs w:val="20"/>
+              </w:rPr>
+              <w:t>1</w:t>
+            </w:r>
+            <w:r>
+              <w:rPr>
+                <w:rFonts w:ascii="游ゴシック" w:eastAsia="游ゴシック" w:hAnsi="游ゴシック" w:hint="eastAsia"/>
+                <w:sz w:val="20"/>
+                <w:szCs w:val="20"/>
+              </w:rPr>
+              <w:t>分</w:t>
             </w:r>
           </w:p>
         </w:tc>
@@ -871,18 +1169,50 @@
           <w:p>
             <w:pPr>
               <w:rPr>
-                <w:rFonts w:ascii="Yu Gothic" w:eastAsia="Yu Gothic" w:hAnsi="Yu Gothic"/>
+                <w:rFonts w:ascii="游ゴシック" w:eastAsia="游ゴシック" w:hAnsi="游ゴシック" w:hint="eastAsia"/>
                 <w:sz w:val="20"/>
                 <w:szCs w:val="20"/>
               </w:rPr>
             </w:pPr>
             <w:r>
               <w:rPr>
-                <w:rFonts w:ascii="Yu Gothic" w:eastAsia="Yu Gothic" w:hAnsi="Yu Gothic" w:hint="eastAsia"/>
-                <w:sz w:val="20"/>
-                <w:szCs w:val="20"/>
-              </w:rPr>
-              <w:t>「今日はわしの建設に1つ提案してほしい。付箋1枚でいい」と伝える</w:t>
+                <w:rFonts w:ascii="游ゴシック" w:eastAsia="游ゴシック" w:hAnsi="游ゴシック" w:hint="eastAsia"/>
+                <w:sz w:val="20"/>
+                <w:szCs w:val="20"/>
+              </w:rPr>
+              <w:t>「今日はわしの建設に</w:t>
+            </w:r>
+            <w:r>
+              <w:rPr>
+                <w:rFonts w:ascii="游ゴシック" w:eastAsia="游ゴシック" w:hAnsi="游ゴシック" w:hint="eastAsia"/>
+                <w:sz w:val="20"/>
+                <w:szCs w:val="20"/>
+              </w:rPr>
+              <w:t>1</w:t>
+            </w:r>
+            <w:r>
+              <w:rPr>
+                <w:rFonts w:ascii="游ゴシック" w:eastAsia="游ゴシック" w:hAnsi="游ゴシック" w:hint="eastAsia"/>
+                <w:sz w:val="20"/>
+                <w:szCs w:val="20"/>
+              </w:rPr>
+              <w:t>つ提案してほしい。付箋</w:t>
+            </w:r>
+            <w:r>
+              <w:rPr>
+                <w:rFonts w:ascii="游ゴシック" w:eastAsia="游ゴシック" w:hAnsi="游ゴシック" w:hint="eastAsia"/>
+                <w:sz w:val="20"/>
+                <w:szCs w:val="20"/>
+              </w:rPr>
+              <w:t>1</w:t>
+            </w:r>
+            <w:r>
+              <w:rPr>
+                <w:rFonts w:ascii="游ゴシック" w:eastAsia="游ゴシック" w:hAnsi="游ゴシック" w:hint="eastAsia"/>
+                <w:sz w:val="20"/>
+                <w:szCs w:val="20"/>
+              </w:rPr>
+              <w:t>枚でいい」と伝える</w:t>
             </w:r>
           </w:p>
         </w:tc>
@@ -906,14 +1236,14 @@
           <w:p>
             <w:pPr>
               <w:rPr>
-                <w:rFonts w:ascii="Yu Gothic" w:eastAsia="Yu Gothic" w:hAnsi="Yu Gothic"/>
+                <w:rFonts w:ascii="游ゴシック" w:eastAsia="游ゴシック" w:hAnsi="游ゴシック" w:hint="eastAsia"/>
                 <w:sz w:val="20"/>
                 <w:szCs w:val="20"/>
               </w:rPr>
             </w:pPr>
             <w:r>
               <w:rPr>
-                <w:rFonts w:ascii="Yu Gothic" w:eastAsia="Yu Gothic" w:hAnsi="Yu Gothic" w:hint="eastAsia"/>
+                <w:rFonts w:ascii="游ゴシック" w:eastAsia="游ゴシック" w:hAnsi="游ゴシック" w:hint="eastAsia"/>
                 <w:sz w:val="20"/>
                 <w:szCs w:val="20"/>
               </w:rPr>
@@ -943,18 +1273,26 @@
           <w:p>
             <w:pPr>
               <w:rPr>
-                <w:rFonts w:ascii="Yu Gothic" w:eastAsia="Yu Gothic" w:hAnsi="Yu Gothic"/>
+                <w:rFonts w:ascii="游ゴシック" w:eastAsia="游ゴシック" w:hAnsi="游ゴシック" w:hint="eastAsia"/>
                 <w:sz w:val="20"/>
                 <w:szCs w:val="20"/>
               </w:rPr>
             </w:pPr>
             <w:r>
               <w:rPr>
-                <w:rFonts w:ascii="Yu Gothic" w:eastAsia="Yu Gothic" w:hAnsi="Yu Gothic" w:hint="eastAsia"/>
-                <w:sz w:val="20"/>
-                <w:szCs w:val="20"/>
-              </w:rPr>
-              <w:t>3分</w:t>
+                <w:rFonts w:ascii="游ゴシック" w:eastAsia="游ゴシック" w:hAnsi="游ゴシック" w:hint="eastAsia"/>
+                <w:sz w:val="20"/>
+                <w:szCs w:val="20"/>
+              </w:rPr>
+              <w:t>3</w:t>
+            </w:r>
+            <w:r>
+              <w:rPr>
+                <w:rFonts w:ascii="游ゴシック" w:eastAsia="游ゴシック" w:hAnsi="游ゴシック" w:hint="eastAsia"/>
+                <w:sz w:val="20"/>
+                <w:szCs w:val="20"/>
+              </w:rPr>
+              <w:t>分</w:t>
             </w:r>
           </w:p>
         </w:tc>
@@ -978,14 +1316,14 @@
           <w:p>
             <w:pPr>
               <w:rPr>
-                <w:rFonts w:ascii="Yu Gothic" w:eastAsia="Yu Gothic" w:hAnsi="Yu Gothic"/>
+                <w:rFonts w:ascii="游ゴシック" w:eastAsia="游ゴシック" w:hAnsi="游ゴシック" w:hint="eastAsia"/>
                 <w:sz w:val="20"/>
                 <w:szCs w:val="20"/>
               </w:rPr>
             </w:pPr>
             <w:r>
               <w:rPr>
-                <w:rFonts w:ascii="Yu Gothic" w:eastAsia="Yu Gothic" w:hAnsi="Yu Gothic" w:hint="eastAsia"/>
+                <w:rFonts w:ascii="游ゴシック" w:eastAsia="游ゴシック" w:hAnsi="游ゴシック" w:hint="eastAsia"/>
                 <w:sz w:val="20"/>
                 <w:szCs w:val="20"/>
               </w:rPr>
@@ -1013,14 +1351,14 @@
           <w:p>
             <w:pPr>
               <w:rPr>
-                <w:rFonts w:ascii="Yu Gothic" w:eastAsia="Yu Gothic" w:hAnsi="Yu Gothic"/>
+                <w:rFonts w:ascii="游ゴシック" w:eastAsia="游ゴシック" w:hAnsi="游ゴシック" w:hint="eastAsia"/>
                 <w:sz w:val="20"/>
                 <w:szCs w:val="20"/>
               </w:rPr>
             </w:pPr>
             <w:r>
               <w:rPr>
-                <w:rFonts w:ascii="Yu Gothic" w:eastAsia="Yu Gothic" w:hAnsi="Yu Gothic" w:hint="eastAsia"/>
+                <w:rFonts w:ascii="游ゴシック" w:eastAsia="游ゴシック" w:hAnsi="游ゴシック" w:hint="eastAsia"/>
                 <w:sz w:val="20"/>
                 <w:szCs w:val="20"/>
               </w:rPr>
@@ -1050,18 +1388,26 @@
           <w:p>
             <w:pPr>
               <w:rPr>
-                <w:rFonts w:ascii="Yu Gothic" w:eastAsia="Yu Gothic" w:hAnsi="Yu Gothic"/>
+                <w:rFonts w:ascii="游ゴシック" w:eastAsia="游ゴシック" w:hAnsi="游ゴシック" w:hint="eastAsia"/>
                 <w:sz w:val="20"/>
                 <w:szCs w:val="20"/>
               </w:rPr>
             </w:pPr>
             <w:r>
               <w:rPr>
-                <w:rFonts w:ascii="Yu Gothic" w:eastAsia="Yu Gothic" w:hAnsi="Yu Gothic" w:hint="eastAsia"/>
-                <w:sz w:val="20"/>
-                <w:szCs w:val="20"/>
-              </w:rPr>
-              <w:t>5分</w:t>
+                <w:rFonts w:ascii="游ゴシック" w:eastAsia="游ゴシック" w:hAnsi="游ゴシック" w:hint="eastAsia"/>
+                <w:sz w:val="20"/>
+                <w:szCs w:val="20"/>
+              </w:rPr>
+              <w:t>5</w:t>
+            </w:r>
+            <w:r>
+              <w:rPr>
+                <w:rFonts w:ascii="游ゴシック" w:eastAsia="游ゴシック" w:hAnsi="游ゴシック" w:hint="eastAsia"/>
+                <w:sz w:val="20"/>
+                <w:szCs w:val="20"/>
+              </w:rPr>
+              <w:t>分</w:t>
             </w:r>
           </w:p>
         </w:tc>
@@ -1085,14 +1431,14 @@
           <w:p>
             <w:pPr>
               <w:rPr>
-                <w:rFonts w:ascii="Yu Gothic" w:eastAsia="Yu Gothic" w:hAnsi="Yu Gothic"/>
+                <w:rFonts w:ascii="游ゴシック" w:eastAsia="游ゴシック" w:hAnsi="游ゴシック" w:hint="eastAsia"/>
                 <w:sz w:val="20"/>
                 <w:szCs w:val="20"/>
               </w:rPr>
             </w:pPr>
             <w:r>
               <w:rPr>
-                <w:rFonts w:ascii="Yu Gothic" w:eastAsia="Yu Gothic" w:hAnsi="Yu Gothic" w:hint="eastAsia"/>
+                <w:rFonts w:ascii="游ゴシック" w:eastAsia="游ゴシック" w:hAnsi="游ゴシック" w:hint="eastAsia"/>
                 <w:sz w:val="20"/>
                 <w:szCs w:val="20"/>
               </w:rPr>
@@ -1120,14 +1466,14 @@
           <w:p>
             <w:pPr>
               <w:rPr>
-                <w:rFonts w:ascii="Yu Gothic" w:eastAsia="Yu Gothic" w:hAnsi="Yu Gothic"/>
+                <w:rFonts w:ascii="游ゴシック" w:eastAsia="游ゴシック" w:hAnsi="游ゴシック" w:hint="eastAsia"/>
                 <w:sz w:val="20"/>
                 <w:szCs w:val="20"/>
               </w:rPr>
             </w:pPr>
             <w:r>
               <w:rPr>
-                <w:rFonts w:ascii="Yu Gothic" w:eastAsia="Yu Gothic" w:hAnsi="Yu Gothic" w:hint="eastAsia"/>
+                <w:rFonts w:ascii="游ゴシック" w:eastAsia="游ゴシック" w:hAnsi="游ゴシック" w:hint="eastAsia"/>
                 <w:sz w:val="20"/>
                 <w:szCs w:val="20"/>
               </w:rPr>
@@ -1157,19 +1503,26 @@
           <w:p>
             <w:pPr>
               <w:rPr>
-                <w:rFonts w:ascii="Yu Gothic" w:eastAsia="Yu Gothic" w:hAnsi="Yu Gothic"/>
+                <w:rFonts w:ascii="游ゴシック" w:eastAsia="游ゴシック" w:hAnsi="游ゴシック" w:hint="eastAsia"/>
                 <w:sz w:val="20"/>
                 <w:szCs w:val="20"/>
               </w:rPr>
             </w:pPr>
             <w:r>
               <w:rPr>
-                <w:rFonts w:ascii="Yu Gothic" w:eastAsia="Yu Gothic" w:hAnsi="Yu Gothic" w:hint="eastAsia"/>
-                <w:sz w:val="20"/>
-                <w:szCs w:val="20"/>
-              </w:rPr>
-              <w:lastRenderedPageBreak/>
-              <w:t>1分</w:t>
+                <w:rFonts w:ascii="游ゴシック" w:eastAsia="游ゴシック" w:hAnsi="游ゴシック" w:hint="eastAsia"/>
+                <w:sz w:val="20"/>
+                <w:szCs w:val="20"/>
+              </w:rPr>
+              <w:t>1</w:t>
+            </w:r>
+            <w:r>
+              <w:rPr>
+                <w:rFonts w:ascii="游ゴシック" w:eastAsia="游ゴシック" w:hAnsi="游ゴシック" w:hint="eastAsia"/>
+                <w:sz w:val="20"/>
+                <w:szCs w:val="20"/>
+              </w:rPr>
+              <w:t>分</w:t>
             </w:r>
           </w:p>
         </w:tc>
@@ -1193,18 +1546,34 @@
           <w:p>
             <w:pPr>
               <w:rPr>
-                <w:rFonts w:ascii="Yu Gothic" w:eastAsia="Yu Gothic" w:hAnsi="Yu Gothic"/>
+                <w:rFonts w:ascii="游ゴシック" w:eastAsia="游ゴシック" w:hAnsi="游ゴシック" w:hint="eastAsia"/>
                 <w:sz w:val="20"/>
                 <w:szCs w:val="20"/>
               </w:rPr>
             </w:pPr>
             <w:r>
               <w:rPr>
-                <w:rFonts w:ascii="Yu Gothic" w:eastAsia="Yu Gothic" w:hAnsi="Yu Gothic" w:hint="eastAsia"/>
-                <w:sz w:val="20"/>
-                <w:szCs w:val="20"/>
-              </w:rPr>
-              <w:t>社長がその場で提案に一言返す（30秒程度）。「どうなったかは会社訪問で」</w:t>
+                <w:rFonts w:ascii="游ゴシック" w:eastAsia="游ゴシック" w:hAnsi="游ゴシック" w:hint="eastAsia"/>
+                <w:sz w:val="20"/>
+                <w:szCs w:val="20"/>
+              </w:rPr>
+              <w:t>社長がその場で提案に一言返す（</w:t>
+            </w:r>
+            <w:r>
+              <w:rPr>
+                <w:rFonts w:ascii="游ゴシック" w:eastAsia="游ゴシック" w:hAnsi="游ゴシック" w:hint="eastAsia"/>
+                <w:sz w:val="20"/>
+                <w:szCs w:val="20"/>
+              </w:rPr>
+              <w:t>30</w:t>
+            </w:r>
+            <w:r>
+              <w:rPr>
+                <w:rFonts w:ascii="游ゴシック" w:eastAsia="游ゴシック" w:hAnsi="游ゴシック" w:hint="eastAsia"/>
+                <w:sz w:val="20"/>
+                <w:szCs w:val="20"/>
+              </w:rPr>
+              <w:t>秒程度）。「続きは会社で」と会社訪問に誘う</w:t>
             </w:r>
           </w:p>
         </w:tc>
@@ -1228,14 +1597,14 @@
           <w:p>
             <w:pPr>
               <w:rPr>
-                <w:rFonts w:ascii="Yu Gothic" w:eastAsia="Yu Gothic" w:hAnsi="Yu Gothic"/>
+                <w:rFonts w:ascii="游ゴシック" w:eastAsia="游ゴシック" w:hAnsi="游ゴシック" w:hint="eastAsia"/>
                 <w:sz w:val="20"/>
                 <w:szCs w:val="20"/>
               </w:rPr>
             </w:pPr>
             <w:r>
               <w:rPr>
-                <w:rFonts w:ascii="Yu Gothic" w:eastAsia="Yu Gothic" w:hAnsi="Yu Gothic" w:hint="eastAsia"/>
+                <w:rFonts w:ascii="游ゴシック" w:eastAsia="游ゴシック" w:hAnsi="游ゴシック" w:hint="eastAsia"/>
                 <w:sz w:val="20"/>
                 <w:szCs w:val="20"/>
               </w:rPr>
@@ -1253,17 +1622,18 @@
         </w:numPr>
         <w:spacing w:after="40"/>
         <w:rPr>
-          <w:rFonts w:ascii="Yu Gothic" w:eastAsia="Yu Gothic" w:hAnsi="Yu Gothic"/>
-          <w:sz w:val="21"/>
-          <w:szCs w:val="21"/>
-        </w:rPr>
-      </w:pPr>
-      <w:r>
-        <w:rPr>
-          <w:rFonts w:ascii="Yu Gothic" w:eastAsia="Yu Gothic" w:hAnsi="Yu Gothic" w:hint="eastAsia"/>
-          <w:sz w:val="21"/>
-          <w:szCs w:val="21"/>
-        </w:rPr>
+          <w:rFonts w:ascii="游ゴシック" w:eastAsia="游ゴシック" w:hAnsi="游ゴシック" w:hint="eastAsia"/>
+          <w:sz w:val="21"/>
+          <w:szCs w:val="21"/>
+        </w:rPr>
+      </w:pPr>
+      <w:r>
+        <w:rPr>
+          <w:rFonts w:ascii="游ゴシック" w:eastAsia="游ゴシック" w:hAnsi="游ゴシック" w:hint="eastAsia"/>
+          <w:sz w:val="21"/>
+          <w:szCs w:val="21"/>
+        </w:rPr>
+        <w:lastRenderedPageBreak/>
         <w:t>困りごとを先に聞き、改造案は後から聞く（いきなり改造案を求めると手が止まるため）</w:t>
       </w:r>
     </w:p>
@@ -1275,18 +1645,34 @@
         </w:numPr>
         <w:spacing w:after="40"/>
         <w:rPr>
-          <w:rFonts w:ascii="Yu Gothic" w:eastAsia="Yu Gothic" w:hAnsi="Yu Gothic"/>
-          <w:sz w:val="21"/>
-          <w:szCs w:val="21"/>
-        </w:rPr>
-      </w:pPr>
-      <w:r>
-        <w:rPr>
-          <w:rFonts w:ascii="Yu Gothic" w:eastAsia="Yu Gothic" w:hAnsi="Yu Gothic" w:hint="eastAsia"/>
-          <w:sz w:val="21"/>
-          <w:szCs w:val="21"/>
-        </w:rPr>
-        <w:t>書いた付箋はボードに貼り、1日を通して溜めていく。前の組の付箋も話のきっかけに使う</w:t>
+          <w:rFonts w:ascii="游ゴシック" w:eastAsia="游ゴシック" w:hAnsi="游ゴシック" w:hint="eastAsia"/>
+          <w:sz w:val="21"/>
+          <w:szCs w:val="21"/>
+        </w:rPr>
+      </w:pPr>
+      <w:r>
+        <w:rPr>
+          <w:rFonts w:ascii="游ゴシック" w:eastAsia="游ゴシック" w:hAnsi="游ゴシック" w:hint="eastAsia"/>
+          <w:sz w:val="21"/>
+          <w:szCs w:val="21"/>
+        </w:rPr>
+        <w:t>書いた付箋はボードに貼り、</w:t>
+      </w:r>
+      <w:r>
+        <w:rPr>
+          <w:rFonts w:ascii="游ゴシック" w:eastAsia="游ゴシック" w:hAnsi="游ゴシック" w:hint="eastAsia"/>
+          <w:sz w:val="21"/>
+          <w:szCs w:val="21"/>
+        </w:rPr>
+        <w:t>1</w:t>
+      </w:r>
+      <w:r>
+        <w:rPr>
+          <w:rFonts w:ascii="游ゴシック" w:eastAsia="游ゴシック" w:hAnsi="游ゴシック" w:hint="eastAsia"/>
+          <w:sz w:val="21"/>
+          <w:szCs w:val="21"/>
+        </w:rPr>
+        <w:t>日を通して溜めていく。前の組の付箋も話のきっかけに使う</w:t>
       </w:r>
     </w:p>
     <w:p>
@@ -1297,14 +1683,14 @@
         </w:numPr>
         <w:spacing w:after="40"/>
         <w:rPr>
-          <w:rFonts w:ascii="Yu Gothic" w:eastAsia="Yu Gothic" w:hAnsi="Yu Gothic"/>
-          <w:sz w:val="21"/>
-          <w:szCs w:val="21"/>
-        </w:rPr>
-      </w:pPr>
-      <w:r>
-        <w:rPr>
-          <w:rFonts w:ascii="Yu Gothic" w:eastAsia="Yu Gothic" w:hAnsi="Yu Gothic" w:hint="eastAsia"/>
+          <w:rFonts w:ascii="游ゴシック" w:eastAsia="游ゴシック" w:hAnsi="游ゴシック" w:hint="eastAsia"/>
+          <w:sz w:val="21"/>
+          <w:szCs w:val="21"/>
+        </w:rPr>
+      </w:pPr>
+      <w:r>
+        <w:rPr>
+          <w:rFonts w:ascii="游ゴシック" w:eastAsia="游ゴシック" w:hAnsi="游ゴシック" w:hint="eastAsia"/>
           <w:sz w:val="21"/>
           <w:szCs w:val="21"/>
         </w:rPr>
@@ -1315,14 +1701,20 @@
       <w:pPr>
         <w:pStyle w:val="2"/>
         <w:rPr>
-          <w:rFonts w:ascii="Yu Gothic" w:eastAsia="Yu Gothic" w:hAnsi="Yu Gothic"/>
-        </w:rPr>
-      </w:pPr>
-      <w:r>
-        <w:rPr>
-          <w:rFonts w:ascii="Yu Gothic" w:eastAsia="Yu Gothic" w:hAnsi="Yu Gothic" w:hint="eastAsia"/>
-        </w:rPr>
-        <w:t>5. 当日の役割分担</w:t>
+          <w:rFonts w:ascii="游ゴシック" w:eastAsia="游ゴシック" w:hAnsi="游ゴシック" w:hint="eastAsia"/>
+        </w:rPr>
+      </w:pPr>
+      <w:r>
+        <w:rPr>
+          <w:rFonts w:ascii="游ゴシック" w:eastAsia="游ゴシック" w:hAnsi="游ゴシック" w:hint="eastAsia"/>
+        </w:rPr>
+        <w:t xml:space="preserve">5. </w:t>
+      </w:r>
+      <w:r>
+        <w:rPr>
+          <w:rFonts w:ascii="游ゴシック" w:eastAsia="游ゴシック" w:hAnsi="游ゴシック" w:hint="eastAsia"/>
+        </w:rPr>
+        <w:t>当日の役割分担</w:t>
       </w:r>
     </w:p>
     <w:tbl>
@@ -1362,7 +1754,7 @@
           <w:p>
             <w:pPr>
               <w:rPr>
-                <w:rFonts w:ascii="Yu Gothic" w:eastAsia="Yu Gothic" w:hAnsi="Yu Gothic"/>
+                <w:rFonts w:ascii="游ゴシック" w:eastAsia="游ゴシック" w:hAnsi="游ゴシック" w:hint="eastAsia"/>
                 <w:b/>
                 <w:bCs/>
                 <w:sz w:val="20"/>
@@ -1371,7 +1763,7 @@
             </w:pPr>
             <w:r>
               <w:rPr>
-                <w:rFonts w:ascii="Yu Gothic" w:eastAsia="Yu Gothic" w:hAnsi="Yu Gothic" w:hint="eastAsia"/>
+                <w:rFonts w:ascii="游ゴシック" w:eastAsia="游ゴシック" w:hAnsi="游ゴシック" w:hint="eastAsia"/>
                 <w:b/>
                 <w:bCs/>
                 <w:sz w:val="20"/>
@@ -1402,7 +1794,7 @@
           <w:p>
             <w:pPr>
               <w:rPr>
-                <w:rFonts w:ascii="Yu Gothic" w:eastAsia="Yu Gothic" w:hAnsi="Yu Gothic"/>
+                <w:rFonts w:ascii="游ゴシック" w:eastAsia="游ゴシック" w:hAnsi="游ゴシック" w:hint="eastAsia"/>
                 <w:b/>
                 <w:bCs/>
                 <w:sz w:val="20"/>
@@ -1411,7 +1803,7 @@
             </w:pPr>
             <w:r>
               <w:rPr>
-                <w:rFonts w:ascii="Yu Gothic" w:eastAsia="Yu Gothic" w:hAnsi="Yu Gothic" w:hint="eastAsia"/>
+                <w:rFonts w:ascii="游ゴシック" w:eastAsia="游ゴシック" w:hAnsi="游ゴシック" w:hint="eastAsia"/>
                 <w:b/>
                 <w:bCs/>
                 <w:sz w:val="20"/>
@@ -1443,14 +1835,14 @@
           <w:p>
             <w:pPr>
               <w:rPr>
-                <w:rFonts w:ascii="Yu Gothic" w:eastAsia="Yu Gothic" w:hAnsi="Yu Gothic"/>
+                <w:rFonts w:ascii="游ゴシック" w:eastAsia="游ゴシック" w:hAnsi="游ゴシック" w:hint="eastAsia"/>
                 <w:sz w:val="20"/>
                 <w:szCs w:val="20"/>
               </w:rPr>
             </w:pPr>
             <w:r>
               <w:rPr>
-                <w:rFonts w:ascii="Yu Gothic" w:eastAsia="Yu Gothic" w:hAnsi="Yu Gothic" w:hint="eastAsia"/>
+                <w:rFonts w:ascii="游ゴシック" w:eastAsia="游ゴシック" w:hAnsi="游ゴシック" w:hint="eastAsia"/>
                 <w:sz w:val="20"/>
                 <w:szCs w:val="20"/>
               </w:rPr>
@@ -1478,18 +1870,34 @@
           <w:p>
             <w:pPr>
               <w:rPr>
-                <w:rFonts w:ascii="Yu Gothic" w:eastAsia="Yu Gothic" w:hAnsi="Yu Gothic"/>
+                <w:rFonts w:ascii="游ゴシック" w:eastAsia="游ゴシック" w:hAnsi="游ゴシック" w:hint="eastAsia"/>
                 <w:sz w:val="20"/>
                 <w:szCs w:val="20"/>
               </w:rPr>
             </w:pPr>
             <w:r>
               <w:rPr>
-                <w:rFonts w:ascii="Yu Gothic" w:eastAsia="Yu Gothic" w:hAnsi="Yu Gothic" w:hint="eastAsia"/>
-                <w:sz w:val="20"/>
-                <w:szCs w:val="20"/>
-              </w:rPr>
-              <w:t>会社説明（5分）／学生の提案にその場で一言返す</w:t>
+                <w:rFonts w:ascii="游ゴシック" w:eastAsia="游ゴシック" w:hAnsi="游ゴシック" w:hint="eastAsia"/>
+                <w:sz w:val="20"/>
+                <w:szCs w:val="20"/>
+              </w:rPr>
+              <w:t>会社説明（</w:t>
+            </w:r>
+            <w:r>
+              <w:rPr>
+                <w:rFonts w:ascii="游ゴシック" w:eastAsia="游ゴシック" w:hAnsi="游ゴシック" w:hint="eastAsia"/>
+                <w:sz w:val="20"/>
+                <w:szCs w:val="20"/>
+              </w:rPr>
+              <w:t>5</w:t>
+            </w:r>
+            <w:r>
+              <w:rPr>
+                <w:rFonts w:ascii="游ゴシック" w:eastAsia="游ゴシック" w:hAnsi="游ゴシック" w:hint="eastAsia"/>
+                <w:sz w:val="20"/>
+                <w:szCs w:val="20"/>
+              </w:rPr>
+              <w:t>分）／学生の提案にその場で一言返す</w:t>
             </w:r>
           </w:p>
         </w:tc>
@@ -1515,14 +1923,14 @@
           <w:p>
             <w:pPr>
               <w:rPr>
-                <w:rFonts w:ascii="Yu Gothic" w:eastAsia="Yu Gothic" w:hAnsi="Yu Gothic"/>
+                <w:rFonts w:ascii="游ゴシック" w:eastAsia="游ゴシック" w:hAnsi="游ゴシック" w:hint="eastAsia"/>
                 <w:sz w:val="20"/>
                 <w:szCs w:val="20"/>
               </w:rPr>
             </w:pPr>
             <w:r>
               <w:rPr>
-                <w:rFonts w:ascii="Yu Gothic" w:eastAsia="Yu Gothic" w:hAnsi="Yu Gothic" w:hint="eastAsia"/>
+                <w:rFonts w:ascii="游ゴシック" w:eastAsia="游ゴシック" w:hAnsi="游ゴシック" w:hint="eastAsia"/>
                 <w:sz w:val="20"/>
                 <w:szCs w:val="20"/>
               </w:rPr>
@@ -1550,14 +1958,14 @@
           <w:p>
             <w:pPr>
               <w:rPr>
-                <w:rFonts w:ascii="Yu Gothic" w:eastAsia="Yu Gothic" w:hAnsi="Yu Gothic"/>
+                <w:rFonts w:ascii="游ゴシック" w:eastAsia="游ゴシック" w:hAnsi="游ゴシック" w:hint="eastAsia"/>
                 <w:sz w:val="20"/>
                 <w:szCs w:val="20"/>
               </w:rPr>
             </w:pPr>
             <w:r>
               <w:rPr>
-                <w:rFonts w:ascii="Yu Gothic" w:eastAsia="Yu Gothic" w:hAnsi="Yu Gothic" w:hint="eastAsia"/>
+                <w:rFonts w:ascii="游ゴシック" w:eastAsia="游ゴシック" w:hAnsi="游ゴシック" w:hint="eastAsia"/>
                 <w:sz w:val="20"/>
                 <w:szCs w:val="20"/>
               </w:rPr>
@@ -1575,18 +1983,34 @@
         </w:numPr>
         <w:spacing w:after="40"/>
         <w:rPr>
-          <w:rFonts w:ascii="Yu Gothic" w:eastAsia="Yu Gothic" w:hAnsi="Yu Gothic"/>
-          <w:sz w:val="21"/>
-          <w:szCs w:val="21"/>
-        </w:rPr>
-      </w:pPr>
-      <w:r>
-        <w:rPr>
-          <w:rFonts w:ascii="Yu Gothic" w:eastAsia="Yu Gothic" w:hAnsi="Yu Gothic" w:hint="eastAsia"/>
-          <w:sz w:val="21"/>
-          <w:szCs w:val="21"/>
-        </w:rPr>
-        <w:t>社長の一言は短く（30秒程度）。長くなると学生が緊張し、次の組の時間も押す</w:t>
+          <w:rFonts w:ascii="游ゴシック" w:eastAsia="游ゴシック" w:hAnsi="游ゴシック" w:hint="eastAsia"/>
+          <w:sz w:val="21"/>
+          <w:szCs w:val="21"/>
+        </w:rPr>
+      </w:pPr>
+      <w:r>
+        <w:rPr>
+          <w:rFonts w:ascii="游ゴシック" w:eastAsia="游ゴシック" w:hAnsi="游ゴシック" w:hint="eastAsia"/>
+          <w:sz w:val="21"/>
+          <w:szCs w:val="21"/>
+        </w:rPr>
+        <w:t>社長の一言は短く（</w:t>
+      </w:r>
+      <w:r>
+        <w:rPr>
+          <w:rFonts w:ascii="游ゴシック" w:eastAsia="游ゴシック" w:hAnsi="游ゴシック" w:hint="eastAsia"/>
+          <w:sz w:val="21"/>
+          <w:szCs w:val="21"/>
+        </w:rPr>
+        <w:t>30</w:t>
+      </w:r>
+      <w:r>
+        <w:rPr>
+          <w:rFonts w:ascii="游ゴシック" w:eastAsia="游ゴシック" w:hAnsi="游ゴシック" w:hint="eastAsia"/>
+          <w:sz w:val="21"/>
+          <w:szCs w:val="21"/>
+        </w:rPr>
+        <w:t>秒程度）。長くなると学生が緊張し、次の組の時間も押す</w:t>
       </w:r>
     </w:p>
     <w:p>
@@ -1597,32 +2021,70 @@
         </w:numPr>
         <w:spacing w:after="40"/>
         <w:rPr>
-          <w:rFonts w:ascii="Yu Gothic" w:eastAsia="Yu Gothic" w:hAnsi="Yu Gothic"/>
-          <w:sz w:val="21"/>
-          <w:szCs w:val="21"/>
-        </w:rPr>
-      </w:pPr>
-      <w:r>
-        <w:rPr>
-          <w:rFonts w:ascii="Yu Gothic" w:eastAsia="Yu Gothic" w:hAnsi="Yu Gothic" w:hint="eastAsia"/>
-          <w:sz w:val="21"/>
-          <w:szCs w:val="21"/>
-        </w:rPr>
-        <w:t>任意：1日の終わりに社長が「いいね」と思った提案を選び、Instagramで紹介する</w:t>
+          <w:rFonts w:ascii="游ゴシック" w:eastAsia="游ゴシック" w:hAnsi="游ゴシック" w:hint="eastAsia"/>
+          <w:sz w:val="21"/>
+          <w:szCs w:val="21"/>
+        </w:rPr>
+      </w:pPr>
+      <w:r>
+        <w:rPr>
+          <w:rFonts w:ascii="游ゴシック" w:eastAsia="游ゴシック" w:hAnsi="游ゴシック" w:hint="eastAsia"/>
+          <w:sz w:val="21"/>
+          <w:szCs w:val="21"/>
+        </w:rPr>
+        <w:t>任意：</w:t>
+      </w:r>
+      <w:r>
+        <w:rPr>
+          <w:rFonts w:ascii="游ゴシック" w:eastAsia="游ゴシック" w:hAnsi="游ゴシック" w:hint="eastAsia"/>
+          <w:sz w:val="21"/>
+          <w:szCs w:val="21"/>
+        </w:rPr>
+        <w:t>1</w:t>
+      </w:r>
+      <w:r>
+        <w:rPr>
+          <w:rFonts w:ascii="游ゴシック" w:eastAsia="游ゴシック" w:hAnsi="游ゴシック" w:hint="eastAsia"/>
+          <w:sz w:val="21"/>
+          <w:szCs w:val="21"/>
+        </w:rPr>
+        <w:t>日の終わりに社長が「いいね」と思った提案を選び、</w:t>
+      </w:r>
+      <w:r>
+        <w:rPr>
+          <w:rFonts w:ascii="游ゴシック" w:eastAsia="游ゴシック" w:hAnsi="游ゴシック" w:hint="eastAsia"/>
+          <w:sz w:val="21"/>
+          <w:szCs w:val="21"/>
+        </w:rPr>
+        <w:t>Instagram</w:t>
+      </w:r>
+      <w:r>
+        <w:rPr>
+          <w:rFonts w:ascii="游ゴシック" w:eastAsia="游ゴシック" w:hAnsi="游ゴシック" w:hint="eastAsia"/>
+          <w:sz w:val="21"/>
+          <w:szCs w:val="21"/>
+        </w:rPr>
+        <w:t>で紹介する</w:t>
       </w:r>
     </w:p>
     <w:p>
       <w:pPr>
         <w:pStyle w:val="2"/>
         <w:rPr>
-          <w:rFonts w:ascii="Yu Gothic" w:eastAsia="Yu Gothic" w:hAnsi="Yu Gothic"/>
-        </w:rPr>
-      </w:pPr>
-      <w:r>
-        <w:rPr>
-          <w:rFonts w:ascii="Yu Gothic" w:eastAsia="Yu Gothic" w:hAnsi="Yu Gothic" w:hint="eastAsia"/>
-        </w:rPr>
-        <w:t>6. 準備物</w:t>
+          <w:rFonts w:ascii="游ゴシック" w:eastAsia="游ゴシック" w:hAnsi="游ゴシック" w:hint="eastAsia"/>
+        </w:rPr>
+      </w:pPr>
+      <w:r>
+        <w:rPr>
+          <w:rFonts w:ascii="游ゴシック" w:eastAsia="游ゴシック" w:hAnsi="游ゴシック" w:hint="eastAsia"/>
+        </w:rPr>
+        <w:t xml:space="preserve">6. </w:t>
+      </w:r>
+      <w:r>
+        <w:rPr>
+          <w:rFonts w:ascii="游ゴシック" w:eastAsia="游ゴシック" w:hAnsi="游ゴシック" w:hint="eastAsia"/>
+        </w:rPr>
+        <w:t>準備物</w:t>
       </w:r>
     </w:p>
     <w:p>
@@ -1633,14 +2095,14 @@
         </w:numPr>
         <w:spacing w:after="40"/>
         <w:rPr>
-          <w:rFonts w:ascii="Yu Gothic" w:eastAsia="Yu Gothic" w:hAnsi="Yu Gothic"/>
-          <w:sz w:val="21"/>
-          <w:szCs w:val="21"/>
-        </w:rPr>
-      </w:pPr>
-      <w:r>
-        <w:rPr>
-          <w:rFonts w:ascii="Yu Gothic" w:eastAsia="Yu Gothic" w:hAnsi="Yu Gothic" w:hint="eastAsia"/>
+          <w:rFonts w:ascii="游ゴシック" w:eastAsia="游ゴシック" w:hAnsi="游ゴシック" w:hint="eastAsia"/>
+          <w:sz w:val="21"/>
+          <w:szCs w:val="21"/>
+        </w:rPr>
+      </w:pPr>
+      <w:r>
+        <w:rPr>
+          <w:rFonts w:ascii="游ゴシック" w:eastAsia="游ゴシック" w:hAnsi="游ゴシック" w:hint="eastAsia"/>
           <w:sz w:val="21"/>
           <w:szCs w:val="21"/>
         </w:rPr>
@@ -1655,18 +2117,34 @@
         </w:numPr>
         <w:spacing w:after="40"/>
         <w:rPr>
-          <w:rFonts w:ascii="Yu Gothic" w:eastAsia="Yu Gothic" w:hAnsi="Yu Gothic"/>
-          <w:sz w:val="21"/>
-          <w:szCs w:val="21"/>
-        </w:rPr>
-      </w:pPr>
-      <w:r>
-        <w:rPr>
-          <w:rFonts w:ascii="Yu Gothic" w:eastAsia="Yu Gothic" w:hAnsi="Yu Gothic" w:hint="eastAsia"/>
-          <w:sz w:val="21"/>
-          <w:szCs w:val="21"/>
-        </w:rPr>
-        <w:t>付箋を貼るボード（②と①の2面）</w:t>
+          <w:rFonts w:ascii="游ゴシック" w:eastAsia="游ゴシック" w:hAnsi="游ゴシック" w:hint="eastAsia"/>
+          <w:sz w:val="21"/>
+          <w:szCs w:val="21"/>
+        </w:rPr>
+      </w:pPr>
+      <w:r>
+        <w:rPr>
+          <w:rFonts w:ascii="游ゴシック" w:eastAsia="游ゴシック" w:hAnsi="游ゴシック" w:hint="eastAsia"/>
+          <w:sz w:val="21"/>
+          <w:szCs w:val="21"/>
+        </w:rPr>
+        <w:t>付箋を貼るボード（②と①の</w:t>
+      </w:r>
+      <w:r>
+        <w:rPr>
+          <w:rFonts w:ascii="游ゴシック" w:eastAsia="游ゴシック" w:hAnsi="游ゴシック" w:hint="eastAsia"/>
+          <w:sz w:val="21"/>
+          <w:szCs w:val="21"/>
+        </w:rPr>
+        <w:t>2</w:t>
+      </w:r>
+      <w:r>
+        <w:rPr>
+          <w:rFonts w:ascii="游ゴシック" w:eastAsia="游ゴシック" w:hAnsi="游ゴシック" w:hint="eastAsia"/>
+          <w:sz w:val="21"/>
+          <w:szCs w:val="21"/>
+        </w:rPr>
+        <w:t>面）</w:t>
       </w:r>
     </w:p>
     <w:p>
@@ -1677,14 +2155,14 @@
         </w:numPr>
         <w:spacing w:after="40"/>
         <w:rPr>
-          <w:rFonts w:ascii="Yu Gothic" w:eastAsia="Yu Gothic" w:hAnsi="Yu Gothic"/>
-          <w:sz w:val="21"/>
-          <w:szCs w:val="21"/>
-        </w:rPr>
-      </w:pPr>
-      <w:r>
-        <w:rPr>
-          <w:rFonts w:ascii="Yu Gothic" w:eastAsia="Yu Gothic" w:hAnsi="Yu Gothic" w:hint="eastAsia"/>
+          <w:rFonts w:ascii="游ゴシック" w:eastAsia="游ゴシック" w:hAnsi="游ゴシック" w:hint="eastAsia"/>
+          <w:sz w:val="21"/>
+          <w:szCs w:val="21"/>
+        </w:rPr>
+      </w:pPr>
+      <w:r>
+        <w:rPr>
+          <w:rFonts w:ascii="游ゴシック" w:eastAsia="游ゴシック" w:hAnsi="游ゴシック" w:hint="eastAsia"/>
           <w:sz w:val="21"/>
           <w:szCs w:val="21"/>
         </w:rPr>
@@ -1699,32 +2177,54 @@
         </w:numPr>
         <w:spacing w:after="40"/>
         <w:rPr>
-          <w:rFonts w:ascii="Yu Gothic" w:eastAsia="Yu Gothic" w:hAnsi="Yu Gothic"/>
-          <w:sz w:val="21"/>
-          <w:szCs w:val="21"/>
-        </w:rPr>
-      </w:pPr>
-      <w:r>
-        <w:rPr>
-          <w:rFonts w:ascii="Yu Gothic" w:eastAsia="Yu Gothic" w:hAnsi="Yu Gothic" w:hint="eastAsia"/>
-          <w:sz w:val="21"/>
-          <w:szCs w:val="21"/>
-        </w:rPr>
-        <w:t>会社紹介資料、会社訪問・インターン案内（チラシまたはQRコード）</w:t>
+          <w:rFonts w:ascii="游ゴシック" w:eastAsia="游ゴシック" w:hAnsi="游ゴシック" w:hint="eastAsia"/>
+          <w:sz w:val="21"/>
+          <w:szCs w:val="21"/>
+        </w:rPr>
+      </w:pPr>
+      <w:r>
+        <w:rPr>
+          <w:rFonts w:ascii="游ゴシック" w:eastAsia="游ゴシック" w:hAnsi="游ゴシック" w:hint="eastAsia"/>
+          <w:sz w:val="21"/>
+          <w:szCs w:val="21"/>
+        </w:rPr>
+        <w:t>会社紹介資料、会社訪問・インターン案内（チラシまたは</w:t>
+      </w:r>
+      <w:r>
+        <w:rPr>
+          <w:rFonts w:ascii="游ゴシック" w:eastAsia="游ゴシック" w:hAnsi="游ゴシック" w:hint="eastAsia"/>
+          <w:sz w:val="21"/>
+          <w:szCs w:val="21"/>
+        </w:rPr>
+        <w:t>QR</w:t>
+      </w:r>
+      <w:r>
+        <w:rPr>
+          <w:rFonts w:ascii="游ゴシック" w:eastAsia="游ゴシック" w:hAnsi="游ゴシック" w:hint="eastAsia"/>
+          <w:sz w:val="21"/>
+          <w:szCs w:val="21"/>
+        </w:rPr>
+        <w:t>コード）</w:t>
       </w:r>
     </w:p>
     <w:p>
       <w:pPr>
         <w:pStyle w:val="2"/>
         <w:rPr>
-          <w:rFonts w:ascii="Yu Gothic" w:eastAsia="Yu Gothic" w:hAnsi="Yu Gothic"/>
-        </w:rPr>
-      </w:pPr>
-      <w:r>
-        <w:rPr>
-          <w:rFonts w:ascii="Yu Gothic" w:eastAsia="Yu Gothic" w:hAnsi="Yu Gothic" w:hint="eastAsia"/>
-        </w:rPr>
-        <w:t>7. 終了後の活用</w:t>
+          <w:rFonts w:ascii="游ゴシック" w:eastAsia="游ゴシック" w:hAnsi="游ゴシック" w:hint="eastAsia"/>
+        </w:rPr>
+      </w:pPr>
+      <w:r>
+        <w:rPr>
+          <w:rFonts w:ascii="游ゴシック" w:eastAsia="游ゴシック" w:hAnsi="游ゴシック" w:hint="eastAsia"/>
+        </w:rPr>
+        <w:t xml:space="preserve">7. </w:t>
+      </w:r>
+      <w:r>
+        <w:rPr>
+          <w:rFonts w:ascii="游ゴシック" w:eastAsia="游ゴシック" w:hAnsi="游ゴシック" w:hint="eastAsia"/>
+        </w:rPr>
+        <w:t>終了後の活用</w:t>
       </w:r>
     </w:p>
     <w:p>
@@ -1735,18 +2235,50 @@
         </w:numPr>
         <w:spacing w:after="40"/>
         <w:rPr>
-          <w:rFonts w:ascii="Yu Gothic" w:eastAsia="Yu Gothic" w:hAnsi="Yu Gothic"/>
-          <w:sz w:val="21"/>
-          <w:szCs w:val="21"/>
-        </w:rPr>
-      </w:pPr>
-      <w:r>
-        <w:rPr>
-          <w:rFonts w:ascii="Yu Gothic" w:eastAsia="Yu Gothic" w:hAnsi="Yu Gothic" w:hint="eastAsia"/>
-          <w:sz w:val="21"/>
-          <w:szCs w:val="21"/>
-        </w:rPr>
-        <w:t>付箋を集計し、Webサイト・Instagram・営業資料の改善に使えるものを選ぶ</w:t>
+          <w:rFonts w:ascii="游ゴシック" w:eastAsia="游ゴシック" w:hAnsi="游ゴシック" w:hint="eastAsia"/>
+          <w:sz w:val="21"/>
+          <w:szCs w:val="21"/>
+        </w:rPr>
+      </w:pPr>
+      <w:r>
+        <w:rPr>
+          <w:rFonts w:ascii="游ゴシック" w:eastAsia="游ゴシック" w:hAnsi="游ゴシック" w:hint="eastAsia"/>
+          <w:sz w:val="21"/>
+          <w:szCs w:val="21"/>
+        </w:rPr>
+        <w:t>付箋を集計し、</w:t>
+      </w:r>
+      <w:r>
+        <w:rPr>
+          <w:rFonts w:ascii="游ゴシック" w:eastAsia="游ゴシック" w:hAnsi="游ゴシック" w:hint="eastAsia"/>
+          <w:sz w:val="21"/>
+          <w:szCs w:val="21"/>
+        </w:rPr>
+        <w:t>Web</w:t>
+      </w:r>
+      <w:r>
+        <w:rPr>
+          <w:rFonts w:ascii="游ゴシック" w:eastAsia="游ゴシック" w:hAnsi="游ゴシック" w:hint="eastAsia"/>
+          <w:sz w:val="21"/>
+          <w:szCs w:val="21"/>
+        </w:rPr>
+        <w:t>サイト・</w:t>
+      </w:r>
+      <w:r>
+        <w:rPr>
+          <w:rFonts w:ascii="游ゴシック" w:eastAsia="游ゴシック" w:hAnsi="游ゴシック" w:hint="eastAsia"/>
+          <w:sz w:val="21"/>
+          <w:szCs w:val="21"/>
+        </w:rPr>
+        <w:t>Instagram</w:t>
+      </w:r>
+      <w:r>
+        <w:rPr>
+          <w:rFonts w:ascii="游ゴシック" w:eastAsia="游ゴシック" w:hAnsi="游ゴシック" w:hint="eastAsia"/>
+          <w:sz w:val="21"/>
+          <w:szCs w:val="21"/>
+        </w:rPr>
+        <w:t>・営業資料の改善に使えるものを選ぶ</w:t>
       </w:r>
     </w:p>
     <w:p>
@@ -1757,18 +2289,34 @@
         </w:numPr>
         <w:spacing w:after="40"/>
         <w:rPr>
-          <w:rFonts w:ascii="Yu Gothic" w:eastAsia="Yu Gothic" w:hAnsi="Yu Gothic"/>
-          <w:sz w:val="21"/>
-          <w:szCs w:val="21"/>
-        </w:rPr>
-      </w:pPr>
-      <w:r>
-        <w:rPr>
-          <w:rFonts w:ascii="Yu Gothic" w:eastAsia="Yu Gothic" w:hAnsi="Yu Gothic" w:hint="eastAsia"/>
-          <w:sz w:val="21"/>
-          <w:szCs w:val="21"/>
-        </w:rPr>
-        <w:t>実際に取り入れたものは、会社訪問やInstagramで「みんなの提案でこう変えた」と学生に返す</w:t>
+          <w:rFonts w:ascii="游ゴシック" w:eastAsia="游ゴシック" w:hAnsi="游ゴシック" w:hint="eastAsia"/>
+          <w:sz w:val="21"/>
+          <w:szCs w:val="21"/>
+        </w:rPr>
+      </w:pPr>
+      <w:r>
+        <w:rPr>
+          <w:rFonts w:ascii="游ゴシック" w:eastAsia="游ゴシック" w:hAnsi="游ゴシック" w:hint="eastAsia"/>
+          <w:sz w:val="21"/>
+          <w:szCs w:val="21"/>
+        </w:rPr>
+        <w:t>実際に取り入れたものは、会社訪問や</w:t>
+      </w:r>
+      <w:r>
+        <w:rPr>
+          <w:rFonts w:ascii="游ゴシック" w:eastAsia="游ゴシック" w:hAnsi="游ゴシック" w:hint="eastAsia"/>
+          <w:sz w:val="21"/>
+          <w:szCs w:val="21"/>
+        </w:rPr>
+        <w:t>Instagram</w:t>
+      </w:r>
+      <w:r>
+        <w:rPr>
+          <w:rFonts w:ascii="游ゴシック" w:eastAsia="游ゴシック" w:hAnsi="游ゴシック" w:hint="eastAsia"/>
+          <w:sz w:val="21"/>
+          <w:szCs w:val="21"/>
+        </w:rPr>
+        <w:t>で「みんなの提案でこう変えた」と学生に返す</w:t>
       </w:r>
     </w:p>
     <w:p>
@@ -1779,14 +2327,14 @@
         </w:numPr>
         <w:spacing w:after="40"/>
         <w:rPr>
-          <w:rFonts w:ascii="Yu Gothic" w:eastAsia="Yu Gothic" w:hAnsi="Yu Gothic"/>
-          <w:sz w:val="21"/>
-          <w:szCs w:val="21"/>
-        </w:rPr>
-      </w:pPr>
-      <w:r>
-        <w:rPr>
-          <w:rFonts w:ascii="Yu Gothic" w:eastAsia="Yu Gothic" w:hAnsi="Yu Gothic" w:hint="eastAsia"/>
+          <w:rFonts w:ascii="游ゴシック" w:eastAsia="游ゴシック" w:hAnsi="游ゴシック" w:hint="eastAsia"/>
+          <w:sz w:val="21"/>
+          <w:szCs w:val="21"/>
+        </w:rPr>
+      </w:pPr>
+      <w:r>
+        <w:rPr>
+          <w:rFonts w:ascii="游ゴシック" w:eastAsia="游ゴシック" w:hAnsi="游ゴシック" w:hint="eastAsia"/>
           <w:sz w:val="21"/>
           <w:szCs w:val="21"/>
         </w:rPr>
@@ -1797,14 +2345,20 @@
       <w:pPr>
         <w:pStyle w:val="2"/>
         <w:rPr>
-          <w:rFonts w:ascii="Yu Gothic" w:eastAsia="Yu Gothic" w:hAnsi="Yu Gothic"/>
-        </w:rPr>
-      </w:pPr>
-      <w:r>
-        <w:rPr>
-          <w:rFonts w:ascii="Yu Gothic" w:eastAsia="Yu Gothic" w:hAnsi="Yu Gothic" w:hint="eastAsia"/>
-        </w:rPr>
-        <w:t>8. 確認事項</w:t>
+          <w:rFonts w:ascii="游ゴシック" w:eastAsia="游ゴシック" w:hAnsi="游ゴシック" w:hint="eastAsia"/>
+        </w:rPr>
+      </w:pPr>
+      <w:r>
+        <w:rPr>
+          <w:rFonts w:ascii="游ゴシック" w:eastAsia="游ゴシック" w:hAnsi="游ゴシック" w:hint="eastAsia"/>
+        </w:rPr>
+        <w:t xml:space="preserve">8. </w:t>
+      </w:r>
+      <w:r>
+        <w:rPr>
+          <w:rFonts w:ascii="游ゴシック" w:eastAsia="游ゴシック" w:hAnsi="游ゴシック" w:hint="eastAsia"/>
+        </w:rPr>
+        <w:t>確認事項</w:t>
       </w:r>
     </w:p>
     <w:p>
@@ -1815,14 +2369,14 @@
         </w:numPr>
         <w:spacing w:after="40"/>
         <w:rPr>
-          <w:rFonts w:ascii="Yu Gothic" w:eastAsia="Yu Gothic" w:hAnsi="Yu Gothic"/>
-          <w:sz w:val="21"/>
-          <w:szCs w:val="21"/>
-        </w:rPr>
-      </w:pPr>
-      <w:r>
-        <w:rPr>
-          <w:rFonts w:ascii="Yu Gothic" w:eastAsia="Yu Gothic" w:hAnsi="Yu Gothic" w:hint="eastAsia"/>
+          <w:rFonts w:ascii="游ゴシック" w:eastAsia="游ゴシック" w:hAnsi="游ゴシック" w:hint="eastAsia"/>
+          <w:sz w:val="21"/>
+          <w:szCs w:val="21"/>
+        </w:rPr>
+      </w:pPr>
+      <w:r>
+        <w:rPr>
+          <w:rFonts w:ascii="游ゴシック" w:eastAsia="游ゴシック" w:hAnsi="游ゴシック" w:hint="eastAsia"/>
           <w:sz w:val="21"/>
           <w:szCs w:val="21"/>
         </w:rPr>
@@ -1837,14 +2391,14 @@
         </w:numPr>
         <w:spacing w:after="40"/>
         <w:rPr>
-          <w:rFonts w:ascii="Yu Gothic" w:eastAsia="Yu Gothic" w:hAnsi="Yu Gothic"/>
-          <w:sz w:val="21"/>
-          <w:szCs w:val="21"/>
-        </w:rPr>
-      </w:pPr>
-      <w:r>
-        <w:rPr>
-          <w:rFonts w:ascii="Yu Gothic" w:eastAsia="Yu Gothic" w:hAnsi="Yu Gothic" w:hint="eastAsia"/>
+          <w:rFonts w:ascii="游ゴシック" w:eastAsia="游ゴシック" w:hAnsi="游ゴシック" w:hint="eastAsia"/>
+          <w:sz w:val="21"/>
+          <w:szCs w:val="21"/>
+        </w:rPr>
+      </w:pPr>
+      <w:r>
+        <w:rPr>
+          <w:rFonts w:ascii="游ゴシック" w:eastAsia="游ゴシック" w:hAnsi="游ゴシック" w:hint="eastAsia"/>
           <w:sz w:val="21"/>
           <w:szCs w:val="21"/>
         </w:rPr>
@@ -1859,14 +2413,14 @@
         </w:numPr>
         <w:spacing w:after="40"/>
         <w:rPr>
-          <w:rFonts w:ascii="Yu Gothic" w:eastAsia="Yu Gothic" w:hAnsi="Yu Gothic"/>
-          <w:sz w:val="21"/>
-          <w:szCs w:val="21"/>
-        </w:rPr>
-      </w:pPr>
-      <w:r>
-        <w:rPr>
-          <w:rFonts w:ascii="Yu Gothic" w:eastAsia="Yu Gothic" w:hAnsi="Yu Gothic" w:hint="eastAsia"/>
+          <w:rFonts w:ascii="游ゴシック" w:eastAsia="游ゴシック" w:hAnsi="游ゴシック" w:hint="eastAsia"/>
+          <w:sz w:val="21"/>
+          <w:szCs w:val="21"/>
+        </w:rPr>
+      </w:pPr>
+      <w:r>
+        <w:rPr>
+          <w:rFonts w:ascii="游ゴシック" w:eastAsia="游ゴシック" w:hAnsi="游ゴシック" w:hint="eastAsia"/>
           <w:sz w:val="21"/>
           <w:szCs w:val="21"/>
         </w:rPr>
@@ -1924,9 +2478,9 @@
 <file path=word/numbering.xml><?xml version="1.0" encoding="utf-8"?>
 <w:numbering xmlns:wpc="http://schemas.microsoft.com/office/word/2010/wordprocessingCanvas" xmlns:cx="http://schemas.microsoft.com/office/drawing/2014/chartex" xmlns:cx1="http://schemas.microsoft.com/office/drawing/2015/9/8/chartex" xmlns:cx2="http://schemas.microsoft.com/office/drawing/2015/10/21/chartex" xmlns:cx3="http://schemas.microsoft.com/office/drawing/2016/5/9/chartex" xmlns:cx4="http://schemas.microsoft.com/office/drawing/2016/5/10/chartex" xmlns:cx5="http://schemas.microsoft.com/office/drawing/2016/5/11/chartex" xmlns:cx6="http://schemas.microsoft.com/office/drawing/2016/5/12/chartex" xmlns:cx7="http://schemas.microsoft.com/office/drawing/2016/5/13/chartex" xmlns:cx8="http://schemas.microsoft.com/office/drawing/2016/5/14/chartex" xmlns:mc="http://schemas.openxmlformats.org/markup-compatibility/2006" xmlns:aink="http://schemas.microsoft.com/office/drawing/2016/ink" xmlns:am3d="http://schemas.microsoft.com/office/drawing/2017/model3d" xmlns:o="urn:schemas-microsoft-com:office:office" xmlns:oel="http://schemas.microsoft.com/office/2019/extlst" xmlns:r="http://schemas.openxmlformats.org/officeDocument/2006/relationships" xmlns:m="http://schemas.openxmlformats.org/officeDocument/2006/math" xmlns:v="urn:schemas-microsoft-com:vml" xmlns:wp14="http://schemas.microsoft.com/office/word/2010/wordprocessingDrawing" xmlns:wp="http://schemas.openxmlformats.org/drawingml/2006/wordprocessingDrawing" xmlns:w10="urn:schemas-microsoft-com:office:word" xmlns:w="http://schemas.openxmlformats.org/wordprocessingml/2006/main" xmlns:w14="http://schemas.microsoft.com/office/word/2010/wordml" xmlns:w15="http://schemas.microsoft.com/office/word/2012/wordml" xmlns:w16cex="http://schemas.microsoft.com/office/word/2018/wordml/cex" xmlns:w16cid="http://schemas.microsoft.com/office/word/2016/wordml/cid" xmlns:w16="http://schemas.microsoft.com/office/word/2018/wordml" xmlns:w16du="http://schemas.microsoft.com/office/word/2023/wordml/word16du" xmlns:w16sdtdh="http://schemas.microsoft.com/office/word/2020/wordml/sdtdatahash" xmlns:w16sdtfl="http://schemas.microsoft.com/office/word/2024/wordml/sdtformatlock" xmlns:w16se="http://schemas.microsoft.com/office/word/2015/wordml/symex" xmlns:wpg="http://schemas.microsoft.com/office/word/2010/wordprocessingGroup" xmlns:wpi="http://schemas.microsoft.com/office/word/2010/wordprocessingInk" xmlns:wne="http://schemas.microsoft.com/office/word/2006/wordml" xmlns:wps="http://schemas.microsoft.com/office/word/2010/wordprocessingShape" mc:Ignorable="w14 w15 w16se w16cid w16 w16cex w16sdtdh w16sdtfl w16du wp14">
   <w:abstractNum w:abstractNumId="0" w15:restartNumberingAfterBreak="0">
-    <w:nsid w:val="030A3A7E"/>
+    <w:nsid w:val="230B151F"/>
     <w:multiLevelType w:val="multilevel"/>
-    <w:tmpl w:val="57BC4542"/>
+    <w:tmpl w:val="F030EE32"/>
     <w:lvl w:ilvl="0">
       <w:start w:val="1"/>
       <w:numFmt w:val="bullet"/>
@@ -2073,9 +2627,9 @@
     </w:lvl>
   </w:abstractNum>
   <w:abstractNum w:abstractNumId="1" w15:restartNumberingAfterBreak="0">
-    <w:nsid w:val="084153F6"/>
+    <w:nsid w:val="257709BF"/>
     <w:multiLevelType w:val="multilevel"/>
-    <w:tmpl w:val="A05C5938"/>
+    <w:tmpl w:val="515EFFF2"/>
     <w:lvl w:ilvl="0">
       <w:start w:val="1"/>
       <w:numFmt w:val="bullet"/>
@@ -2222,9 +2776,9 @@
     </w:lvl>
   </w:abstractNum>
   <w:abstractNum w:abstractNumId="2" w15:restartNumberingAfterBreak="0">
-    <w:nsid w:val="14F3705F"/>
+    <w:nsid w:val="50DC3BC9"/>
     <w:multiLevelType w:val="multilevel"/>
-    <w:tmpl w:val="72F2175A"/>
+    <w:tmpl w:val="952E8978"/>
     <w:lvl w:ilvl="0">
       <w:start w:val="1"/>
       <w:numFmt w:val="bullet"/>
@@ -2371,9 +2925,9 @@
     </w:lvl>
   </w:abstractNum>
   <w:abstractNum w:abstractNumId="3" w15:restartNumberingAfterBreak="0">
-    <w:nsid w:val="50F3387A"/>
+    <w:nsid w:val="574B29C9"/>
     <w:multiLevelType w:val="multilevel"/>
-    <w:tmpl w:val="A3A45E6C"/>
+    <w:tmpl w:val="8DE2C2FA"/>
     <w:lvl w:ilvl="0">
       <w:start w:val="1"/>
       <w:numFmt w:val="bullet"/>
@@ -2520,9 +3074,9 @@
     </w:lvl>
   </w:abstractNum>
   <w:abstractNum w:abstractNumId="4" w15:restartNumberingAfterBreak="0">
-    <w:nsid w:val="51A97792"/>
+    <w:nsid w:val="6FF71785"/>
     <w:multiLevelType w:val="multilevel"/>
-    <w:tmpl w:val="B7A81B04"/>
+    <w:tmpl w:val="20D86796"/>
     <w:lvl w:ilvl="0">
       <w:start w:val="1"/>
       <w:numFmt w:val="bullet"/>
@@ -2669,9 +3223,9 @@
     </w:lvl>
   </w:abstractNum>
   <w:abstractNum w:abstractNumId="5" w15:restartNumberingAfterBreak="0">
-    <w:nsid w:val="72F27A91"/>
+    <w:nsid w:val="746E70AF"/>
     <w:multiLevelType w:val="multilevel"/>
-    <w:tmpl w:val="318AF8D8"/>
+    <w:tmpl w:val="8266E62C"/>
     <w:lvl w:ilvl="0">
       <w:start w:val="1"/>
       <w:numFmt w:val="bullet"/>
@@ -2818,9 +3372,9 @@
     </w:lvl>
   </w:abstractNum>
   <w:abstractNum w:abstractNumId="6" w15:restartNumberingAfterBreak="0">
-    <w:nsid w:val="738058EF"/>
+    <w:nsid w:val="7BEC5BD7"/>
     <w:multiLevelType w:val="multilevel"/>
-    <w:tmpl w:val="25C8AD84"/>
+    <w:tmpl w:val="3E2C67E6"/>
     <w:lvl w:ilvl="0">
       <w:start w:val="1"/>
       <w:numFmt w:val="bullet"/>
@@ -2966,25 +3520,25 @@
       </w:rPr>
     </w:lvl>
   </w:abstractNum>
-  <w:num w:numId="1" w16cid:durableId="82648659">
+  <w:num w:numId="1" w16cid:durableId="704326522">
+    <w:abstractNumId w:val="2"/>
+  </w:num>
+  <w:num w:numId="2" w16cid:durableId="1281374342">
+    <w:abstractNumId w:val="1"/>
+  </w:num>
+  <w:num w:numId="3" w16cid:durableId="1796364782">
     <w:abstractNumId w:val="5"/>
   </w:num>
-  <w:num w:numId="2" w16cid:durableId="562835429">
-    <w:abstractNumId w:val="1"/>
+  <w:num w:numId="4" w16cid:durableId="587927231">
+    <w:abstractNumId w:val="6"/>
   </w:num>
-  <w:num w:numId="3" w16cid:durableId="1898196979">
+  <w:num w:numId="5" w16cid:durableId="1278411795">
+    <w:abstractNumId w:val="3"/>
+  </w:num>
+  <w:num w:numId="6" w16cid:durableId="675503914">
     <w:abstractNumId w:val="4"/>
   </w:num>
-  <w:num w:numId="4" w16cid:durableId="1464157648">
-    <w:abstractNumId w:val="3"/>
-  </w:num>
-  <w:num w:numId="5" w16cid:durableId="122240347">
-    <w:abstractNumId w:val="6"/>
-  </w:num>
-  <w:num w:numId="6" w16cid:durableId="222647247">
-    <w:abstractNumId w:val="2"/>
-  </w:num>
-  <w:num w:numId="7" w16cid:durableId="802847184">
+  <w:num w:numId="7" w16cid:durableId="1582835914">
     <w:abstractNumId w:val="0"/>
   </w:num>
 </w:numbering>
@@ -3495,8 +4049,8 @@
       <w:spacing w:after="80"/>
     </w:pPr>
   </w:style>
-  <w:style w:type="paragraph" w:customStyle="1" w:styleId="11">
-    <w:name w:val="日付1"/>
+  <w:style w:type="paragraph" w:customStyle="1" w:styleId="date">
+    <w:name w:val="date"/>
     <w:basedOn w:val="a"/>
     <w:pPr>
       <w:spacing w:after="40"/>
@@ -3508,8 +4062,8 @@
       <w:szCs w:val="19"/>
     </w:rPr>
   </w:style>
-  <w:style w:type="paragraph" w:customStyle="1" w:styleId="12">
-    <w:name w:val="表題1"/>
+  <w:style w:type="paragraph" w:customStyle="1" w:styleId="title">
+    <w:name w:val="title"/>
     <w:basedOn w:val="a"/>
     <w:pPr>
       <w:spacing w:before="80" w:after="80"/>
@@ -3527,7 +4081,7 @@
     <w:link w:val="a4"/>
     <w:uiPriority w:val="99"/>
     <w:unhideWhenUsed/>
-    <w:rsid w:val="00CD6945"/>
+    <w:rsid w:val="000C4C6D"/>
     <w:pPr>
       <w:tabs>
         <w:tab w:val="center" w:pos="4252"/>
@@ -3541,7 +4095,7 @@
     <w:basedOn w:val="a0"/>
     <w:link w:val="a3"/>
     <w:uiPriority w:val="99"/>
-    <w:rsid w:val="00CD6945"/>
+    <w:rsid w:val="000C4C6D"/>
     <w:rPr>
       <w:rFonts w:ascii="ＭＳ Ｐゴシック" w:eastAsia="ＭＳ Ｐゴシック" w:hAnsi="ＭＳ Ｐゴシック" w:cs="ＭＳ Ｐゴシック"/>
       <w:sz w:val="24"/>
@@ -3554,7 +4108,7 @@
     <w:link w:val="a6"/>
     <w:uiPriority w:val="99"/>
     <w:unhideWhenUsed/>
-    <w:rsid w:val="00CD6945"/>
+    <w:rsid w:val="000C4C6D"/>
     <w:pPr>
       <w:tabs>
         <w:tab w:val="center" w:pos="4252"/>
@@ -3568,7 +4122,7 @@
     <w:basedOn w:val="a0"/>
     <w:link w:val="a5"/>
     <w:uiPriority w:val="99"/>
-    <w:rsid w:val="00CD6945"/>
+    <w:rsid w:val="000C4C6D"/>
     <w:rPr>
       <w:rFonts w:ascii="ＭＳ Ｐゴシック" w:eastAsia="ＭＳ Ｐゴシック" w:hAnsi="ＭＳ Ｐゴシック" w:cs="ＭＳ Ｐゴシック"/>
       <w:sz w:val="24"/>
